--- a/manuscripts/论文A_数据与检验.docx
+++ b/manuscripts/论文A_数据与检验.docx
@@ -3468,7 +3468,7 @@
           <w:color w:val="1F3A4A"/>
           <w:sz w:val="25"/>
         </w:rPr>
-        <w:t>5.2  障碍度方法与主障碍识别</w:t>
+        <w:t>5.2  障碍度方法与主障碍识别（含手算示范）</w:t>
       </w:r>
     </w:p>
     <w:p>
@@ -3481,7 +3481,1020 @@
           <w:b w:val="0"/>
           <w:sz w:val="21"/>
         </w:rPr>
-        <w:t>由 5.1 的 vₖ 计算障碍度份额 (1−vₖ)/Σ(1−vⱼ)，份额最大者为主障碍。该法对“高值在某侧、低值在另一侧”的城市最具分辨力：福州四环节标准化值在教育侧封顶（1.0、1.0）、产业侧偏低（0.858、0.681），障碍 100% 落在产业侧（产业转化 69%＋产业承接 31%）；厦门相反，93% 落在教育侧（供给规模 71%＋供给质量 22%）——主障碍清晰且稳健。</w:t>
+        <w:t>障碍度份额的含义是：某环节“离满分还差多少”，占该市“所有环节差距之和”的比例；份额最大的环节即“主障碍”。计算分三步（以 5.1 的标准化值 vₖ 为输入，理想值=1）：①偏离度 = 1−vₖ（离前沿差多少）；②总偏离 = Σ(1−vⱼ)（四环节差距相加）；③障碍度份额 = 偏离度 ÷ 总偏离。四环节份额必然加总为 100%。</w:t>
+      </w:r>
+    </w:p>
+    <w:p>
+      <w:pPr>
+        <w:spacing w:before="80" w:after="40" w:line="336" w:lineRule="auto"/>
+      </w:pPr>
+      <w:r>
+        <w:rPr>
+          <w:rFonts w:ascii="Songti SC" w:hAnsi="Songti SC" w:eastAsia="Songti SC"/>
+          <w:b/>
+          <w:sz w:val="20"/>
+        </w:rPr>
+        <w:t>示范①——福州（教育侧封顶、产业侧偏低，主障碍清晰）：</w:t>
+      </w:r>
+    </w:p>
+    <w:tbl>
+      <w:tblPr>
+        <w:tblStyle w:val="TableGrid"/>
+        <w:tblW w:type="auto" w:w="0"/>
+        <w:jc w:val="center"/>
+        <w:tblLook w:firstColumn="1" w:firstRow="1" w:lastColumn="0" w:lastRow="0" w:noHBand="0" w:noVBand="1" w:val="04A0"/>
+      </w:tblPr>
+      <w:tblGrid>
+        <w:gridCol w:w="2185"/>
+        <w:gridCol w:w="2185"/>
+        <w:gridCol w:w="2185"/>
+        <w:gridCol w:w="2185"/>
+      </w:tblGrid>
+      <w:tr>
+        <w:tc>
+          <w:tcPr>
+            <w:tcW w:type="dxa" w:w="1440"/>
+            <w:shd w:val="clear" w:fill="1F3A4A"/>
+          </w:tcPr>
+          <w:p>
+            <w:pPr>
+              <w:jc w:val="center"/>
+            </w:pPr>
+            <w:r>
+              <w:rPr>
+                <w:rFonts w:ascii="Heiti SC" w:hAnsi="Heiti SC" w:eastAsia="Heiti SC"/>
+                <w:b/>
+                <w:color w:val="FFFFFF"/>
+                <w:sz w:val="18"/>
+              </w:rPr>
+              <w:t>环节</w:t>
+            </w:r>
+          </w:p>
+        </w:tc>
+        <w:tc>
+          <w:tcPr>
+            <w:tcW w:type="dxa" w:w="2160"/>
+            <w:shd w:val="clear" w:fill="1F3A4A"/>
+          </w:tcPr>
+          <w:p>
+            <w:pPr>
+              <w:jc w:val="center"/>
+            </w:pPr>
+            <w:r>
+              <w:rPr>
+                <w:rFonts w:ascii="Heiti SC" w:hAnsi="Heiti SC" w:eastAsia="Heiti SC"/>
+                <w:b/>
+                <w:color w:val="FFFFFF"/>
+                <w:sz w:val="18"/>
+              </w:rPr>
+              <w:t>①标准化值 v</w:t>
+            </w:r>
+          </w:p>
+        </w:tc>
+        <w:tc>
+          <w:tcPr>
+            <w:tcW w:type="dxa" w:w="2880"/>
+            <w:shd w:val="clear" w:fill="1F3A4A"/>
+          </w:tcPr>
+          <w:p>
+            <w:pPr>
+              <w:jc w:val="center"/>
+            </w:pPr>
+            <w:r>
+              <w:rPr>
+                <w:rFonts w:ascii="Heiti SC" w:hAnsi="Heiti SC" w:eastAsia="Heiti SC"/>
+                <w:b/>
+                <w:color w:val="FFFFFF"/>
+                <w:sz w:val="18"/>
+              </w:rPr>
+              <w:t>②偏离度 = 1−v</w:t>
+            </w:r>
+          </w:p>
+        </w:tc>
+        <w:tc>
+          <w:tcPr>
+            <w:tcW w:type="dxa" w:w="3888"/>
+            <w:shd w:val="clear" w:fill="1F3A4A"/>
+          </w:tcPr>
+          <w:p>
+            <w:pPr>
+              <w:jc w:val="center"/>
+            </w:pPr>
+            <w:r>
+              <w:rPr>
+                <w:rFonts w:ascii="Heiti SC" w:hAnsi="Heiti SC" w:eastAsia="Heiti SC"/>
+                <w:b/>
+                <w:color w:val="FFFFFF"/>
+                <w:sz w:val="18"/>
+              </w:rPr>
+              <w:t>③障碍度% = 偏离÷总偏离</w:t>
+            </w:r>
+          </w:p>
+        </w:tc>
+      </w:tr>
+      <w:tr>
+        <w:tc>
+          <w:tcPr>
+            <w:tcW w:type="dxa" w:w="1440"/>
+          </w:tcPr>
+          <w:p>
+            <w:pPr>
+              <w:jc w:val="left"/>
+            </w:pPr>
+            <w:r>
+              <w:rPr>
+                <w:rFonts w:ascii="Songti SC" w:hAnsi="Songti SC" w:eastAsia="Songti SC"/>
+                <w:b w:val="0"/>
+                <w:sz w:val="18"/>
+              </w:rPr>
+              <w:t>供给规模</w:t>
+            </w:r>
+          </w:p>
+        </w:tc>
+        <w:tc>
+          <w:tcPr>
+            <w:tcW w:type="dxa" w:w="2160"/>
+          </w:tcPr>
+          <w:p>
+            <w:pPr>
+              <w:jc w:val="center"/>
+            </w:pPr>
+            <w:r>
+              <w:rPr>
+                <w:rFonts w:ascii="Songti SC" w:hAnsi="Songti SC" w:eastAsia="Songti SC"/>
+                <w:b w:val="0"/>
+                <w:sz w:val="18"/>
+              </w:rPr>
+              <w:t>1.000</w:t>
+            </w:r>
+          </w:p>
+        </w:tc>
+        <w:tc>
+          <w:tcPr>
+            <w:tcW w:type="dxa" w:w="2880"/>
+          </w:tcPr>
+          <w:p>
+            <w:pPr>
+              <w:jc w:val="center"/>
+            </w:pPr>
+            <w:r>
+              <w:rPr>
+                <w:rFonts w:ascii="Songti SC" w:hAnsi="Songti SC" w:eastAsia="Songti SC"/>
+                <w:b w:val="0"/>
+                <w:sz w:val="18"/>
+              </w:rPr>
+              <w:t>1−1.000 = 0.000</w:t>
+            </w:r>
+          </w:p>
+        </w:tc>
+        <w:tc>
+          <w:tcPr>
+            <w:tcW w:type="dxa" w:w="3888"/>
+          </w:tcPr>
+          <w:p>
+            <w:pPr>
+              <w:jc w:val="center"/>
+            </w:pPr>
+            <w:r>
+              <w:rPr>
+                <w:rFonts w:ascii="Songti SC" w:hAnsi="Songti SC" w:eastAsia="Songti SC"/>
+                <w:b w:val="0"/>
+                <w:sz w:val="18"/>
+              </w:rPr>
+              <w:t>0.000 ÷ 0.461 = 0.0%</w:t>
+            </w:r>
+          </w:p>
+        </w:tc>
+      </w:tr>
+      <w:tr>
+        <w:tc>
+          <w:tcPr>
+            <w:tcW w:type="dxa" w:w="1440"/>
+            <w:shd w:val="clear" w:fill="F2F5F7"/>
+          </w:tcPr>
+          <w:p>
+            <w:pPr>
+              <w:jc w:val="left"/>
+            </w:pPr>
+            <w:r>
+              <w:rPr>
+                <w:rFonts w:ascii="Songti SC" w:hAnsi="Songti SC" w:eastAsia="Songti SC"/>
+                <w:b w:val="0"/>
+                <w:sz w:val="18"/>
+              </w:rPr>
+              <w:t>供给质量</w:t>
+            </w:r>
+          </w:p>
+        </w:tc>
+        <w:tc>
+          <w:tcPr>
+            <w:tcW w:type="dxa" w:w="2160"/>
+            <w:shd w:val="clear" w:fill="F2F5F7"/>
+          </w:tcPr>
+          <w:p>
+            <w:pPr>
+              <w:jc w:val="center"/>
+            </w:pPr>
+            <w:r>
+              <w:rPr>
+                <w:rFonts w:ascii="Songti SC" w:hAnsi="Songti SC" w:eastAsia="Songti SC"/>
+                <w:b w:val="0"/>
+                <w:sz w:val="18"/>
+              </w:rPr>
+              <w:t>1.000</w:t>
+            </w:r>
+          </w:p>
+        </w:tc>
+        <w:tc>
+          <w:tcPr>
+            <w:tcW w:type="dxa" w:w="2880"/>
+            <w:shd w:val="clear" w:fill="F2F5F7"/>
+          </w:tcPr>
+          <w:p>
+            <w:pPr>
+              <w:jc w:val="center"/>
+            </w:pPr>
+            <w:r>
+              <w:rPr>
+                <w:rFonts w:ascii="Songti SC" w:hAnsi="Songti SC" w:eastAsia="Songti SC"/>
+                <w:b w:val="0"/>
+                <w:sz w:val="18"/>
+              </w:rPr>
+              <w:t>1−1.000 = 0.000</w:t>
+            </w:r>
+          </w:p>
+        </w:tc>
+        <w:tc>
+          <w:tcPr>
+            <w:tcW w:type="dxa" w:w="3888"/>
+            <w:shd w:val="clear" w:fill="F2F5F7"/>
+          </w:tcPr>
+          <w:p>
+            <w:pPr>
+              <w:jc w:val="center"/>
+            </w:pPr>
+            <w:r>
+              <w:rPr>
+                <w:rFonts w:ascii="Songti SC" w:hAnsi="Songti SC" w:eastAsia="Songti SC"/>
+                <w:b w:val="0"/>
+                <w:sz w:val="18"/>
+              </w:rPr>
+              <w:t>0.000 ÷ 0.461 = 0.0%</w:t>
+            </w:r>
+          </w:p>
+        </w:tc>
+      </w:tr>
+      <w:tr>
+        <w:tc>
+          <w:tcPr>
+            <w:tcW w:type="dxa" w:w="1440"/>
+          </w:tcPr>
+          <w:p>
+            <w:pPr>
+              <w:jc w:val="left"/>
+            </w:pPr>
+            <w:r>
+              <w:rPr>
+                <w:rFonts w:ascii="Songti SC" w:hAnsi="Songti SC" w:eastAsia="Songti SC"/>
+                <w:b w:val="0"/>
+                <w:sz w:val="18"/>
+              </w:rPr>
+              <w:t>产业承接</w:t>
+            </w:r>
+          </w:p>
+        </w:tc>
+        <w:tc>
+          <w:tcPr>
+            <w:tcW w:type="dxa" w:w="2160"/>
+          </w:tcPr>
+          <w:p>
+            <w:pPr>
+              <w:jc w:val="center"/>
+            </w:pPr>
+            <w:r>
+              <w:rPr>
+                <w:rFonts w:ascii="Songti SC" w:hAnsi="Songti SC" w:eastAsia="Songti SC"/>
+                <w:b w:val="0"/>
+                <w:sz w:val="18"/>
+              </w:rPr>
+              <w:t>0.858</w:t>
+            </w:r>
+          </w:p>
+        </w:tc>
+        <w:tc>
+          <w:tcPr>
+            <w:tcW w:type="dxa" w:w="2880"/>
+          </w:tcPr>
+          <w:p>
+            <w:pPr>
+              <w:jc w:val="center"/>
+            </w:pPr>
+            <w:r>
+              <w:rPr>
+                <w:rFonts w:ascii="Songti SC" w:hAnsi="Songti SC" w:eastAsia="Songti SC"/>
+                <w:b w:val="0"/>
+                <w:sz w:val="18"/>
+              </w:rPr>
+              <w:t>1−0.858 = 0.142</w:t>
+            </w:r>
+          </w:p>
+        </w:tc>
+        <w:tc>
+          <w:tcPr>
+            <w:tcW w:type="dxa" w:w="3888"/>
+          </w:tcPr>
+          <w:p>
+            <w:pPr>
+              <w:jc w:val="center"/>
+            </w:pPr>
+            <w:r>
+              <w:rPr>
+                <w:rFonts w:ascii="Songti SC" w:hAnsi="Songti SC" w:eastAsia="Songti SC"/>
+                <w:b w:val="0"/>
+                <w:sz w:val="18"/>
+              </w:rPr>
+              <w:t>0.142 ÷ 0.461 = 30.8%</w:t>
+            </w:r>
+          </w:p>
+        </w:tc>
+      </w:tr>
+      <w:tr>
+        <w:tc>
+          <w:tcPr>
+            <w:tcW w:type="dxa" w:w="1440"/>
+            <w:shd w:val="clear" w:fill="F2F5F7"/>
+          </w:tcPr>
+          <w:p>
+            <w:pPr>
+              <w:jc w:val="left"/>
+            </w:pPr>
+            <w:r>
+              <w:rPr>
+                <w:rFonts w:ascii="Songti SC" w:hAnsi="Songti SC" w:eastAsia="Songti SC"/>
+                <w:b w:val="0"/>
+                <w:sz w:val="18"/>
+              </w:rPr>
+              <w:t>产业转化</w:t>
+            </w:r>
+          </w:p>
+        </w:tc>
+        <w:tc>
+          <w:tcPr>
+            <w:tcW w:type="dxa" w:w="2160"/>
+            <w:shd w:val="clear" w:fill="F2F5F7"/>
+          </w:tcPr>
+          <w:p>
+            <w:pPr>
+              <w:jc w:val="center"/>
+            </w:pPr>
+            <w:r>
+              <w:rPr>
+                <w:rFonts w:ascii="Songti SC" w:hAnsi="Songti SC" w:eastAsia="Songti SC"/>
+                <w:b w:val="0"/>
+                <w:sz w:val="18"/>
+              </w:rPr>
+              <w:t>0.681</w:t>
+            </w:r>
+          </w:p>
+        </w:tc>
+        <w:tc>
+          <w:tcPr>
+            <w:tcW w:type="dxa" w:w="2880"/>
+            <w:shd w:val="clear" w:fill="F2F5F7"/>
+          </w:tcPr>
+          <w:p>
+            <w:pPr>
+              <w:jc w:val="center"/>
+            </w:pPr>
+            <w:r>
+              <w:rPr>
+                <w:rFonts w:ascii="Songti SC" w:hAnsi="Songti SC" w:eastAsia="Songti SC"/>
+                <w:b w:val="0"/>
+                <w:sz w:val="18"/>
+              </w:rPr>
+              <w:t>1−0.681 = 0.319</w:t>
+            </w:r>
+          </w:p>
+        </w:tc>
+        <w:tc>
+          <w:tcPr>
+            <w:tcW w:type="dxa" w:w="3888"/>
+            <w:shd w:val="clear" w:fill="F2F5F7"/>
+          </w:tcPr>
+          <w:p>
+            <w:pPr>
+              <w:jc w:val="center"/>
+            </w:pPr>
+            <w:r>
+              <w:rPr>
+                <w:rFonts w:ascii="Songti SC" w:hAnsi="Songti SC" w:eastAsia="Songti SC"/>
+                <w:b w:val="0"/>
+                <w:sz w:val="18"/>
+              </w:rPr>
+              <w:t>0.319 ÷ 0.461 = 69.2%</w:t>
+            </w:r>
+          </w:p>
+        </w:tc>
+      </w:tr>
+      <w:tr>
+        <w:tc>
+          <w:tcPr>
+            <w:tcW w:type="dxa" w:w="1440"/>
+          </w:tcPr>
+          <w:p>
+            <w:pPr>
+              <w:jc w:val="left"/>
+            </w:pPr>
+            <w:r>
+              <w:rPr>
+                <w:rFonts w:ascii="Songti SC" w:hAnsi="Songti SC" w:eastAsia="Songti SC"/>
+                <w:b w:val="0"/>
+                <w:sz w:val="18"/>
+              </w:rPr>
+              <w:t>合计</w:t>
+            </w:r>
+          </w:p>
+        </w:tc>
+        <w:tc>
+          <w:tcPr>
+            <w:tcW w:type="dxa" w:w="2160"/>
+          </w:tcPr>
+          <w:p>
+            <w:pPr>
+              <w:jc w:val="center"/>
+            </w:pPr>
+            <w:r>
+              <w:rPr>
+                <w:rFonts w:ascii="Songti SC" w:hAnsi="Songti SC" w:eastAsia="Songti SC"/>
+                <w:b w:val="0"/>
+                <w:sz w:val="18"/>
+              </w:rPr>
+              <w:t>—</w:t>
+            </w:r>
+          </w:p>
+        </w:tc>
+        <w:tc>
+          <w:tcPr>
+            <w:tcW w:type="dxa" w:w="2880"/>
+          </w:tcPr>
+          <w:p>
+            <w:pPr>
+              <w:jc w:val="center"/>
+            </w:pPr>
+            <w:r>
+              <w:rPr>
+                <w:rFonts w:ascii="Songti SC" w:hAnsi="Songti SC" w:eastAsia="Songti SC"/>
+                <w:b w:val="0"/>
+                <w:sz w:val="18"/>
+              </w:rPr>
+              <w:t>0.461（总偏离）</w:t>
+            </w:r>
+          </w:p>
+        </w:tc>
+        <w:tc>
+          <w:tcPr>
+            <w:tcW w:type="dxa" w:w="3888"/>
+          </w:tcPr>
+          <w:p>
+            <w:pPr>
+              <w:jc w:val="center"/>
+            </w:pPr>
+            <w:r>
+              <w:rPr>
+                <w:rFonts w:ascii="Songti SC" w:hAnsi="Songti SC" w:eastAsia="Songti SC"/>
+                <w:b w:val="0"/>
+                <w:sz w:val="18"/>
+              </w:rPr>
+              <w:t>100%</w:t>
+            </w:r>
+          </w:p>
+        </w:tc>
+      </w:tr>
+    </w:tbl>
+    <w:p>
+      <w:pPr>
+        <w:spacing w:before="40" w:after="80" w:line="336" w:lineRule="auto"/>
+      </w:pPr>
+      <w:r>
+        <w:rPr>
+          <w:rFonts w:ascii="Songti SC" w:hAnsi="Songti SC" w:eastAsia="Songti SC"/>
+          <w:b w:val="0"/>
+          <w:sz w:val="19"/>
+        </w:rPr>
+        <w:t>福州教育两环节已达前沿（偏离 0 → 障碍 0%），失调全部来自产业侧，其中产业转化占总差距 69.2% → 主障碍=产业转化。</w:t>
+      </w:r>
+    </w:p>
+    <w:p>
+      <w:pPr>
+        <w:spacing w:before="80" w:after="40" w:line="336" w:lineRule="auto"/>
+      </w:pPr>
+      <w:r>
+        <w:rPr>
+          <w:rFonts w:ascii="Songti SC" w:hAnsi="Songti SC" w:eastAsia="Songti SC"/>
+          <w:b/>
+          <w:sz w:val="20"/>
+        </w:rPr>
+        <w:t>示范②——龙岩（四环节同步偏低，份额趋同，主障碍为弱信号）：</w:t>
+      </w:r>
+    </w:p>
+    <w:tbl>
+      <w:tblPr>
+        <w:tblStyle w:val="TableGrid"/>
+        <w:tblW w:type="auto" w:w="0"/>
+        <w:jc w:val="center"/>
+        <w:tblLook w:firstColumn="1" w:firstRow="1" w:lastColumn="0" w:lastRow="0" w:noHBand="0" w:noVBand="1" w:val="04A0"/>
+      </w:tblPr>
+      <w:tblGrid>
+        <w:gridCol w:w="2185"/>
+        <w:gridCol w:w="2185"/>
+        <w:gridCol w:w="2185"/>
+        <w:gridCol w:w="2185"/>
+      </w:tblGrid>
+      <w:tr>
+        <w:tc>
+          <w:tcPr>
+            <w:tcW w:type="dxa" w:w="1440"/>
+            <w:shd w:val="clear" w:fill="1F3A4A"/>
+          </w:tcPr>
+          <w:p>
+            <w:pPr>
+              <w:jc w:val="center"/>
+            </w:pPr>
+            <w:r>
+              <w:rPr>
+                <w:rFonts w:ascii="Heiti SC" w:hAnsi="Heiti SC" w:eastAsia="Heiti SC"/>
+                <w:b/>
+                <w:color w:val="FFFFFF"/>
+                <w:sz w:val="18"/>
+              </w:rPr>
+              <w:t>环节</w:t>
+            </w:r>
+          </w:p>
+        </w:tc>
+        <w:tc>
+          <w:tcPr>
+            <w:tcW w:type="dxa" w:w="2160"/>
+            <w:shd w:val="clear" w:fill="1F3A4A"/>
+          </w:tcPr>
+          <w:p>
+            <w:pPr>
+              <w:jc w:val="center"/>
+            </w:pPr>
+            <w:r>
+              <w:rPr>
+                <w:rFonts w:ascii="Heiti SC" w:hAnsi="Heiti SC" w:eastAsia="Heiti SC"/>
+                <w:b/>
+                <w:color w:val="FFFFFF"/>
+                <w:sz w:val="18"/>
+              </w:rPr>
+              <w:t>①标准化值 v</w:t>
+            </w:r>
+          </w:p>
+        </w:tc>
+        <w:tc>
+          <w:tcPr>
+            <w:tcW w:type="dxa" w:w="2880"/>
+            <w:shd w:val="clear" w:fill="1F3A4A"/>
+          </w:tcPr>
+          <w:p>
+            <w:pPr>
+              <w:jc w:val="center"/>
+            </w:pPr>
+            <w:r>
+              <w:rPr>
+                <w:rFonts w:ascii="Heiti SC" w:hAnsi="Heiti SC" w:eastAsia="Heiti SC"/>
+                <w:b/>
+                <w:color w:val="FFFFFF"/>
+                <w:sz w:val="18"/>
+              </w:rPr>
+              <w:t>②偏离度 = 1−v</w:t>
+            </w:r>
+          </w:p>
+        </w:tc>
+        <w:tc>
+          <w:tcPr>
+            <w:tcW w:type="dxa" w:w="3888"/>
+            <w:shd w:val="clear" w:fill="1F3A4A"/>
+          </w:tcPr>
+          <w:p>
+            <w:pPr>
+              <w:jc w:val="center"/>
+            </w:pPr>
+            <w:r>
+              <w:rPr>
+                <w:rFonts w:ascii="Heiti SC" w:hAnsi="Heiti SC" w:eastAsia="Heiti SC"/>
+                <w:b/>
+                <w:color w:val="FFFFFF"/>
+                <w:sz w:val="18"/>
+              </w:rPr>
+              <w:t>③障碍度% = 偏离÷总偏离</w:t>
+            </w:r>
+          </w:p>
+        </w:tc>
+      </w:tr>
+      <w:tr>
+        <w:tc>
+          <w:tcPr>
+            <w:tcW w:type="dxa" w:w="1440"/>
+          </w:tcPr>
+          <w:p>
+            <w:pPr>
+              <w:jc w:val="left"/>
+            </w:pPr>
+            <w:r>
+              <w:rPr>
+                <w:rFonts w:ascii="Songti SC" w:hAnsi="Songti SC" w:eastAsia="Songti SC"/>
+                <w:b w:val="0"/>
+                <w:sz w:val="18"/>
+              </w:rPr>
+              <w:t>供给规模</w:t>
+            </w:r>
+          </w:p>
+        </w:tc>
+        <w:tc>
+          <w:tcPr>
+            <w:tcW w:type="dxa" w:w="2160"/>
+          </w:tcPr>
+          <w:p>
+            <w:pPr>
+              <w:jc w:val="center"/>
+            </w:pPr>
+            <w:r>
+              <w:rPr>
+                <w:rFonts w:ascii="Songti SC" w:hAnsi="Songti SC" w:eastAsia="Songti SC"/>
+                <w:b w:val="0"/>
+                <w:sz w:val="18"/>
+              </w:rPr>
+              <w:t>0.120</w:t>
+            </w:r>
+          </w:p>
+        </w:tc>
+        <w:tc>
+          <w:tcPr>
+            <w:tcW w:type="dxa" w:w="2880"/>
+          </w:tcPr>
+          <w:p>
+            <w:pPr>
+              <w:jc w:val="center"/>
+            </w:pPr>
+            <w:r>
+              <w:rPr>
+                <w:rFonts w:ascii="Songti SC" w:hAnsi="Songti SC" w:eastAsia="Songti SC"/>
+                <w:b w:val="0"/>
+                <w:sz w:val="18"/>
+              </w:rPr>
+              <w:t>1−0.120 = 0.880</w:t>
+            </w:r>
+          </w:p>
+        </w:tc>
+        <w:tc>
+          <w:tcPr>
+            <w:tcW w:type="dxa" w:w="3888"/>
+          </w:tcPr>
+          <w:p>
+            <w:pPr>
+              <w:jc w:val="center"/>
+            </w:pPr>
+            <w:r>
+              <w:rPr>
+                <w:rFonts w:ascii="Songti SC" w:hAnsi="Songti SC" w:eastAsia="Songti SC"/>
+                <w:b w:val="0"/>
+                <w:sz w:val="18"/>
+              </w:rPr>
+              <w:t>0.880 ÷ 3.621 = 24.3%</w:t>
+            </w:r>
+          </w:p>
+        </w:tc>
+      </w:tr>
+      <w:tr>
+        <w:tc>
+          <w:tcPr>
+            <w:tcW w:type="dxa" w:w="1440"/>
+            <w:shd w:val="clear" w:fill="F2F5F7"/>
+          </w:tcPr>
+          <w:p>
+            <w:pPr>
+              <w:jc w:val="left"/>
+            </w:pPr>
+            <w:r>
+              <w:rPr>
+                <w:rFonts w:ascii="Songti SC" w:hAnsi="Songti SC" w:eastAsia="Songti SC"/>
+                <w:b w:val="0"/>
+                <w:sz w:val="18"/>
+              </w:rPr>
+              <w:t>供给质量</w:t>
+            </w:r>
+          </w:p>
+        </w:tc>
+        <w:tc>
+          <w:tcPr>
+            <w:tcW w:type="dxa" w:w="2160"/>
+            <w:shd w:val="clear" w:fill="F2F5F7"/>
+          </w:tcPr>
+          <w:p>
+            <w:pPr>
+              <w:jc w:val="center"/>
+            </w:pPr>
+            <w:r>
+              <w:rPr>
+                <w:rFonts w:ascii="Songti SC" w:hAnsi="Songti SC" w:eastAsia="Songti SC"/>
+                <w:b w:val="0"/>
+                <w:sz w:val="18"/>
+              </w:rPr>
+              <w:t>0.046</w:t>
+            </w:r>
+          </w:p>
+        </w:tc>
+        <w:tc>
+          <w:tcPr>
+            <w:tcW w:type="dxa" w:w="2880"/>
+            <w:shd w:val="clear" w:fill="F2F5F7"/>
+          </w:tcPr>
+          <w:p>
+            <w:pPr>
+              <w:jc w:val="center"/>
+            </w:pPr>
+            <w:r>
+              <w:rPr>
+                <w:rFonts w:ascii="Songti SC" w:hAnsi="Songti SC" w:eastAsia="Songti SC"/>
+                <w:b w:val="0"/>
+                <w:sz w:val="18"/>
+              </w:rPr>
+              <w:t>1−0.046 = 0.954</w:t>
+            </w:r>
+          </w:p>
+        </w:tc>
+        <w:tc>
+          <w:tcPr>
+            <w:tcW w:type="dxa" w:w="3888"/>
+            <w:shd w:val="clear" w:fill="F2F5F7"/>
+          </w:tcPr>
+          <w:p>
+            <w:pPr>
+              <w:jc w:val="center"/>
+            </w:pPr>
+            <w:r>
+              <w:rPr>
+                <w:rFonts w:ascii="Songti SC" w:hAnsi="Songti SC" w:eastAsia="Songti SC"/>
+                <w:b w:val="0"/>
+                <w:sz w:val="18"/>
+              </w:rPr>
+              <w:t>0.954 ÷ 3.621 = 26.3%</w:t>
+            </w:r>
+          </w:p>
+        </w:tc>
+      </w:tr>
+      <w:tr>
+        <w:tc>
+          <w:tcPr>
+            <w:tcW w:type="dxa" w:w="1440"/>
+          </w:tcPr>
+          <w:p>
+            <w:pPr>
+              <w:jc w:val="left"/>
+            </w:pPr>
+            <w:r>
+              <w:rPr>
+                <w:rFonts w:ascii="Songti SC" w:hAnsi="Songti SC" w:eastAsia="Songti SC"/>
+                <w:b w:val="0"/>
+                <w:sz w:val="18"/>
+              </w:rPr>
+              <w:t>产业承接</w:t>
+            </w:r>
+          </w:p>
+        </w:tc>
+        <w:tc>
+          <w:tcPr>
+            <w:tcW w:type="dxa" w:w="2160"/>
+          </w:tcPr>
+          <w:p>
+            <w:pPr>
+              <w:jc w:val="center"/>
+            </w:pPr>
+            <w:r>
+              <w:rPr>
+                <w:rFonts w:ascii="Songti SC" w:hAnsi="Songti SC" w:eastAsia="Songti SC"/>
+                <w:b w:val="0"/>
+                <w:sz w:val="18"/>
+              </w:rPr>
+              <w:t>0.111</w:t>
+            </w:r>
+          </w:p>
+        </w:tc>
+        <w:tc>
+          <w:tcPr>
+            <w:tcW w:type="dxa" w:w="2880"/>
+          </w:tcPr>
+          <w:p>
+            <w:pPr>
+              <w:jc w:val="center"/>
+            </w:pPr>
+            <w:r>
+              <w:rPr>
+                <w:rFonts w:ascii="Songti SC" w:hAnsi="Songti SC" w:eastAsia="Songti SC"/>
+                <w:b w:val="0"/>
+                <w:sz w:val="18"/>
+              </w:rPr>
+              <w:t>1−0.111 = 0.889</w:t>
+            </w:r>
+          </w:p>
+        </w:tc>
+        <w:tc>
+          <w:tcPr>
+            <w:tcW w:type="dxa" w:w="3888"/>
+          </w:tcPr>
+          <w:p>
+            <w:pPr>
+              <w:jc w:val="center"/>
+            </w:pPr>
+            <w:r>
+              <w:rPr>
+                <w:rFonts w:ascii="Songti SC" w:hAnsi="Songti SC" w:eastAsia="Songti SC"/>
+                <w:b w:val="0"/>
+                <w:sz w:val="18"/>
+              </w:rPr>
+              <w:t>0.889 ÷ 3.621 = 24.6%</w:t>
+            </w:r>
+          </w:p>
+        </w:tc>
+      </w:tr>
+      <w:tr>
+        <w:tc>
+          <w:tcPr>
+            <w:tcW w:type="dxa" w:w="1440"/>
+            <w:shd w:val="clear" w:fill="F2F5F7"/>
+          </w:tcPr>
+          <w:p>
+            <w:pPr>
+              <w:jc w:val="left"/>
+            </w:pPr>
+            <w:r>
+              <w:rPr>
+                <w:rFonts w:ascii="Songti SC" w:hAnsi="Songti SC" w:eastAsia="Songti SC"/>
+                <w:b w:val="0"/>
+                <w:sz w:val="18"/>
+              </w:rPr>
+              <w:t>产业转化</w:t>
+            </w:r>
+          </w:p>
+        </w:tc>
+        <w:tc>
+          <w:tcPr>
+            <w:tcW w:type="dxa" w:w="2160"/>
+            <w:shd w:val="clear" w:fill="F2F5F7"/>
+          </w:tcPr>
+          <w:p>
+            <w:pPr>
+              <w:jc w:val="center"/>
+            </w:pPr>
+            <w:r>
+              <w:rPr>
+                <w:rFonts w:ascii="Songti SC" w:hAnsi="Songti SC" w:eastAsia="Songti SC"/>
+                <w:b w:val="0"/>
+                <w:sz w:val="18"/>
+              </w:rPr>
+              <w:t>0.102</w:t>
+            </w:r>
+          </w:p>
+        </w:tc>
+        <w:tc>
+          <w:tcPr>
+            <w:tcW w:type="dxa" w:w="2880"/>
+            <w:shd w:val="clear" w:fill="F2F5F7"/>
+          </w:tcPr>
+          <w:p>
+            <w:pPr>
+              <w:jc w:val="center"/>
+            </w:pPr>
+            <w:r>
+              <w:rPr>
+                <w:rFonts w:ascii="Songti SC" w:hAnsi="Songti SC" w:eastAsia="Songti SC"/>
+                <w:b w:val="0"/>
+                <w:sz w:val="18"/>
+              </w:rPr>
+              <w:t>1−0.102 = 0.898</w:t>
+            </w:r>
+          </w:p>
+        </w:tc>
+        <w:tc>
+          <w:tcPr>
+            <w:tcW w:type="dxa" w:w="3888"/>
+            <w:shd w:val="clear" w:fill="F2F5F7"/>
+          </w:tcPr>
+          <w:p>
+            <w:pPr>
+              <w:jc w:val="center"/>
+            </w:pPr>
+            <w:r>
+              <w:rPr>
+                <w:rFonts w:ascii="Songti SC" w:hAnsi="Songti SC" w:eastAsia="Songti SC"/>
+                <w:b w:val="0"/>
+                <w:sz w:val="18"/>
+              </w:rPr>
+              <w:t>0.898 ÷ 3.621 = 24.8%</w:t>
+            </w:r>
+          </w:p>
+        </w:tc>
+      </w:tr>
+      <w:tr>
+        <w:tc>
+          <w:tcPr>
+            <w:tcW w:type="dxa" w:w="1440"/>
+          </w:tcPr>
+          <w:p>
+            <w:pPr>
+              <w:jc w:val="left"/>
+            </w:pPr>
+            <w:r>
+              <w:rPr>
+                <w:rFonts w:ascii="Songti SC" w:hAnsi="Songti SC" w:eastAsia="Songti SC"/>
+                <w:b w:val="0"/>
+                <w:sz w:val="18"/>
+              </w:rPr>
+              <w:t>合计</w:t>
+            </w:r>
+          </w:p>
+        </w:tc>
+        <w:tc>
+          <w:tcPr>
+            <w:tcW w:type="dxa" w:w="2160"/>
+          </w:tcPr>
+          <w:p>
+            <w:pPr>
+              <w:jc w:val="center"/>
+            </w:pPr>
+            <w:r>
+              <w:rPr>
+                <w:rFonts w:ascii="Songti SC" w:hAnsi="Songti SC" w:eastAsia="Songti SC"/>
+                <w:b w:val="0"/>
+                <w:sz w:val="18"/>
+              </w:rPr>
+              <w:t>—</w:t>
+            </w:r>
+          </w:p>
+        </w:tc>
+        <w:tc>
+          <w:tcPr>
+            <w:tcW w:type="dxa" w:w="2880"/>
+          </w:tcPr>
+          <w:p>
+            <w:pPr>
+              <w:jc w:val="center"/>
+            </w:pPr>
+            <w:r>
+              <w:rPr>
+                <w:rFonts w:ascii="Songti SC" w:hAnsi="Songti SC" w:eastAsia="Songti SC"/>
+                <w:b w:val="0"/>
+                <w:sz w:val="18"/>
+              </w:rPr>
+              <w:t>3.621（总偏离）</w:t>
+            </w:r>
+          </w:p>
+        </w:tc>
+        <w:tc>
+          <w:tcPr>
+            <w:tcW w:type="dxa" w:w="3888"/>
+          </w:tcPr>
+          <w:p>
+            <w:pPr>
+              <w:jc w:val="center"/>
+            </w:pPr>
+            <w:r>
+              <w:rPr>
+                <w:rFonts w:ascii="Songti SC" w:hAnsi="Songti SC" w:eastAsia="Songti SC"/>
+                <w:b w:val="0"/>
+                <w:sz w:val="18"/>
+              </w:rPr>
+              <w:t>100%</w:t>
+            </w:r>
+          </w:p>
+        </w:tc>
+      </w:tr>
+    </w:tbl>
+    <w:p>
+      <w:pPr>
+        <w:spacing w:before="40" w:after="80" w:line="336" w:lineRule="auto"/>
+      </w:pPr>
+      <w:r>
+        <w:rPr>
+          <w:rFonts w:ascii="Songti SC" w:hAnsi="Songti SC" w:eastAsia="Songti SC"/>
+          <w:b w:val="0"/>
+          <w:sz w:val="19"/>
+        </w:rPr>
+        <w:t>龙岩四环节 vₖ 都很低（0.05–0.12）→ 偏离度都大且彼此接近（0.88–0.95）→ 除以总偏离后各≈25%。这正是腹地“各占 25%”的来历：不是巧合，而是四环节差得差不多（故其主障碍判为弱信号，见 5.3）。</w:t>
+      </w:r>
+    </w:p>
+    <w:p>
+      <w:pPr>
+        <w:spacing w:before="80" w:after="80" w:line="336" w:lineRule="auto"/>
+      </w:pPr>
+      <w:r>
+        <w:rPr>
+          <w:rFonts w:ascii="Songti SC" w:hAnsi="Songti SC" w:eastAsia="Songti SC"/>
+          <w:b w:val="0"/>
+          <w:sz w:val="19"/>
+        </w:rPr>
+        <w:t>两点补充：①vₖ 来自该环节人均值在全样本（9市×6年）的 min-max 位置，0=最低、1=前沿；②学术式“障碍度=因子贡献度×指标偏离度”中，贡献度=权重×偏离度，本文四环节等权（各 1/4），归一化时 1/4 上下抵消，故份额 = (1−vₖ)/Σ(1−vⱼ)——等权下权重不影响份额。</w:t>
       </w:r>
     </w:p>
     <w:p>

--- a/manuscripts/论文A_数据与检验.docx
+++ b/manuscripts/论文A_数据与检验.docx
@@ -4645,6 +4645,958 @@
     </w:p>
     <w:p>
       <w:pPr>
+        <w:spacing w:before="100" w:after="80" w:line="336" w:lineRule="auto"/>
+      </w:pPr>
+      <w:r>
+        <w:rPr>
+          <w:rFonts w:ascii="Songti SC" w:hAnsi="Songti SC" w:eastAsia="Songti SC"/>
+          <w:b w:val="0"/>
+          <w:sz w:val="21"/>
+        </w:rPr>
+        <w:t>修正落地——双轨障碍诊断：保留全样本 min-max（轨A，衡量“离全省前沿差距”）的同时，剔除福州、厦门后对腹地 7 市组内重新标准化（轨B，衡量“腹地内部相对短板”）。轨B 消除双核极值压缩，腹地极差大幅放大，原本“弱信号”的龙岩、三明、南平主障碍变得清晰。两轨一致即诊断稳健。</w:t>
+      </w:r>
+    </w:p>
+    <w:tbl>
+      <w:tblPr>
+        <w:tblStyle w:val="TableGrid"/>
+        <w:tblW w:type="auto" w:w="0"/>
+        <w:jc w:val="center"/>
+        <w:tblLook w:firstColumn="1" w:firstRow="1" w:lastColumn="0" w:lastRow="0" w:noHBand="0" w:noVBand="1" w:val="04A0"/>
+      </w:tblPr>
+      <w:tblGrid>
+        <w:gridCol w:w="1457"/>
+        <w:gridCol w:w="1457"/>
+        <w:gridCol w:w="1457"/>
+        <w:gridCol w:w="1457"/>
+        <w:gridCol w:w="1457"/>
+        <w:gridCol w:w="1457"/>
+      </w:tblGrid>
+      <w:tr>
+        <w:tc>
+          <w:tcPr>
+            <w:tcW w:type="dxa" w:w="1008"/>
+            <w:shd w:val="clear" w:fill="1F3A4A"/>
+          </w:tcPr>
+          <w:p>
+            <w:pPr>
+              <w:jc w:val="center"/>
+            </w:pPr>
+            <w:r>
+              <w:rPr>
+                <w:rFonts w:ascii="Heiti SC" w:hAnsi="Heiti SC" w:eastAsia="Heiti SC"/>
+                <w:b/>
+                <w:color w:val="FFFFFF"/>
+                <w:sz w:val="18"/>
+              </w:rPr>
+              <w:t>市</w:t>
+            </w:r>
+          </w:p>
+        </w:tc>
+        <w:tc>
+          <w:tcPr>
+            <w:tcW w:type="dxa" w:w="2736"/>
+            <w:shd w:val="clear" w:fill="1F3A4A"/>
+          </w:tcPr>
+          <w:p>
+            <w:pPr>
+              <w:jc w:val="center"/>
+            </w:pPr>
+            <w:r>
+              <w:rPr>
+                <w:rFonts w:ascii="Heiti SC" w:hAnsi="Heiti SC" w:eastAsia="Heiti SC"/>
+                <w:b/>
+                <w:color w:val="FFFFFF"/>
+                <w:sz w:val="18"/>
+              </w:rPr>
+              <w:t>轨A 全样本主障碍</w:t>
+            </w:r>
+          </w:p>
+        </w:tc>
+        <w:tc>
+          <w:tcPr>
+            <w:tcW w:type="dxa" w:w="3024"/>
+            <w:shd w:val="clear" w:fill="1F3A4A"/>
+          </w:tcPr>
+          <w:p>
+            <w:pPr>
+              <w:jc w:val="center"/>
+            </w:pPr>
+            <w:r>
+              <w:rPr>
+                <w:rFonts w:ascii="Heiti SC" w:hAnsi="Heiti SC" w:eastAsia="Heiti SC"/>
+                <w:b/>
+                <w:color w:val="FFFFFF"/>
+                <w:sz w:val="18"/>
+              </w:rPr>
+              <w:t>轨B 腹地组内主障碍</w:t>
+            </w:r>
+          </w:p>
+        </w:tc>
+        <w:tc>
+          <w:tcPr>
+            <w:tcW w:type="dxa" w:w="1440"/>
+            <w:shd w:val="clear" w:fill="1F3A4A"/>
+          </w:tcPr>
+          <w:p>
+            <w:pPr>
+              <w:jc w:val="center"/>
+            </w:pPr>
+            <w:r>
+              <w:rPr>
+                <w:rFonts w:ascii="Heiti SC" w:hAnsi="Heiti SC" w:eastAsia="Heiti SC"/>
+                <w:b/>
+                <w:color w:val="FFFFFF"/>
+                <w:sz w:val="18"/>
+              </w:rPr>
+              <w:t>是否一致</w:t>
+            </w:r>
+          </w:p>
+        </w:tc>
+        <w:tc>
+          <w:tcPr>
+            <w:tcW w:type="dxa" w:w="1224"/>
+            <w:shd w:val="clear" w:fill="1F3A4A"/>
+          </w:tcPr>
+          <w:p>
+            <w:pPr>
+              <w:jc w:val="center"/>
+            </w:pPr>
+            <w:r>
+              <w:rPr>
+                <w:rFonts w:ascii="Heiti SC" w:hAnsi="Heiti SC" w:eastAsia="Heiti SC"/>
+                <w:b/>
+                <w:color w:val="FFFFFF"/>
+                <w:sz w:val="18"/>
+              </w:rPr>
+              <w:t>极差A</w:t>
+            </w:r>
+          </w:p>
+        </w:tc>
+        <w:tc>
+          <w:tcPr>
+            <w:tcW w:type="dxa" w:w="1224"/>
+            <w:shd w:val="clear" w:fill="1F3A4A"/>
+          </w:tcPr>
+          <w:p>
+            <w:pPr>
+              <w:jc w:val="center"/>
+            </w:pPr>
+            <w:r>
+              <w:rPr>
+                <w:rFonts w:ascii="Heiti SC" w:hAnsi="Heiti SC" w:eastAsia="Heiti SC"/>
+                <w:b/>
+                <w:color w:val="FFFFFF"/>
+                <w:sz w:val="18"/>
+              </w:rPr>
+              <w:t>极差B</w:t>
+            </w:r>
+          </w:p>
+        </w:tc>
+      </w:tr>
+      <w:tr>
+        <w:tc>
+          <w:tcPr>
+            <w:tcW w:type="dxa" w:w="1008"/>
+          </w:tcPr>
+          <w:p>
+            <w:pPr>
+              <w:jc w:val="left"/>
+            </w:pPr>
+            <w:r>
+              <w:rPr>
+                <w:rFonts w:ascii="Songti SC" w:hAnsi="Songti SC" w:eastAsia="Songti SC"/>
+                <w:b w:val="0"/>
+                <w:sz w:val="18"/>
+              </w:rPr>
+              <w:t>泉州</w:t>
+            </w:r>
+          </w:p>
+        </w:tc>
+        <w:tc>
+          <w:tcPr>
+            <w:tcW w:type="dxa" w:w="2736"/>
+          </w:tcPr>
+          <w:p>
+            <w:pPr>
+              <w:jc w:val="center"/>
+            </w:pPr>
+            <w:r>
+              <w:rPr>
+                <w:rFonts w:ascii="Songti SC" w:hAnsi="Songti SC" w:eastAsia="Songti SC"/>
+                <w:b w:val="0"/>
+                <w:sz w:val="18"/>
+              </w:rPr>
+              <w:t>产业承接</w:t>
+            </w:r>
+          </w:p>
+        </w:tc>
+        <w:tc>
+          <w:tcPr>
+            <w:tcW w:type="dxa" w:w="3024"/>
+          </w:tcPr>
+          <w:p>
+            <w:pPr>
+              <w:jc w:val="center"/>
+            </w:pPr>
+            <w:r>
+              <w:rPr>
+                <w:rFonts w:ascii="Songti SC" w:hAnsi="Songti SC" w:eastAsia="Songti SC"/>
+                <w:b w:val="0"/>
+                <w:sz w:val="18"/>
+              </w:rPr>
+              <w:t>产业承接</w:t>
+            </w:r>
+          </w:p>
+        </w:tc>
+        <w:tc>
+          <w:tcPr>
+            <w:tcW w:type="dxa" w:w="1440"/>
+          </w:tcPr>
+          <w:p>
+            <w:pPr>
+              <w:jc w:val="center"/>
+            </w:pPr>
+            <w:r>
+              <w:rPr>
+                <w:rFonts w:ascii="Songti SC" w:hAnsi="Songti SC" w:eastAsia="Songti SC"/>
+                <w:b w:val="0"/>
+                <w:sz w:val="18"/>
+              </w:rPr>
+              <w:t>一致</w:t>
+            </w:r>
+          </w:p>
+        </w:tc>
+        <w:tc>
+          <w:tcPr>
+            <w:tcW w:type="dxa" w:w="1224"/>
+          </w:tcPr>
+          <w:p>
+            <w:pPr>
+              <w:jc w:val="center"/>
+            </w:pPr>
+            <w:r>
+              <w:rPr>
+                <w:rFonts w:ascii="Songti SC" w:hAnsi="Songti SC" w:eastAsia="Songti SC"/>
+                <w:b w:val="0"/>
+                <w:sz w:val="18"/>
+              </w:rPr>
+              <w:t>0.231</w:t>
+            </w:r>
+          </w:p>
+        </w:tc>
+        <w:tc>
+          <w:tcPr>
+            <w:tcW w:type="dxa" w:w="1224"/>
+          </w:tcPr>
+          <w:p>
+            <w:pPr>
+              <w:jc w:val="center"/>
+            </w:pPr>
+            <w:r>
+              <w:rPr>
+                <w:rFonts w:ascii="Songti SC" w:hAnsi="Songti SC" w:eastAsia="Songti SC"/>
+                <w:b w:val="0"/>
+                <w:sz w:val="18"/>
+              </w:rPr>
+              <w:t>0.694</w:t>
+            </w:r>
+          </w:p>
+        </w:tc>
+      </w:tr>
+      <w:tr>
+        <w:tc>
+          <w:tcPr>
+            <w:tcW w:type="dxa" w:w="1008"/>
+            <w:shd w:val="clear" w:fill="F2F5F7"/>
+          </w:tcPr>
+          <w:p>
+            <w:pPr>
+              <w:jc w:val="left"/>
+            </w:pPr>
+            <w:r>
+              <w:rPr>
+                <w:rFonts w:ascii="Songti SC" w:hAnsi="Songti SC" w:eastAsia="Songti SC"/>
+                <w:b w:val="0"/>
+                <w:sz w:val="18"/>
+              </w:rPr>
+              <w:t>龙岩</w:t>
+            </w:r>
+          </w:p>
+        </w:tc>
+        <w:tc>
+          <w:tcPr>
+            <w:tcW w:type="dxa" w:w="2736"/>
+            <w:shd w:val="clear" w:fill="F2F5F7"/>
+          </w:tcPr>
+          <w:p>
+            <w:pPr>
+              <w:jc w:val="center"/>
+            </w:pPr>
+            <w:r>
+              <w:rPr>
+                <w:rFonts w:ascii="Songti SC" w:hAnsi="Songti SC" w:eastAsia="Songti SC"/>
+                <w:b w:val="0"/>
+                <w:sz w:val="18"/>
+              </w:rPr>
+              <w:t>供给质量</w:t>
+            </w:r>
+          </w:p>
+        </w:tc>
+        <w:tc>
+          <w:tcPr>
+            <w:tcW w:type="dxa" w:w="3024"/>
+            <w:shd w:val="clear" w:fill="F2F5F7"/>
+          </w:tcPr>
+          <w:p>
+            <w:pPr>
+              <w:jc w:val="center"/>
+            </w:pPr>
+            <w:r>
+              <w:rPr>
+                <w:rFonts w:ascii="Songti SC" w:hAnsi="Songti SC" w:eastAsia="Songti SC"/>
+                <w:b w:val="0"/>
+                <w:sz w:val="18"/>
+              </w:rPr>
+              <w:t>供给质量</w:t>
+            </w:r>
+          </w:p>
+        </w:tc>
+        <w:tc>
+          <w:tcPr>
+            <w:tcW w:type="dxa" w:w="1440"/>
+            <w:shd w:val="clear" w:fill="F2F5F7"/>
+          </w:tcPr>
+          <w:p>
+            <w:pPr>
+              <w:jc w:val="center"/>
+            </w:pPr>
+            <w:r>
+              <w:rPr>
+                <w:rFonts w:ascii="Songti SC" w:hAnsi="Songti SC" w:eastAsia="Songti SC"/>
+                <w:b w:val="0"/>
+                <w:sz w:val="18"/>
+              </w:rPr>
+              <w:t>一致</w:t>
+            </w:r>
+          </w:p>
+        </w:tc>
+        <w:tc>
+          <w:tcPr>
+            <w:tcW w:type="dxa" w:w="1224"/>
+            <w:shd w:val="clear" w:fill="F2F5F7"/>
+          </w:tcPr>
+          <w:p>
+            <w:pPr>
+              <w:jc w:val="center"/>
+            </w:pPr>
+            <w:r>
+              <w:rPr>
+                <w:rFonts w:ascii="Songti SC" w:hAnsi="Songti SC" w:eastAsia="Songti SC"/>
+                <w:b w:val="0"/>
+                <w:sz w:val="18"/>
+              </w:rPr>
+              <w:t>0.074</w:t>
+            </w:r>
+          </w:p>
+        </w:tc>
+        <w:tc>
+          <w:tcPr>
+            <w:tcW w:type="dxa" w:w="1224"/>
+            <w:shd w:val="clear" w:fill="F2F5F7"/>
+          </w:tcPr>
+          <w:p>
+            <w:pPr>
+              <w:jc w:val="center"/>
+            </w:pPr>
+            <w:r>
+              <w:rPr>
+                <w:rFonts w:ascii="Songti SC" w:hAnsi="Songti SC" w:eastAsia="Songti SC"/>
+                <w:b w:val="0"/>
+                <w:sz w:val="18"/>
+              </w:rPr>
+              <w:t>0.383</w:t>
+            </w:r>
+          </w:p>
+        </w:tc>
+      </w:tr>
+      <w:tr>
+        <w:tc>
+          <w:tcPr>
+            <w:tcW w:type="dxa" w:w="1008"/>
+          </w:tcPr>
+          <w:p>
+            <w:pPr>
+              <w:jc w:val="left"/>
+            </w:pPr>
+            <w:r>
+              <w:rPr>
+                <w:rFonts w:ascii="Songti SC" w:hAnsi="Songti SC" w:eastAsia="Songti SC"/>
+                <w:b w:val="0"/>
+                <w:sz w:val="18"/>
+              </w:rPr>
+              <w:t>三明</w:t>
+            </w:r>
+          </w:p>
+        </w:tc>
+        <w:tc>
+          <w:tcPr>
+            <w:tcW w:type="dxa" w:w="2736"/>
+          </w:tcPr>
+          <w:p>
+            <w:pPr>
+              <w:jc w:val="center"/>
+            </w:pPr>
+            <w:r>
+              <w:rPr>
+                <w:rFonts w:ascii="Songti SC" w:hAnsi="Songti SC" w:eastAsia="Songti SC"/>
+                <w:b w:val="0"/>
+                <w:sz w:val="18"/>
+              </w:rPr>
+              <w:t>产业转化</w:t>
+            </w:r>
+          </w:p>
+        </w:tc>
+        <w:tc>
+          <w:tcPr>
+            <w:tcW w:type="dxa" w:w="3024"/>
+          </w:tcPr>
+          <w:p>
+            <w:pPr>
+              <w:jc w:val="center"/>
+            </w:pPr>
+            <w:r>
+              <w:rPr>
+                <w:rFonts w:ascii="Songti SC" w:hAnsi="Songti SC" w:eastAsia="Songti SC"/>
+                <w:b w:val="0"/>
+                <w:sz w:val="18"/>
+              </w:rPr>
+              <w:t>产业转化</w:t>
+            </w:r>
+          </w:p>
+        </w:tc>
+        <w:tc>
+          <w:tcPr>
+            <w:tcW w:type="dxa" w:w="1440"/>
+          </w:tcPr>
+          <w:p>
+            <w:pPr>
+              <w:jc w:val="center"/>
+            </w:pPr>
+            <w:r>
+              <w:rPr>
+                <w:rFonts w:ascii="Songti SC" w:hAnsi="Songti SC" w:eastAsia="Songti SC"/>
+                <w:b w:val="0"/>
+                <w:sz w:val="18"/>
+              </w:rPr>
+              <w:t>一致</w:t>
+            </w:r>
+          </w:p>
+        </w:tc>
+        <w:tc>
+          <w:tcPr>
+            <w:tcW w:type="dxa" w:w="1224"/>
+          </w:tcPr>
+          <w:p>
+            <w:pPr>
+              <w:jc w:val="center"/>
+            </w:pPr>
+            <w:r>
+              <w:rPr>
+                <w:rFonts w:ascii="Songti SC" w:hAnsi="Songti SC" w:eastAsia="Songti SC"/>
+                <w:b w:val="0"/>
+                <w:sz w:val="18"/>
+              </w:rPr>
+              <w:t>0.056</w:t>
+            </w:r>
+          </w:p>
+        </w:tc>
+        <w:tc>
+          <w:tcPr>
+            <w:tcW w:type="dxa" w:w="1224"/>
+          </w:tcPr>
+          <w:p>
+            <w:pPr>
+              <w:jc w:val="center"/>
+            </w:pPr>
+            <w:r>
+              <w:rPr>
+                <w:rFonts w:ascii="Songti SC" w:hAnsi="Songti SC" w:eastAsia="Songti SC"/>
+                <w:b w:val="0"/>
+                <w:sz w:val="18"/>
+              </w:rPr>
+              <w:t>0.242</w:t>
+            </w:r>
+          </w:p>
+        </w:tc>
+      </w:tr>
+      <w:tr>
+        <w:tc>
+          <w:tcPr>
+            <w:tcW w:type="dxa" w:w="1008"/>
+            <w:shd w:val="clear" w:fill="F2F5F7"/>
+          </w:tcPr>
+          <w:p>
+            <w:pPr>
+              <w:jc w:val="left"/>
+            </w:pPr>
+            <w:r>
+              <w:rPr>
+                <w:rFonts w:ascii="Songti SC" w:hAnsi="Songti SC" w:eastAsia="Songti SC"/>
+                <w:b w:val="0"/>
+                <w:sz w:val="18"/>
+              </w:rPr>
+              <w:t>莆田</w:t>
+            </w:r>
+          </w:p>
+        </w:tc>
+        <w:tc>
+          <w:tcPr>
+            <w:tcW w:type="dxa" w:w="2736"/>
+            <w:shd w:val="clear" w:fill="F2F5F7"/>
+          </w:tcPr>
+          <w:p>
+            <w:pPr>
+              <w:jc w:val="center"/>
+            </w:pPr>
+            <w:r>
+              <w:rPr>
+                <w:rFonts w:ascii="Songti SC" w:hAnsi="Songti SC" w:eastAsia="Songti SC"/>
+                <w:b w:val="0"/>
+                <w:sz w:val="18"/>
+              </w:rPr>
+              <w:t>供给质量</w:t>
+            </w:r>
+          </w:p>
+        </w:tc>
+        <w:tc>
+          <w:tcPr>
+            <w:tcW w:type="dxa" w:w="3024"/>
+            <w:shd w:val="clear" w:fill="F2F5F7"/>
+          </w:tcPr>
+          <w:p>
+            <w:pPr>
+              <w:jc w:val="center"/>
+            </w:pPr>
+            <w:r>
+              <w:rPr>
+                <w:rFonts w:ascii="Songti SC" w:hAnsi="Songti SC" w:eastAsia="Songti SC"/>
+                <w:b w:val="0"/>
+                <w:sz w:val="18"/>
+              </w:rPr>
+              <w:t>供给质量</w:t>
+            </w:r>
+          </w:p>
+        </w:tc>
+        <w:tc>
+          <w:tcPr>
+            <w:tcW w:type="dxa" w:w="1440"/>
+            <w:shd w:val="clear" w:fill="F2F5F7"/>
+          </w:tcPr>
+          <w:p>
+            <w:pPr>
+              <w:jc w:val="center"/>
+            </w:pPr>
+            <w:r>
+              <w:rPr>
+                <w:rFonts w:ascii="Songti SC" w:hAnsi="Songti SC" w:eastAsia="Songti SC"/>
+                <w:b w:val="0"/>
+                <w:sz w:val="18"/>
+              </w:rPr>
+              <w:t>一致</w:t>
+            </w:r>
+          </w:p>
+        </w:tc>
+        <w:tc>
+          <w:tcPr>
+            <w:tcW w:type="dxa" w:w="1224"/>
+            <w:shd w:val="clear" w:fill="F2F5F7"/>
+          </w:tcPr>
+          <w:p>
+            <w:pPr>
+              <w:jc w:val="center"/>
+            </w:pPr>
+            <w:r>
+              <w:rPr>
+                <w:rFonts w:ascii="Songti SC" w:hAnsi="Songti SC" w:eastAsia="Songti SC"/>
+                <w:b w:val="0"/>
+                <w:sz w:val="18"/>
+              </w:rPr>
+              <w:t>0.163</w:t>
+            </w:r>
+          </w:p>
+        </w:tc>
+        <w:tc>
+          <w:tcPr>
+            <w:tcW w:type="dxa" w:w="1224"/>
+            <w:shd w:val="clear" w:fill="F2F5F7"/>
+          </w:tcPr>
+          <w:p>
+            <w:pPr>
+              <w:jc w:val="center"/>
+            </w:pPr>
+            <w:r>
+              <w:rPr>
+                <w:rFonts w:ascii="Songti SC" w:hAnsi="Songti SC" w:eastAsia="Songti SC"/>
+                <w:b w:val="0"/>
+                <w:sz w:val="18"/>
+              </w:rPr>
+              <w:t>0.296</w:t>
+            </w:r>
+          </w:p>
+        </w:tc>
+      </w:tr>
+      <w:tr>
+        <w:tc>
+          <w:tcPr>
+            <w:tcW w:type="dxa" w:w="1008"/>
+          </w:tcPr>
+          <w:p>
+            <w:pPr>
+              <w:jc w:val="left"/>
+            </w:pPr>
+            <w:r>
+              <w:rPr>
+                <w:rFonts w:ascii="Songti SC" w:hAnsi="Songti SC" w:eastAsia="Songti SC"/>
+                <w:b w:val="0"/>
+                <w:sz w:val="18"/>
+              </w:rPr>
+              <w:t>宁德</w:t>
+            </w:r>
+          </w:p>
+        </w:tc>
+        <w:tc>
+          <w:tcPr>
+            <w:tcW w:type="dxa" w:w="2736"/>
+          </w:tcPr>
+          <w:p>
+            <w:pPr>
+              <w:jc w:val="center"/>
+            </w:pPr>
+            <w:r>
+              <w:rPr>
+                <w:rFonts w:ascii="Songti SC" w:hAnsi="Songti SC" w:eastAsia="Songti SC"/>
+                <w:b w:val="0"/>
+                <w:sz w:val="18"/>
+              </w:rPr>
+              <w:t>供给质量</w:t>
+            </w:r>
+          </w:p>
+        </w:tc>
+        <w:tc>
+          <w:tcPr>
+            <w:tcW w:type="dxa" w:w="3024"/>
+          </w:tcPr>
+          <w:p>
+            <w:pPr>
+              <w:jc w:val="center"/>
+            </w:pPr>
+            <w:r>
+              <w:rPr>
+                <w:rFonts w:ascii="Songti SC" w:hAnsi="Songti SC" w:eastAsia="Songti SC"/>
+                <w:b w:val="0"/>
+                <w:sz w:val="18"/>
+              </w:rPr>
+              <w:t>供给质量</w:t>
+            </w:r>
+          </w:p>
+        </w:tc>
+        <w:tc>
+          <w:tcPr>
+            <w:tcW w:type="dxa" w:w="1440"/>
+          </w:tcPr>
+          <w:p>
+            <w:pPr>
+              <w:jc w:val="center"/>
+            </w:pPr>
+            <w:r>
+              <w:rPr>
+                <w:rFonts w:ascii="Songti SC" w:hAnsi="Songti SC" w:eastAsia="Songti SC"/>
+                <w:b w:val="0"/>
+                <w:sz w:val="18"/>
+              </w:rPr>
+              <w:t>一致</w:t>
+            </w:r>
+          </w:p>
+        </w:tc>
+        <w:tc>
+          <w:tcPr>
+            <w:tcW w:type="dxa" w:w="1224"/>
+          </w:tcPr>
+          <w:p>
+            <w:pPr>
+              <w:jc w:val="center"/>
+            </w:pPr>
+            <w:r>
+              <w:rPr>
+                <w:rFonts w:ascii="Songti SC" w:hAnsi="Songti SC" w:eastAsia="Songti SC"/>
+                <w:b w:val="0"/>
+                <w:sz w:val="18"/>
+              </w:rPr>
+              <w:t>0.226</w:t>
+            </w:r>
+          </w:p>
+        </w:tc>
+        <w:tc>
+          <w:tcPr>
+            <w:tcW w:type="dxa" w:w="1224"/>
+          </w:tcPr>
+          <w:p>
+            <w:pPr>
+              <w:jc w:val="center"/>
+            </w:pPr>
+            <w:r>
+              <w:rPr>
+                <w:rFonts w:ascii="Songti SC" w:hAnsi="Songti SC" w:eastAsia="Songti SC"/>
+                <w:b w:val="0"/>
+                <w:sz w:val="18"/>
+              </w:rPr>
+              <w:t>0.966</w:t>
+            </w:r>
+          </w:p>
+        </w:tc>
+      </w:tr>
+      <w:tr>
+        <w:tc>
+          <w:tcPr>
+            <w:tcW w:type="dxa" w:w="1008"/>
+            <w:shd w:val="clear" w:fill="F2F5F7"/>
+          </w:tcPr>
+          <w:p>
+            <w:pPr>
+              <w:jc w:val="left"/>
+            </w:pPr>
+            <w:r>
+              <w:rPr>
+                <w:rFonts w:ascii="Songti SC" w:hAnsi="Songti SC" w:eastAsia="Songti SC"/>
+                <w:b w:val="0"/>
+                <w:sz w:val="18"/>
+              </w:rPr>
+              <w:t>漳州</w:t>
+            </w:r>
+          </w:p>
+        </w:tc>
+        <w:tc>
+          <w:tcPr>
+            <w:tcW w:type="dxa" w:w="2736"/>
+            <w:shd w:val="clear" w:fill="F2F5F7"/>
+          </w:tcPr>
+          <w:p>
+            <w:pPr>
+              <w:jc w:val="center"/>
+            </w:pPr>
+            <w:r>
+              <w:rPr>
+                <w:rFonts w:ascii="Songti SC" w:hAnsi="Songti SC" w:eastAsia="Songti SC"/>
+                <w:b w:val="0"/>
+                <w:sz w:val="18"/>
+              </w:rPr>
+              <w:t>产业承接</w:t>
+            </w:r>
+          </w:p>
+        </w:tc>
+        <w:tc>
+          <w:tcPr>
+            <w:tcW w:type="dxa" w:w="3024"/>
+            <w:shd w:val="clear" w:fill="F2F5F7"/>
+          </w:tcPr>
+          <w:p>
+            <w:pPr>
+              <w:jc w:val="center"/>
+            </w:pPr>
+            <w:r>
+              <w:rPr>
+                <w:rFonts w:ascii="Songti SC" w:hAnsi="Songti SC" w:eastAsia="Songti SC"/>
+                <w:b w:val="0"/>
+                <w:sz w:val="18"/>
+              </w:rPr>
+              <w:t>供给规模</w:t>
+            </w:r>
+          </w:p>
+        </w:tc>
+        <w:tc>
+          <w:tcPr>
+            <w:tcW w:type="dxa" w:w="1440"/>
+            <w:shd w:val="clear" w:fill="F2F5F7"/>
+          </w:tcPr>
+          <w:p>
+            <w:pPr>
+              <w:jc w:val="center"/>
+            </w:pPr>
+            <w:r>
+              <w:rPr>
+                <w:rFonts w:ascii="Songti SC" w:hAnsi="Songti SC" w:eastAsia="Songti SC"/>
+                <w:b w:val="0"/>
+                <w:sz w:val="18"/>
+              </w:rPr>
+              <w:t>不一致</w:t>
+            </w:r>
+          </w:p>
+        </w:tc>
+        <w:tc>
+          <w:tcPr>
+            <w:tcW w:type="dxa" w:w="1224"/>
+            <w:shd w:val="clear" w:fill="F2F5F7"/>
+          </w:tcPr>
+          <w:p>
+            <w:pPr>
+              <w:jc w:val="center"/>
+            </w:pPr>
+            <w:r>
+              <w:rPr>
+                <w:rFonts w:ascii="Songti SC" w:hAnsi="Songti SC" w:eastAsia="Songti SC"/>
+                <w:b w:val="0"/>
+                <w:sz w:val="18"/>
+              </w:rPr>
+              <w:t>0.206</w:t>
+            </w:r>
+          </w:p>
+        </w:tc>
+        <w:tc>
+          <w:tcPr>
+            <w:tcW w:type="dxa" w:w="1224"/>
+            <w:shd w:val="clear" w:fill="F2F5F7"/>
+          </w:tcPr>
+          <w:p>
+            <w:pPr>
+              <w:jc w:val="center"/>
+            </w:pPr>
+            <w:r>
+              <w:rPr>
+                <w:rFonts w:ascii="Songti SC" w:hAnsi="Songti SC" w:eastAsia="Songti SC"/>
+                <w:b w:val="0"/>
+                <w:sz w:val="18"/>
+              </w:rPr>
+              <w:t>0.956</w:t>
+            </w:r>
+          </w:p>
+        </w:tc>
+      </w:tr>
+      <w:tr>
+        <w:tc>
+          <w:tcPr>
+            <w:tcW w:type="dxa" w:w="1008"/>
+          </w:tcPr>
+          <w:p>
+            <w:pPr>
+              <w:jc w:val="left"/>
+            </w:pPr>
+            <w:r>
+              <w:rPr>
+                <w:rFonts w:ascii="Songti SC" w:hAnsi="Songti SC" w:eastAsia="Songti SC"/>
+                <w:b w:val="0"/>
+                <w:sz w:val="18"/>
+              </w:rPr>
+              <w:t>南平</w:t>
+            </w:r>
+          </w:p>
+        </w:tc>
+        <w:tc>
+          <w:tcPr>
+            <w:tcW w:type="dxa" w:w="2736"/>
+          </w:tcPr>
+          <w:p>
+            <w:pPr>
+              <w:jc w:val="center"/>
+            </w:pPr>
+            <w:r>
+              <w:rPr>
+                <w:rFonts w:ascii="Songti SC" w:hAnsi="Songti SC" w:eastAsia="Songti SC"/>
+                <w:b w:val="0"/>
+                <w:sz w:val="18"/>
+              </w:rPr>
+              <w:t>产业转化</w:t>
+            </w:r>
+          </w:p>
+        </w:tc>
+        <w:tc>
+          <w:tcPr>
+            <w:tcW w:type="dxa" w:w="3024"/>
+          </w:tcPr>
+          <w:p>
+            <w:pPr>
+              <w:jc w:val="center"/>
+            </w:pPr>
+            <w:r>
+              <w:rPr>
+                <w:rFonts w:ascii="Songti SC" w:hAnsi="Songti SC" w:eastAsia="Songti SC"/>
+                <w:b w:val="0"/>
+                <w:sz w:val="18"/>
+              </w:rPr>
+              <w:t>供给规模</w:t>
+            </w:r>
+          </w:p>
+        </w:tc>
+        <w:tc>
+          <w:tcPr>
+            <w:tcW w:type="dxa" w:w="1440"/>
+          </w:tcPr>
+          <w:p>
+            <w:pPr>
+              <w:jc w:val="center"/>
+            </w:pPr>
+            <w:r>
+              <w:rPr>
+                <w:rFonts w:ascii="Songti SC" w:hAnsi="Songti SC" w:eastAsia="Songti SC"/>
+                <w:b w:val="0"/>
+                <w:sz w:val="18"/>
+              </w:rPr>
+              <w:t>不一致</w:t>
+            </w:r>
+          </w:p>
+        </w:tc>
+        <w:tc>
+          <w:tcPr>
+            <w:tcW w:type="dxa" w:w="1224"/>
+          </w:tcPr>
+          <w:p>
+            <w:pPr>
+              <w:jc w:val="center"/>
+            </w:pPr>
+            <w:r>
+              <w:rPr>
+                <w:rFonts w:ascii="Songti SC" w:hAnsi="Songti SC" w:eastAsia="Songti SC"/>
+                <w:b w:val="0"/>
+                <w:sz w:val="18"/>
+              </w:rPr>
+              <w:t>0.029</w:t>
+            </w:r>
+          </w:p>
+        </w:tc>
+        <w:tc>
+          <w:tcPr>
+            <w:tcW w:type="dxa" w:w="1224"/>
+          </w:tcPr>
+          <w:p>
+            <w:pPr>
+              <w:jc w:val="center"/>
+            </w:pPr>
+            <w:r>
+              <w:rPr>
+                <w:rFonts w:ascii="Songti SC" w:hAnsi="Songti SC" w:eastAsia="Songti SC"/>
+                <w:b w:val="0"/>
+                <w:sz w:val="18"/>
+              </w:rPr>
+              <w:t>0.225</w:t>
+            </w:r>
+          </w:p>
+        </w:tc>
+      </w:tr>
+    </w:tbl>
+    <w:p>
+      <w:pPr>
+        <w:spacing w:before="40" w:after="80" w:line="336" w:lineRule="auto"/>
+      </w:pPr>
+      <w:r>
+        <w:rPr>
+          <w:rFonts w:ascii="Songti SC" w:hAnsi="Songti SC" w:eastAsia="Songti SC"/>
+          <w:b w:val="0"/>
+          <w:sz w:val="19"/>
+        </w:rPr>
+        <w:t>7 市中 5 市两轨一致（诊断稳健）；漳州、南平两轨不一致——全样本主障碍反映“离全省前沿”的最大缺口，组内主障碍反映“腹地内部”相对短板，二者并存须分别表述，不可简单择一。</w:t>
+      </w:r>
+    </w:p>
+    <w:p>
+      <w:pPr>
         <w:keepNext/>
         <w:spacing w:before="160" w:after="100"/>
       </w:pPr>
@@ -4740,6 +5692,352 @@
           <w:sz w:val="20"/>
         </w:rPr>
         <w:t>泉州 E&gt;I 系“AI 数字产业”指标定义所致（其信息软件业从业、AI 专利人均仅为福厦的约 1/8）；但泉州制造业内嵌的 AI 人才吸纳（智能制造）计入门类 C、不在门类 I，故产业承接对制造业大市存在系统性低估，宜以“制造业数字化就业”作稳健性补充。</w:t>
+      </w:r>
+    </w:p>
+    <w:p>
+      <w:pPr>
+        <w:keepNext/>
+        <w:spacing w:before="160" w:after="100"/>
+      </w:pPr>
+      <w:r>
+        <w:rPr>
+          <w:rFonts w:ascii="Heiti SC" w:hAnsi="Heiti SC" w:eastAsia="Heiti SC"/>
+          <w:b/>
+          <w:color w:val="1F3A4A"/>
+          <w:sz w:val="25"/>
+        </w:rPr>
+        <w:t>5.5  权重稳健性：等权与熵值法对照</w:t>
+      </w:r>
+    </w:p>
+    <w:p>
+      <w:pPr>
+        <w:spacing w:before="40" w:after="80" w:line="336" w:lineRule="auto"/>
+      </w:pPr>
+      <w:r>
+        <w:rPr>
+          <w:rFonts w:ascii="Songti SC" w:hAnsi="Songti SC" w:eastAsia="Songti SC"/>
+          <w:b w:val="0"/>
+          <w:sz w:val="21"/>
+        </w:rPr>
+        <w:t>四环节是否等权？本文以等权为基准（四环节在功能链中地位等同，任一缺失即失调），并以熵值法作稳健性。熵值法按指标在样本中的离散度赋权，下表为 B 口径全样本熵权。</w:t>
+      </w:r>
+    </w:p>
+    <w:tbl>
+      <w:tblPr>
+        <w:tblStyle w:val="TableGrid"/>
+        <w:tblW w:type="auto" w:w="0"/>
+        <w:jc w:val="center"/>
+        <w:tblLook w:firstColumn="1" w:firstRow="1" w:lastColumn="0" w:lastRow="0" w:noHBand="0" w:noVBand="1" w:val="04A0"/>
+      </w:tblPr>
+      <w:tblGrid>
+        <w:gridCol w:w="2914"/>
+        <w:gridCol w:w="2914"/>
+        <w:gridCol w:w="2914"/>
+      </w:tblGrid>
+      <w:tr>
+        <w:tc>
+          <w:tcPr>
+            <w:tcW w:type="dxa" w:w="3168"/>
+            <w:shd w:val="clear" w:fill="1F3A4A"/>
+          </w:tcPr>
+          <w:p>
+            <w:pPr>
+              <w:jc w:val="center"/>
+            </w:pPr>
+            <w:r>
+              <w:rPr>
+                <w:rFonts w:ascii="Heiti SC" w:hAnsi="Heiti SC" w:eastAsia="Heiti SC"/>
+                <w:b/>
+                <w:color w:val="FFFFFF"/>
+                <w:sz w:val="19"/>
+              </w:rPr>
+              <w:t>环节</w:t>
+            </w:r>
+          </w:p>
+        </w:tc>
+        <w:tc>
+          <w:tcPr>
+            <w:tcW w:type="dxa" w:w="2304"/>
+            <w:shd w:val="clear" w:fill="1F3A4A"/>
+          </w:tcPr>
+          <w:p>
+            <w:pPr>
+              <w:jc w:val="center"/>
+            </w:pPr>
+            <w:r>
+              <w:rPr>
+                <w:rFonts w:ascii="Heiti SC" w:hAnsi="Heiti SC" w:eastAsia="Heiti SC"/>
+                <w:b/>
+                <w:color w:val="FFFFFF"/>
+                <w:sz w:val="19"/>
+              </w:rPr>
+              <w:t>熵值法权重</w:t>
+            </w:r>
+          </w:p>
+        </w:tc>
+        <w:tc>
+          <w:tcPr>
+            <w:tcW w:type="dxa" w:w="2304"/>
+            <w:shd w:val="clear" w:fill="1F3A4A"/>
+          </w:tcPr>
+          <w:p>
+            <w:pPr>
+              <w:jc w:val="center"/>
+            </w:pPr>
+            <w:r>
+              <w:rPr>
+                <w:rFonts w:ascii="Heiti SC" w:hAnsi="Heiti SC" w:eastAsia="Heiti SC"/>
+                <w:b/>
+                <w:color w:val="FFFFFF"/>
+                <w:sz w:val="19"/>
+              </w:rPr>
+              <w:t>等权</w:t>
+            </w:r>
+          </w:p>
+        </w:tc>
+      </w:tr>
+      <w:tr>
+        <w:tc>
+          <w:tcPr>
+            <w:tcW w:type="dxa" w:w="3168"/>
+          </w:tcPr>
+          <w:p>
+            <w:pPr>
+              <w:jc w:val="left"/>
+            </w:pPr>
+            <w:r>
+              <w:rPr>
+                <w:rFonts w:ascii="Songti SC" w:hAnsi="Songti SC" w:eastAsia="Songti SC"/>
+                <w:b w:val="0"/>
+                <w:sz w:val="19"/>
+              </w:rPr>
+              <w:t>供给规模</w:t>
+            </w:r>
+          </w:p>
+        </w:tc>
+        <w:tc>
+          <w:tcPr>
+            <w:tcW w:type="dxa" w:w="2304"/>
+          </w:tcPr>
+          <w:p>
+            <w:pPr>
+              <w:jc w:val="center"/>
+            </w:pPr>
+            <w:r>
+              <w:rPr>
+                <w:rFonts w:ascii="Songti SC" w:hAnsi="Songti SC" w:eastAsia="Songti SC"/>
+                <w:b w:val="0"/>
+                <w:sz w:val="19"/>
+              </w:rPr>
+              <w:t>0.170</w:t>
+            </w:r>
+          </w:p>
+        </w:tc>
+        <w:tc>
+          <w:tcPr>
+            <w:tcW w:type="dxa" w:w="2304"/>
+          </w:tcPr>
+          <w:p>
+            <w:pPr>
+              <w:jc w:val="center"/>
+            </w:pPr>
+            <w:r>
+              <w:rPr>
+                <w:rFonts w:ascii="Songti SC" w:hAnsi="Songti SC" w:eastAsia="Songti SC"/>
+                <w:b w:val="0"/>
+                <w:sz w:val="19"/>
+              </w:rPr>
+              <w:t>0.250</w:t>
+            </w:r>
+          </w:p>
+        </w:tc>
+      </w:tr>
+      <w:tr>
+        <w:tc>
+          <w:tcPr>
+            <w:tcW w:type="dxa" w:w="3168"/>
+            <w:shd w:val="clear" w:fill="F2F5F7"/>
+          </w:tcPr>
+          <w:p>
+            <w:pPr>
+              <w:jc w:val="left"/>
+            </w:pPr>
+            <w:r>
+              <w:rPr>
+                <w:rFonts w:ascii="Songti SC" w:hAnsi="Songti SC" w:eastAsia="Songti SC"/>
+                <w:b w:val="0"/>
+                <w:sz w:val="19"/>
+              </w:rPr>
+              <w:t>供给质量</w:t>
+            </w:r>
+          </w:p>
+        </w:tc>
+        <w:tc>
+          <w:tcPr>
+            <w:tcW w:type="dxa" w:w="2304"/>
+            <w:shd w:val="clear" w:fill="F2F5F7"/>
+          </w:tcPr>
+          <w:p>
+            <w:pPr>
+              <w:jc w:val="center"/>
+            </w:pPr>
+            <w:r>
+              <w:rPr>
+                <w:rFonts w:ascii="Songti SC" w:hAnsi="Songti SC" w:eastAsia="Songti SC"/>
+                <w:b w:val="0"/>
+                <w:sz w:val="19"/>
+              </w:rPr>
+              <w:t>0.296</w:t>
+            </w:r>
+          </w:p>
+        </w:tc>
+        <w:tc>
+          <w:tcPr>
+            <w:tcW w:type="dxa" w:w="2304"/>
+            <w:shd w:val="clear" w:fill="F2F5F7"/>
+          </w:tcPr>
+          <w:p>
+            <w:pPr>
+              <w:jc w:val="center"/>
+            </w:pPr>
+            <w:r>
+              <w:rPr>
+                <w:rFonts w:ascii="Songti SC" w:hAnsi="Songti SC" w:eastAsia="Songti SC"/>
+                <w:b w:val="0"/>
+                <w:sz w:val="19"/>
+              </w:rPr>
+              <w:t>0.250</w:t>
+            </w:r>
+          </w:p>
+        </w:tc>
+      </w:tr>
+      <w:tr>
+        <w:tc>
+          <w:tcPr>
+            <w:tcW w:type="dxa" w:w="3168"/>
+          </w:tcPr>
+          <w:p>
+            <w:pPr>
+              <w:jc w:val="left"/>
+            </w:pPr>
+            <w:r>
+              <w:rPr>
+                <w:rFonts w:ascii="Songti SC" w:hAnsi="Songti SC" w:eastAsia="Songti SC"/>
+                <w:b w:val="0"/>
+                <w:sz w:val="19"/>
+              </w:rPr>
+              <w:t>产业承接</w:t>
+            </w:r>
+          </w:p>
+        </w:tc>
+        <w:tc>
+          <w:tcPr>
+            <w:tcW w:type="dxa" w:w="2304"/>
+          </w:tcPr>
+          <w:p>
+            <w:pPr>
+              <w:jc w:val="center"/>
+            </w:pPr>
+            <w:r>
+              <w:rPr>
+                <w:rFonts w:ascii="Songti SC" w:hAnsi="Songti SC" w:eastAsia="Songti SC"/>
+                <w:b w:val="0"/>
+                <w:sz w:val="19"/>
+              </w:rPr>
+              <w:t>0.246</w:t>
+            </w:r>
+          </w:p>
+        </w:tc>
+        <w:tc>
+          <w:tcPr>
+            <w:tcW w:type="dxa" w:w="2304"/>
+          </w:tcPr>
+          <w:p>
+            <w:pPr>
+              <w:jc w:val="center"/>
+            </w:pPr>
+            <w:r>
+              <w:rPr>
+                <w:rFonts w:ascii="Songti SC" w:hAnsi="Songti SC" w:eastAsia="Songti SC"/>
+                <w:b w:val="0"/>
+                <w:sz w:val="19"/>
+              </w:rPr>
+              <w:t>0.250</w:t>
+            </w:r>
+          </w:p>
+        </w:tc>
+      </w:tr>
+      <w:tr>
+        <w:tc>
+          <w:tcPr>
+            <w:tcW w:type="dxa" w:w="3168"/>
+            <w:shd w:val="clear" w:fill="F2F5F7"/>
+          </w:tcPr>
+          <w:p>
+            <w:pPr>
+              <w:jc w:val="left"/>
+            </w:pPr>
+            <w:r>
+              <w:rPr>
+                <w:rFonts w:ascii="Songti SC" w:hAnsi="Songti SC" w:eastAsia="Songti SC"/>
+                <w:b w:val="0"/>
+                <w:sz w:val="19"/>
+              </w:rPr>
+              <w:t>产业转化</w:t>
+            </w:r>
+          </w:p>
+        </w:tc>
+        <w:tc>
+          <w:tcPr>
+            <w:tcW w:type="dxa" w:w="2304"/>
+            <w:shd w:val="clear" w:fill="F2F5F7"/>
+          </w:tcPr>
+          <w:p>
+            <w:pPr>
+              <w:jc w:val="center"/>
+            </w:pPr>
+            <w:r>
+              <w:rPr>
+                <w:rFonts w:ascii="Songti SC" w:hAnsi="Songti SC" w:eastAsia="Songti SC"/>
+                <w:b w:val="0"/>
+                <w:sz w:val="19"/>
+              </w:rPr>
+              <w:t>0.289</w:t>
+            </w:r>
+          </w:p>
+        </w:tc>
+        <w:tc>
+          <w:tcPr>
+            <w:tcW w:type="dxa" w:w="2304"/>
+            <w:shd w:val="clear" w:fill="F2F5F7"/>
+          </w:tcPr>
+          <w:p>
+            <w:pPr>
+              <w:jc w:val="center"/>
+            </w:pPr>
+            <w:r>
+              <w:rPr>
+                <w:rFonts w:ascii="Songti SC" w:hAnsi="Songti SC" w:eastAsia="Songti SC"/>
+                <w:b w:val="0"/>
+                <w:sz w:val="19"/>
+              </w:rPr>
+              <w:t>0.250</w:t>
+            </w:r>
+          </w:p>
+        </w:tc>
+      </w:tr>
+    </w:tbl>
+    <w:p>
+      <w:pPr>
+        <w:spacing w:before="40" w:after="80" w:line="336" w:lineRule="auto"/>
+      </w:pPr>
+      <w:r>
+        <w:rPr>
+          <w:rFonts w:ascii="Songti SC" w:hAnsi="Songti SC" w:eastAsia="Songti SC"/>
+          <w:b w:val="0"/>
+          <w:sz w:val="19"/>
+        </w:rPr>
+        <w:t>以熵权重算 2024 年 D：双核（福州、厦门）在两种权重下均稳居前 2，9 市排名仅三明与漳州相邻互换、D 值几乎不变（福州 0.936→0.934、厦门 0.913→0.927）。结论：双核—腹地格局对权重选择稳健，等权法作主模型成立。熵值法下供给规模权重偏低、供给质量/产业转化偏高，源于福厦在后两者上离散度更大——故熵值法宜作稳健性而非唯一主模型。</w:t>
       </w:r>
     </w:p>
     <w:p>

--- a/manuscripts/论文A_数据与检验.docx
+++ b/manuscripts/论文A_数据与检验.docx
@@ -4645,15 +4645,41 @@
     </w:p>
     <w:p>
       <w:pPr>
-        <w:spacing w:before="100" w:after="80" w:line="336" w:lineRule="auto"/>
+        <w:spacing w:before="120" w:after="40" w:line="336" w:lineRule="auto"/>
+      </w:pPr>
+      <w:r>
+        <w:rPr>
+          <w:rFonts w:ascii="Songti SC" w:hAnsi="Songti SC" w:eastAsia="Songti SC"/>
+          <w:b/>
+          <w:sz w:val="20"/>
+        </w:rPr>
+        <w:t>修正落地——双轨障碍诊断（数据处理）：</w:t>
+      </w:r>
+    </w:p>
+    <w:p>
+      <w:pPr>
+        <w:spacing w:before="40" w:after="80" w:line="336" w:lineRule="auto"/>
       </w:pPr>
       <w:r>
         <w:rPr>
           <w:rFonts w:ascii="Songti SC" w:hAnsi="Songti SC" w:eastAsia="Songti SC"/>
           <w:b w:val="0"/>
-          <w:sz w:val="21"/>
+          <w:sz w:val="19"/>
         </w:rPr>
-        <w:t>修正落地——双轨障碍诊断：保留全样本 min-max（轨A，衡量“离全省前沿差距”）的同时，剔除福州、厦门后对腹地 7 市组内重新标准化（轨B，衡量“腹地内部相对短板”）。轨B 消除双核极值压缩，腹地极差大幅放大，原本“弱信号”的龙岩、三明、南平主障碍变得清晰。两轨一致即诊断稳健。</w:t>
+        <w:t>第①步，取四环节人均值（供给规模/产业承接/产业转化÷常住人口；供给质量为计数）。第②步（轨A·全样本）：在全 9 市×6 年共 54 个单元上对每个环节做 min-max，得 vₖᴬ，衡量“该市离全省前沿的差距”。第③步（轨B·腹地组内）：剔除福州、厦门，仅在腹地 7 市×6 年共 42 个单元上对每个环节重新 min-max，得 vₖᴮ，衡量“腹地城市彼此之间的相对短板”。第④步：两轨各自代入同一障碍度公式(1−vₖ)/Σ(1−vⱼ)，得各自主障碍。轨B 因剔除了双核极值，腹地四环节不再被压到地板，标准化值极差大幅放大。</w:t>
+      </w:r>
+    </w:p>
+    <w:p>
+      <w:pPr>
+        <w:spacing w:before="40" w:after="80" w:line="336" w:lineRule="auto"/>
+      </w:pPr>
+      <w:r>
+        <w:rPr>
+          <w:rFonts w:ascii="Songti SC" w:hAnsi="Songti SC" w:eastAsia="Songti SC"/>
+          <w:b w:val="0"/>
+          <w:sz w:val="19"/>
+        </w:rPr>
+        <w:t>检验过程：逐市比较轨A 与轨B 的主障碍是否一致——一致则该市诊断稳健（两种基准都指向同一短板）；不一致则说明其主障碍受标准化基准影响，须分别表述。下表同时列两轨主障碍与极差（极差越大、主障碍越可辨）。</w:t>
       </w:r>
     </w:p>
     <w:tbl>
@@ -5711,7 +5737,7 @@
     </w:p>
     <w:p>
       <w:pPr>
-        <w:spacing w:before="40" w:after="80" w:line="336" w:lineRule="auto"/>
+        <w:spacing w:before="40" w:after="40" w:line="336" w:lineRule="auto"/>
       </w:pPr>
       <w:r>
         <w:rPr>
@@ -5719,7 +5745,33 @@
           <w:b w:val="0"/>
           <w:sz w:val="21"/>
         </w:rPr>
-        <w:t>四环节是否等权？本文以等权为基准（四环节在功能链中地位等同，任一缺失即失调），并以熵值法作稳健性。熵值法按指标在样本中的离散度赋权，下表为 B 口径全样本熵权。</w:t>
+        <w:t>四环节是否等权？本文以等权为基准（四环节在功能链中地位等同，任一缺失即失调），并以熵值法作稳健性。</w:t>
+      </w:r>
+    </w:p>
+    <w:p>
+      <w:pPr>
+        <w:spacing w:before="40" w:after="40" w:line="336" w:lineRule="auto"/>
+      </w:pPr>
+      <w:r>
+        <w:rPr>
+          <w:rFonts w:ascii="Songti SC" w:hAnsi="Songti SC" w:eastAsia="Songti SC"/>
+          <w:b/>
+          <w:sz w:val="20"/>
+        </w:rPr>
+        <w:t>熵值法权重的数据处理（按环节 j 逐列计算）：</w:t>
+      </w:r>
+    </w:p>
+    <w:p>
+      <w:pPr>
+        <w:spacing w:before="40" w:after="80" w:line="336" w:lineRule="auto"/>
+      </w:pPr>
+      <w:r>
+        <w:rPr>
+          <w:rFonts w:ascii="Songti SC" w:hAnsi="Songti SC" w:eastAsia="Songti SC"/>
+          <w:b w:val="0"/>
+          <w:sz w:val="19"/>
+        </w:rPr>
+        <w:t>第①步，取该环节在全样本 54 个单元的标准化值 vᵢ。第②步，归一为比重 pᵢ = vᵢ / Σᵢvᵢ。第③步，算信息熵 eⱼ = −(1/ln n)·Σᵢ pᵢ·ln pᵢ（n=54；约定 pᵢ=0 时该项为 0）——某环节城际差异越小，熵越大。第④步，算信息效用 dⱼ = 1−eⱼ（差异越大、效用越大）。第⑤步，归一为权重 wⱼ = dⱼ / Σⱼdⱼ。所得四环节熵权如下表。</w:t>
       </w:r>
     </w:p>
     <w:tbl>
@@ -6052,7 +6104,464 @@
           <w:color w:val="1F3A4A"/>
           <w:sz w:val="30"/>
         </w:rPr>
-        <w:t>六、稳健性与局限</w:t>
+        <w:t>六、空间扩展：厦漳泉都市圈协同的三市组合置换检验</w:t>
+      </w:r>
+    </w:p>
+    <w:p>
+      <w:pPr>
+        <w:spacing w:before="40" w:after="80" w:line="336" w:lineRule="auto"/>
+      </w:pPr>
+      <w:r>
+        <w:rPr>
+          <w:rFonts w:ascii="Songti SC" w:hAnsi="Songti SC" w:eastAsia="Songti SC"/>
+          <w:b w:val="0"/>
+          <w:sz w:val="21"/>
+        </w:rPr>
+        <w:t>“双核—腹地”是按行政市的静态分化，但 AI 人才供需匹配未必止于行政边界。为检验厦门、漳州、泉州是否存在都市圈协同，且避免小样本空间计量的设定争议，本文采用穷举置换检验：在 9 市任选 3 市的全部 C(9,3)=84 个组合中，看厦漳泉的区域协同表现是否高于多数随机组合。该法零新数据、不依赖空间权重矩阵。</w:t>
+      </w:r>
+    </w:p>
+    <w:p>
+      <w:pPr>
+        <w:spacing w:before="40" w:after="80" w:line="336" w:lineRule="auto"/>
+      </w:pPr>
+      <w:r>
+        <w:rPr>
+          <w:rFonts w:ascii="Songti SC" w:hAnsi="Songti SC" w:eastAsia="Songti SC"/>
+          <w:b w:val="0"/>
+          <w:sz w:val="21"/>
+        </w:rPr>
+        <w:t>数据处理与指标：对每个三市组合，将三市并为一个区域，区域 E、I 用人口加权聚合（E_组=ΣpᵢEᵢ/Σpᵢ；对人均环节恰等于“三市合并后人均”，且沿用 9 市原标准化基准，故 D_组 与单市 Dᵢ 同尺度可比）。据此构造三个指标：①区域协调度 D_组=√(C·T)；②区域协同溢价 RSP=D_组−mean(Dᵢ)（组团是否优于单市平均）；③均衡改善度 BI=mean(|Eᵢ−Iᵢ|)−|E_组−I_组|（组团是否使供需更均衡）——BI 为协同互补的主指标。</w:t>
+      </w:r>
+    </w:p>
+    <w:p>
+      <w:pPr>
+        <w:spacing w:before="40" w:after="40" w:line="336" w:lineRule="auto"/>
+      </w:pPr>
+      <w:r>
+        <w:rPr>
+          <w:rFonts w:ascii="Songti SC" w:hAnsi="Songti SC" w:eastAsia="Songti SC"/>
+          <w:b w:val="0"/>
+          <w:sz w:val="21"/>
+        </w:rPr>
+        <w:t>检验过程：对 84 组逐一计算三指标并排序，看厦漳泉组合的名次与分位。结果如下表。</w:t>
+      </w:r>
+    </w:p>
+    <w:tbl>
+      <w:tblPr>
+        <w:tblStyle w:val="TableGrid"/>
+        <w:tblW w:type="auto" w:w="0"/>
+        <w:jc w:val="center"/>
+        <w:tblLook w:firstColumn="1" w:firstRow="1" w:lastColumn="0" w:lastRow="0" w:noHBand="0" w:noVBand="1" w:val="04A0"/>
+      </w:tblPr>
+      <w:tblGrid>
+        <w:gridCol w:w="2185"/>
+        <w:gridCol w:w="2185"/>
+        <w:gridCol w:w="2185"/>
+        <w:gridCol w:w="2185"/>
+      </w:tblGrid>
+      <w:tr>
+        <w:tc>
+          <w:tcPr>
+            <w:tcW w:type="dxa" w:w="1440"/>
+            <w:shd w:val="clear" w:fill="1F3A4A"/>
+          </w:tcPr>
+          <w:p>
+            <w:pPr>
+              <w:jc w:val="center"/>
+            </w:pPr>
+            <w:r>
+              <w:rPr>
+                <w:rFonts w:ascii="Heiti SC" w:hAnsi="Heiti SC" w:eastAsia="Heiti SC"/>
+                <w:b/>
+                <w:color w:val="FFFFFF"/>
+                <w:sz w:val="19"/>
+              </w:rPr>
+              <w:t>指标</w:t>
+            </w:r>
+          </w:p>
+        </w:tc>
+        <w:tc>
+          <w:tcPr>
+            <w:tcW w:type="dxa" w:w="3456"/>
+            <w:shd w:val="clear" w:fill="1F3A4A"/>
+          </w:tcPr>
+          <w:p>
+            <w:pPr>
+              <w:jc w:val="center"/>
+            </w:pPr>
+            <w:r>
+              <w:rPr>
+                <w:rFonts w:ascii="Heiti SC" w:hAnsi="Heiti SC" w:eastAsia="Heiti SC"/>
+                <w:b/>
+                <w:color w:val="FFFFFF"/>
+                <w:sz w:val="19"/>
+              </w:rPr>
+              <w:t>含义</w:t>
+            </w:r>
+          </w:p>
+        </w:tc>
+        <w:tc>
+          <w:tcPr>
+            <w:tcW w:type="dxa" w:w="2736"/>
+            <w:shd w:val="clear" w:fill="1F3A4A"/>
+          </w:tcPr>
+          <w:p>
+            <w:pPr>
+              <w:jc w:val="center"/>
+            </w:pPr>
+            <w:r>
+              <w:rPr>
+                <w:rFonts w:ascii="Heiti SC" w:hAnsi="Heiti SC" w:eastAsia="Heiti SC"/>
+                <w:b/>
+                <w:color w:val="FFFFFF"/>
+                <w:sz w:val="19"/>
+              </w:rPr>
+              <w:t>厦漳泉排名</w:t>
+            </w:r>
+          </w:p>
+        </w:tc>
+        <w:tc>
+          <w:tcPr>
+            <w:tcW w:type="dxa" w:w="3888"/>
+            <w:shd w:val="clear" w:fill="1F3A4A"/>
+          </w:tcPr>
+          <w:p>
+            <w:pPr>
+              <w:jc w:val="center"/>
+            </w:pPr>
+            <w:r>
+              <w:rPr>
+                <w:rFonts w:ascii="Heiti SC" w:hAnsi="Heiti SC" w:eastAsia="Heiti SC"/>
+                <w:b/>
+                <w:color w:val="FFFFFF"/>
+                <w:sz w:val="19"/>
+              </w:rPr>
+              <w:t>解读</w:t>
+            </w:r>
+          </w:p>
+        </w:tc>
+      </w:tr>
+      <w:tr>
+        <w:tc>
+          <w:tcPr>
+            <w:tcW w:type="dxa" w:w="1440"/>
+          </w:tcPr>
+          <w:p>
+            <w:pPr>
+              <w:jc w:val="left"/>
+            </w:pPr>
+            <w:r>
+              <w:rPr>
+                <w:rFonts w:ascii="Songti SC" w:hAnsi="Songti SC" w:eastAsia="Songti SC"/>
+                <w:b w:val="0"/>
+                <w:sz w:val="19"/>
+              </w:rPr>
+              <w:t>D_组</w:t>
+            </w:r>
+          </w:p>
+        </w:tc>
+        <w:tc>
+          <w:tcPr>
+            <w:tcW w:type="dxa" w:w="3456"/>
+          </w:tcPr>
+          <w:p>
+            <w:pPr>
+              <w:jc w:val="center"/>
+            </w:pPr>
+            <w:r>
+              <w:rPr>
+                <w:rFonts w:ascii="Songti SC" w:hAnsi="Songti SC" w:eastAsia="Songti SC"/>
+                <w:b w:val="0"/>
+                <w:sz w:val="19"/>
+              </w:rPr>
+              <w:t>区域整体协调度</w:t>
+            </w:r>
+          </w:p>
+        </w:tc>
+        <w:tc>
+          <w:tcPr>
+            <w:tcW w:type="dxa" w:w="2736"/>
+          </w:tcPr>
+          <w:p>
+            <w:pPr>
+              <w:jc w:val="center"/>
+            </w:pPr>
+            <w:r>
+              <w:rPr>
+                <w:rFonts w:ascii="Songti SC" w:hAnsi="Songti SC" w:eastAsia="Songti SC"/>
+                <w:b w:val="0"/>
+                <w:sz w:val="19"/>
+              </w:rPr>
+              <w:t>49 / 84（前58%）</w:t>
+            </w:r>
+          </w:p>
+        </w:tc>
+        <w:tc>
+          <w:tcPr>
+            <w:tcW w:type="dxa" w:w="3888"/>
+          </w:tcPr>
+          <w:p>
+            <w:pPr>
+              <w:jc w:val="center"/>
+            </w:pPr>
+            <w:r>
+              <w:rPr>
+                <w:rFonts w:ascii="Songti SC" w:hAnsi="Songti SC" w:eastAsia="Songti SC"/>
+                <w:b w:val="0"/>
+                <w:sz w:val="19"/>
+              </w:rPr>
+              <w:t>中游——漳、泉低 D 拖累整体水平</w:t>
+            </w:r>
+          </w:p>
+        </w:tc>
+      </w:tr>
+      <w:tr>
+        <w:tc>
+          <w:tcPr>
+            <w:tcW w:type="dxa" w:w="1440"/>
+            <w:shd w:val="clear" w:fill="F2F5F7"/>
+          </w:tcPr>
+          <w:p>
+            <w:pPr>
+              <w:jc w:val="left"/>
+            </w:pPr>
+            <w:r>
+              <w:rPr>
+                <w:rFonts w:ascii="Songti SC" w:hAnsi="Songti SC" w:eastAsia="Songti SC"/>
+                <w:b w:val="0"/>
+                <w:sz w:val="19"/>
+              </w:rPr>
+              <w:t>RSP</w:t>
+            </w:r>
+          </w:p>
+        </w:tc>
+        <w:tc>
+          <w:tcPr>
+            <w:tcW w:type="dxa" w:w="3456"/>
+            <w:shd w:val="clear" w:fill="F2F5F7"/>
+          </w:tcPr>
+          <w:p>
+            <w:pPr>
+              <w:jc w:val="center"/>
+            </w:pPr>
+            <w:r>
+              <w:rPr>
+                <w:rFonts w:ascii="Songti SC" w:hAnsi="Songti SC" w:eastAsia="Songti SC"/>
+                <w:b w:val="0"/>
+                <w:sz w:val="19"/>
+              </w:rPr>
+              <w:t>区域协同溢价</w:t>
+            </w:r>
+          </w:p>
+        </w:tc>
+        <w:tc>
+          <w:tcPr>
+            <w:tcW w:type="dxa" w:w="2736"/>
+            <w:shd w:val="clear" w:fill="F2F5F7"/>
+          </w:tcPr>
+          <w:p>
+            <w:pPr>
+              <w:jc w:val="center"/>
+            </w:pPr>
+            <w:r>
+              <w:rPr>
+                <w:rFonts w:ascii="Songti SC" w:hAnsi="Songti SC" w:eastAsia="Songti SC"/>
+                <w:b w:val="0"/>
+                <w:sz w:val="19"/>
+              </w:rPr>
+              <w:t>53 / 84（前63%）</w:t>
+            </w:r>
+          </w:p>
+        </w:tc>
+        <w:tc>
+          <w:tcPr>
+            <w:tcW w:type="dxa" w:w="3888"/>
+            <w:shd w:val="clear" w:fill="F2F5F7"/>
+          </w:tcPr>
+          <w:p>
+            <w:pPr>
+              <w:jc w:val="center"/>
+            </w:pPr>
+            <w:r>
+              <w:rPr>
+                <w:rFonts w:ascii="Songti SC" w:hAnsi="Songti SC" w:eastAsia="Songti SC"/>
+                <w:b w:val="0"/>
+                <w:sz w:val="19"/>
+              </w:rPr>
+              <w:t>简单“组团提升”不突出</w:t>
+            </w:r>
+          </w:p>
+        </w:tc>
+      </w:tr>
+      <w:tr>
+        <w:tc>
+          <w:tcPr>
+            <w:tcW w:type="dxa" w:w="1440"/>
+          </w:tcPr>
+          <w:p>
+            <w:pPr>
+              <w:jc w:val="left"/>
+            </w:pPr>
+            <w:r>
+              <w:rPr>
+                <w:rFonts w:ascii="Songti SC" w:hAnsi="Songti SC" w:eastAsia="Songti SC"/>
+                <w:b w:val="0"/>
+                <w:sz w:val="19"/>
+              </w:rPr>
+              <w:t>BI</w:t>
+            </w:r>
+          </w:p>
+        </w:tc>
+        <w:tc>
+          <w:tcPr>
+            <w:tcW w:type="dxa" w:w="3456"/>
+          </w:tcPr>
+          <w:p>
+            <w:pPr>
+              <w:jc w:val="center"/>
+            </w:pPr>
+            <w:r>
+              <w:rPr>
+                <w:rFonts w:ascii="Songti SC" w:hAnsi="Songti SC" w:eastAsia="Songti SC"/>
+                <w:b w:val="0"/>
+                <w:sz w:val="19"/>
+              </w:rPr>
+              <w:t>均衡改善度</w:t>
+            </w:r>
+          </w:p>
+        </w:tc>
+        <w:tc>
+          <w:tcPr>
+            <w:tcW w:type="dxa" w:w="2736"/>
+          </w:tcPr>
+          <w:p>
+            <w:pPr>
+              <w:jc w:val="center"/>
+            </w:pPr>
+            <w:r>
+              <w:rPr>
+                <w:rFonts w:ascii="Songti SC" w:hAnsi="Songti SC" w:eastAsia="Songti SC"/>
+                <w:b w:val="0"/>
+                <w:sz w:val="19"/>
+              </w:rPr>
+              <w:t>5 / 84（前6%）</w:t>
+            </w:r>
+          </w:p>
+        </w:tc>
+        <w:tc>
+          <w:tcPr>
+            <w:tcW w:type="dxa" w:w="3888"/>
+          </w:tcPr>
+          <w:p>
+            <w:pPr>
+              <w:jc w:val="center"/>
+            </w:pPr>
+            <w:r>
+              <w:rPr>
+                <w:rFonts w:ascii="Songti SC" w:hAnsi="Songti SC" w:eastAsia="Songti SC"/>
+                <w:b w:val="0"/>
+                <w:sz w:val="19"/>
+              </w:rPr>
+              <w:t>强信号——互补使供需更均衡</w:t>
+            </w:r>
+          </w:p>
+        </w:tc>
+      </w:tr>
+    </w:tbl>
+    <w:p>
+      <w:pPr>
+        <w:spacing w:before="120"/>
+        <w:jc w:val="center"/>
+      </w:pPr>
+      <w:r>
+        <w:drawing>
+          <wp:inline xmlns:a="http://schemas.openxmlformats.org/drawingml/2006/main" xmlns:pic="http://schemas.openxmlformats.org/drawingml/2006/picture">
+            <wp:extent cx="5486400" cy="2859110"/>
+            <wp:docPr id="4" name="Picture 4"/>
+            <wp:cNvGraphicFramePr>
+              <a:graphicFrameLocks noChangeAspect="1"/>
+            </wp:cNvGraphicFramePr>
+            <a:graphic>
+              <a:graphicData uri="http://schemas.openxmlformats.org/drawingml/2006/picture">
+                <pic:pic>
+                  <pic:nvPicPr>
+                    <pic:cNvPr id="0" name="fig4_permutation.png"/>
+                    <pic:cNvPicPr/>
+                  </pic:nvPicPr>
+                  <pic:blipFill>
+                    <a:blip r:embed="rId12"/>
+                    <a:stretch>
+                      <a:fillRect/>
+                    </a:stretch>
+                  </pic:blipFill>
+                  <pic:spPr>
+                    <a:xfrm>
+                      <a:off x="0" y="0"/>
+                      <a:ext cx="5486400" cy="2859110"/>
+                    </a:xfrm>
+                    <a:prstGeom prst="rect"/>
+                  </pic:spPr>
+                </pic:pic>
+              </a:graphicData>
+            </a:graphic>
+          </wp:inline>
+        </w:drawing>
+      </w:r>
+    </w:p>
+    <w:p>
+      <w:pPr>
+        <w:spacing w:after="160"/>
+        <w:jc w:val="center"/>
+      </w:pPr>
+      <w:r>
+        <w:rPr>
+          <w:rFonts w:ascii="Songti SC" w:hAnsi="Songti SC" w:eastAsia="Songti SC"/>
+          <w:b w:val="0"/>
+          <w:color w:val="666666"/>
+          <w:sz w:val="18"/>
+        </w:rPr>
+        <w:t>图4  厦漳泉在 84 组三市组合中的均衡改善度（BI）排位（B口径，2024）。</w:t>
+      </w:r>
+    </w:p>
+    <w:p>
+      <w:pPr>
+        <w:spacing w:before="80" w:after="80" w:line="336" w:lineRule="auto"/>
+      </w:pPr>
+      <w:r>
+        <w:rPr>
+          <w:rFonts w:ascii="Songti SC" w:hAnsi="Songti SC" w:eastAsia="Songti SC"/>
+          <w:b w:val="0"/>
+          <w:sz w:val="21"/>
+        </w:rPr>
+        <w:t>解读：厦漳泉在“整体水平（D_组）”与“简单协同溢价（RSP）”上仅居中游，但在“均衡改善度（BI）”上位列前 6%——即厦门产业领先、泉漳教育与承接相对偏强，三市并为区域后教育—产业缺口显著缩小，呈现互补型都市圈协同信号。</w:t>
+      </w:r>
+    </w:p>
+    <w:p>
+      <w:pPr>
+        <w:spacing w:before="40" w:after="80" w:line="336" w:lineRule="auto"/>
+      </w:pPr>
+      <w:r>
+        <w:rPr>
+          <w:rFonts w:ascii="Songti SC" w:hAnsi="Songti SC" w:eastAsia="Songti SC"/>
+          <w:b w:val="0"/>
+          <w:sz w:val="19"/>
+        </w:rPr>
+        <w:t>结论边界（重要）：BI 高位组合普遍包含厦门（前 10% 组合中厦门出现 8/8），故这是“厦门锚定的互补效应”，厦漳泉因地理邻近与产业链联系而具备现实都市圈基础、落在高均衡区，但置换检验只能提示协同信号，不能证明因果“抱团”；其机制仍需跨市人才流动、企业合作与产业链数据进一步验证。</w:t>
+      </w:r>
+    </w:p>
+    <w:p>
+      <w:pPr>
+        <w:keepNext/>
+        <w:spacing w:before="240" w:after="100"/>
+      </w:pPr>
+      <w:r>
+        <w:rPr>
+          <w:rFonts w:ascii="Heiti SC" w:hAnsi="Heiti SC" w:eastAsia="Heiti SC"/>
+          <w:b/>
+          <w:color w:val="1F3A4A"/>
+          <w:sz w:val="30"/>
+        </w:rPr>
+        <w:t>七、稳健性与局限</w:t>
       </w:r>
     </w:p>
     <w:p>

--- a/manuscripts/论文A_数据与检验.docx
+++ b/manuscripts/论文A_数据与检验.docx
@@ -6122,6 +6122,21 @@
     </w:p>
     <w:p>
       <w:pPr>
+        <w:keepNext/>
+        <w:spacing w:before="160" w:after="100"/>
+      </w:pPr>
+      <w:r>
+        <w:rPr>
+          <w:rFonts w:ascii="Heiti SC" w:hAnsi="Heiti SC" w:eastAsia="Heiti SC"/>
+          <w:b/>
+          <w:color w:val="1F3A4A"/>
+          <w:sz w:val="25"/>
+        </w:rPr>
+        <w:t>6.1  区域指标的计算（人口加权聚合 + 手算示范）</w:t>
+      </w:r>
+    </w:p>
+    <w:p>
+      <w:pPr>
         <w:spacing w:before="40" w:after="80" w:line="336" w:lineRule="auto"/>
       </w:pPr>
       <w:r>
@@ -6130,7 +6145,113 @@
           <w:b w:val="0"/>
           <w:sz w:val="21"/>
         </w:rPr>
-        <w:t>数据处理与指标：对每个三市组合，将三市并为一个区域，区域 E、I 用人口加权聚合（E_组=ΣpᵢEᵢ/Σpᵢ；对人均环节恰等于“三市合并后人均”，且沿用 9 市原标准化基准，故 D_组 与单市 Dᵢ 同尺度可比）。据此构造三个指标：①区域协调度 D_组=√(C·T)；②区域协同溢价 RSP=D_组−mean(Dᵢ)（组团是否优于单市平均）；③均衡改善度 BI=mean(|Eᵢ−Iᵢ|)−|E_组−I_组|（组团是否使供需更均衡）——BI 为协同互补的主指标。</w:t>
+        <w:t>对每个三市组合，将三市并为一个区域，按人口加权聚合区域指数（pᵢ 为城市常住人口）：E_组 = Σpᵢ·Eᵢ / Σpᵢ，I_组 = Σpᵢ·Iᵢ / Σpᵢ。用人口加权而非简单平均，是因为对人均化环节，人口加权平均恰好等于“三市合并后的人均值”（min-max 为线性变换，Σpᵢvᵢ/Σpᵢ = mm(Σcount/Σpop)），且沿用 9 市原 min-max 基准，故 D_组 与单市 Dᵢ 同尺度可比。下以厦漳泉 2024 为例逐步算三指标。</w:t>
+      </w:r>
+    </w:p>
+    <w:p>
+      <w:pPr>
+        <w:spacing w:before="40" w:after="80" w:line="336" w:lineRule="auto"/>
+      </w:pPr>
+      <w:r>
+        <w:rPr>
+          <w:rFonts w:ascii="Songti SC" w:hAnsi="Songti SC" w:eastAsia="Songti SC"/>
+          <w:b w:val="0"/>
+          <w:sz w:val="19"/>
+        </w:rPr>
+        <w:t>三市输入：厦门 E=0.713、I=0.977、D=0.913、人口 535；漳州 E=0.126、I=0.033、D=0.254、人口 508；泉州 E=0.258、I=0.067、D=0.363、人口 891。总人口 P=1934。</w:t>
+      </w:r>
+    </w:p>
+    <w:p>
+      <w:pPr>
+        <w:spacing w:before="60" w:after="20" w:line="336" w:lineRule="auto"/>
+      </w:pPr>
+      <w:r>
+        <w:rPr>
+          <w:rFonts w:ascii="Songti SC" w:hAnsi="Songti SC" w:eastAsia="Songti SC"/>
+          <w:b/>
+          <w:sz w:val="19"/>
+        </w:rPr>
+        <w:t>① 区域协调度 D_组 = √(C·T)，其中 C=2√(E_组·I_组)/(E_组+I_组)、T=(E_组+I_组)/2：</w:t>
+      </w:r>
+    </w:p>
+    <w:p>
+      <w:pPr>
+        <w:spacing w:before="40" w:after="80" w:line="336" w:lineRule="auto"/>
+      </w:pPr>
+      <w:r>
+        <w:rPr>
+          <w:rFonts w:ascii="Songti SC" w:hAnsi="Songti SC" w:eastAsia="Songti SC"/>
+          <w:b w:val="0"/>
+          <w:sz w:val="19"/>
+        </w:rPr>
+        <w:t>E_组=(535×0.713+508×0.126+891×0.258)/1934 = 0.349；I_组=(535×0.977+508×0.033+891×0.067)/1934 = 0.310；C=0.998、T=0.330 → D_组=√(0.998×0.330)=0.574。含义：把三市视为一个区域整体时的耦合协调度。</w:t>
+      </w:r>
+    </w:p>
+    <w:p>
+      <w:pPr>
+        <w:spacing w:before="40" w:after="20" w:line="336" w:lineRule="auto"/>
+      </w:pPr>
+      <w:r>
+        <w:rPr>
+          <w:rFonts w:ascii="Songti SC" w:hAnsi="Songti SC" w:eastAsia="Songti SC"/>
+          <w:b/>
+          <w:sz w:val="19"/>
+        </w:rPr>
+        <w:t>② 区域协同溢价 RSP = D_组 − mean(Dᵢ)：</w:t>
+      </w:r>
+    </w:p>
+    <w:p>
+      <w:pPr>
+        <w:spacing w:before="40" w:after="80" w:line="336" w:lineRule="auto"/>
+      </w:pPr>
+      <w:r>
+        <w:rPr>
+          <w:rFonts w:ascii="Songti SC" w:hAnsi="Songti SC" w:eastAsia="Songti SC"/>
+          <w:b w:val="0"/>
+          <w:sz w:val="19"/>
+        </w:rPr>
+        <w:t>mean(Dᵢ)=(0.913+0.254+0.363)/3 = 0.510 → RSP = 0.574−0.510 = +0.063。含义：组团后的协调度，比三市“各自单干的平均水平”高多少；&gt;0 表示组团优于单市平均。注意：强市配弱市也会把该值抬高，故 RSP 含“带动”成分，非纯互补。</w:t>
+      </w:r>
+    </w:p>
+    <w:p>
+      <w:pPr>
+        <w:spacing w:before="40" w:after="20" w:line="336" w:lineRule="auto"/>
+      </w:pPr>
+      <w:r>
+        <w:rPr>
+          <w:rFonts w:ascii="Songti SC" w:hAnsi="Songti SC" w:eastAsia="Songti SC"/>
+          <w:b/>
+          <w:sz w:val="19"/>
+        </w:rPr>
+        <w:t>③ 均衡改善度 BI = mean(|Eᵢ−Iᵢ|) − |E_组−I_组|：</w:t>
+      </w:r>
+    </w:p>
+    <w:p>
+      <w:pPr>
+        <w:spacing w:before="40" w:after="80" w:line="336" w:lineRule="auto"/>
+      </w:pPr>
+      <w:r>
+        <w:rPr>
+          <w:rFonts w:ascii="Songti SC" w:hAnsi="Songti SC" w:eastAsia="Songti SC"/>
+          <w:b w:val="0"/>
+          <w:sz w:val="19"/>
+        </w:rPr>
+        <w:t>mean|Eᵢ−Iᵢ|=(|0.713−0.977|+|0.126−0.033|+|0.258−0.067|)/3=(0.264+0.092+0.191)/3 = 0.183；|E_组−I_组|=|0.349−0.310| = 0.039 → BI = 0.183−0.039 = +0.143。含义：三市各自的“教育—产业缺口（|E−I|）”平均有多大，组团后区域缺口缩到多小；BI 越大 = 三市供需越互补、组团后越均衡。BI 是协同互补的主指标。</w:t>
+      </w:r>
+    </w:p>
+    <w:p>
+      <w:pPr>
+        <w:keepNext/>
+        <w:spacing w:before="160" w:after="100"/>
+      </w:pPr>
+      <w:r>
+        <w:rPr>
+          <w:rFonts w:ascii="Heiti SC" w:hAnsi="Heiti SC" w:eastAsia="Heiti SC"/>
+          <w:b/>
+          <w:color w:val="1F3A4A"/>
+          <w:sz w:val="25"/>
+        </w:rPr>
+        <w:t>6.2  厦漳泉的检验结果</w:t>
       </w:r>
     </w:p>
     <w:p>
@@ -6143,7 +6264,7 @@
           <w:b w:val="0"/>
           <w:sz w:val="21"/>
         </w:rPr>
-        <w:t>检验过程：对 84 组逐一计算三指标并排序，看厦漳泉组合的名次与分位。结果如下表。</w:t>
+        <w:t>对 84 组逐一计算上述三指标并各自排序，看厦漳泉组合的名次与分位：</w:t>
       </w:r>
     </w:p>
     <w:tbl>
@@ -6531,9 +6652,9 @@
         <w:rPr>
           <w:rFonts w:ascii="Songti SC" w:hAnsi="Songti SC" w:eastAsia="Songti SC"/>
           <w:b w:val="0"/>
-          <w:sz w:val="21"/>
+          <w:sz w:val="19"/>
         </w:rPr>
-        <w:t>解读：厦漳泉在“整体水平（D_组）”与“简单协同溢价（RSP）”上仅居中游，但在“均衡改善度（BI）”上位列前 6%——即厦门产业领先、泉漳教育与承接相对偏强，三市并为区域后教育—产业缺口显著缩小，呈现互补型都市圈协同信号。</w:t>
+        <w:t>厦漳泉在“整体水平（D_组）”与“简单协同溢价（RSP）”上仅居中游，但在“均衡改善度（BI）”上位列前 6%——厦门产业领先、泉漳教育与承接相对偏强，三市并区后教育—产业缺口显著缩小，呈现互补型都市圈协同信号。</w:t>
       </w:r>
     </w:p>
     <w:p>
@@ -6546,7 +6667,641 @@
           <w:b w:val="0"/>
           <w:sz w:val="19"/>
         </w:rPr>
-        <w:t>结论边界（重要）：BI 高位组合普遍包含厦门（前 10% 组合中厦门出现 8/8），故这是“厦门锚定的互补效应”，厦漳泉因地理邻近与产业链联系而具备现实都市圈基础、落在高均衡区，但置换检验只能提示协同信号，不能证明因果“抱团”；其机制仍需跨市人才流动、企业合作与产业链数据进一步验证。</w:t>
+        <w:t>结论边界（重要）：BI 高位组合普遍含厦门（前 10% 组合中厦门 8/8），故这是“厦门锚定的互补效应”；厦漳泉因地理邻近与产业链联系而具备现实都市圈基础、落在高均衡区，但置换检验只能提示协同信号、不能证明因果“抱团”，机制仍需跨市人才流动、企业合作与产业链数据验证。</w:t>
+      </w:r>
+    </w:p>
+    <w:p>
+      <w:pPr>
+        <w:keepNext/>
+        <w:spacing w:before="160" w:after="100"/>
+      </w:pPr>
+      <w:r>
+        <w:rPr>
+          <w:rFonts w:ascii="Heiti SC" w:hAnsi="Heiti SC" w:eastAsia="Heiti SC"/>
+          <w:b/>
+          <w:color w:val="1F3A4A"/>
+          <w:sz w:val="25"/>
+        </w:rPr>
+        <w:t>6.3  全样本一般结论（不限于厦漳泉）</w:t>
+      </w:r>
+    </w:p>
+    <w:p>
+      <w:pPr>
+        <w:spacing w:before="40" w:after="80" w:line="336" w:lineRule="auto"/>
+      </w:pPr>
+      <w:r>
+        <w:rPr>
+          <w:rFonts w:ascii="Songti SC" w:hAnsi="Songti SC" w:eastAsia="Songti SC"/>
+          <w:b w:val="0"/>
+          <w:sz w:val="21"/>
+        </w:rPr>
+        <w:t>把全部 84 组按“是否含核心市（福/厦）”“是否跨极（同时含教育领先与产业领先城市）”分组，对组内各组合的指标取“均值”——即该类所有组合的 D_组（或 BI、RSP）的算术平均，反映这一类组合的整体表现。两张对照表导出四条一般结论。</w:t>
+      </w:r>
+    </w:p>
+    <w:tbl>
+      <w:tblPr>
+        <w:tblStyle w:val="TableGrid"/>
+        <w:tblW w:type="auto" w:w="0"/>
+        <w:jc w:val="center"/>
+        <w:tblLook w:firstColumn="1" w:firstRow="1" w:lastColumn="0" w:lastRow="0" w:noHBand="0" w:noVBand="1" w:val="04A0"/>
+      </w:tblPr>
+      <w:tblGrid>
+        <w:gridCol w:w="1748"/>
+        <w:gridCol w:w="1748"/>
+        <w:gridCol w:w="1748"/>
+        <w:gridCol w:w="1748"/>
+        <w:gridCol w:w="1748"/>
+      </w:tblGrid>
+      <w:tr>
+        <w:tc>
+          <w:tcPr>
+            <w:tcW w:type="dxa" w:w="2880"/>
+            <w:shd w:val="clear" w:fill="1F3A4A"/>
+          </w:tcPr>
+          <w:p>
+            <w:pPr>
+              <w:jc w:val="center"/>
+            </w:pPr>
+            <w:r>
+              <w:rPr>
+                <w:rFonts w:ascii="Heiti SC" w:hAnsi="Heiti SC" w:eastAsia="Heiti SC"/>
+                <w:b/>
+                <w:color w:val="FFFFFF"/>
+                <w:sz w:val="19"/>
+              </w:rPr>
+              <w:t>组合类型</w:t>
+            </w:r>
+          </w:p>
+        </w:tc>
+        <w:tc>
+          <w:tcPr>
+            <w:tcW w:type="dxa" w:w="1296"/>
+            <w:shd w:val="clear" w:fill="1F3A4A"/>
+          </w:tcPr>
+          <w:p>
+            <w:pPr>
+              <w:jc w:val="center"/>
+            </w:pPr>
+            <w:r>
+              <w:rPr>
+                <w:rFonts w:ascii="Heiti SC" w:hAnsi="Heiti SC" w:eastAsia="Heiti SC"/>
+                <w:b/>
+                <w:color w:val="FFFFFF"/>
+                <w:sz w:val="19"/>
+              </w:rPr>
+              <w:t>组数</w:t>
+            </w:r>
+          </w:p>
+        </w:tc>
+        <w:tc>
+          <w:tcPr>
+            <w:tcW w:type="dxa" w:w="2160"/>
+            <w:shd w:val="clear" w:fill="1F3A4A"/>
+          </w:tcPr>
+          <w:p>
+            <w:pPr>
+              <w:jc w:val="center"/>
+            </w:pPr>
+            <w:r>
+              <w:rPr>
+                <w:rFonts w:ascii="Heiti SC" w:hAnsi="Heiti SC" w:eastAsia="Heiti SC"/>
+                <w:b/>
+                <w:color w:val="FFFFFF"/>
+                <w:sz w:val="19"/>
+              </w:rPr>
+              <w:t>D_组均值</w:t>
+            </w:r>
+          </w:p>
+        </w:tc>
+        <w:tc>
+          <w:tcPr>
+            <w:tcW w:type="dxa" w:w="2160"/>
+            <w:shd w:val="clear" w:fill="1F3A4A"/>
+          </w:tcPr>
+          <w:p>
+            <w:pPr>
+              <w:jc w:val="center"/>
+            </w:pPr>
+            <w:r>
+              <w:rPr>
+                <w:rFonts w:ascii="Heiti SC" w:hAnsi="Heiti SC" w:eastAsia="Heiti SC"/>
+                <w:b/>
+                <w:color w:val="FFFFFF"/>
+                <w:sz w:val="19"/>
+              </w:rPr>
+              <w:t>BI均值</w:t>
+            </w:r>
+          </w:p>
+        </w:tc>
+        <w:tc>
+          <w:tcPr>
+            <w:tcW w:type="dxa" w:w="2160"/>
+            <w:shd w:val="clear" w:fill="1F3A4A"/>
+          </w:tcPr>
+          <w:p>
+            <w:pPr>
+              <w:jc w:val="center"/>
+            </w:pPr>
+            <w:r>
+              <w:rPr>
+                <w:rFonts w:ascii="Heiti SC" w:hAnsi="Heiti SC" w:eastAsia="Heiti SC"/>
+                <w:b/>
+                <w:color w:val="FFFFFF"/>
+                <w:sz w:val="19"/>
+              </w:rPr>
+              <w:t>RSP均值</w:t>
+            </w:r>
+          </w:p>
+        </w:tc>
+      </w:tr>
+      <w:tr>
+        <w:tc>
+          <w:tcPr>
+            <w:tcW w:type="dxa" w:w="2880"/>
+          </w:tcPr>
+          <w:p>
+            <w:pPr>
+              <w:jc w:val="left"/>
+            </w:pPr>
+            <w:r>
+              <w:rPr>
+                <w:rFonts w:ascii="Songti SC" w:hAnsi="Songti SC" w:eastAsia="Songti SC"/>
+                <w:b w:val="0"/>
+                <w:sz w:val="19"/>
+              </w:rPr>
+              <w:t>含核心市(福/厦)</w:t>
+            </w:r>
+          </w:p>
+        </w:tc>
+        <w:tc>
+          <w:tcPr>
+            <w:tcW w:type="dxa" w:w="1296"/>
+          </w:tcPr>
+          <w:p>
+            <w:pPr>
+              <w:jc w:val="center"/>
+            </w:pPr>
+            <w:r>
+              <w:rPr>
+                <w:rFonts w:ascii="Songti SC" w:hAnsi="Songti SC" w:eastAsia="Songti SC"/>
+                <w:b w:val="0"/>
+                <w:sz w:val="19"/>
+              </w:rPr>
+              <w:t>49</w:t>
+            </w:r>
+          </w:p>
+        </w:tc>
+        <w:tc>
+          <w:tcPr>
+            <w:tcW w:type="dxa" w:w="2160"/>
+          </w:tcPr>
+          <w:p>
+            <w:pPr>
+              <w:jc w:val="center"/>
+            </w:pPr>
+            <w:r>
+              <w:rPr>
+                <w:rFonts w:ascii="Songti SC" w:hAnsi="Songti SC" w:eastAsia="Songti SC"/>
+                <w:b w:val="0"/>
+                <w:sz w:val="19"/>
+              </w:rPr>
+              <w:t>0.696</w:t>
+            </w:r>
+          </w:p>
+        </w:tc>
+        <w:tc>
+          <w:tcPr>
+            <w:tcW w:type="dxa" w:w="2160"/>
+          </w:tcPr>
+          <w:p>
+            <w:pPr>
+              <w:jc w:val="center"/>
+            </w:pPr>
+            <w:r>
+              <w:rPr>
+                <w:rFonts w:ascii="Songti SC" w:hAnsi="Songti SC" w:eastAsia="Songti SC"/>
+                <w:b w:val="0"/>
+                <w:sz w:val="19"/>
+              </w:rPr>
+              <w:t>0.029</w:t>
+            </w:r>
+          </w:p>
+        </w:tc>
+        <w:tc>
+          <w:tcPr>
+            <w:tcW w:type="dxa" w:w="2160"/>
+          </w:tcPr>
+          <w:p>
+            <w:pPr>
+              <w:jc w:val="center"/>
+            </w:pPr>
+            <w:r>
+              <w:rPr>
+                <w:rFonts w:ascii="Songti SC" w:hAnsi="Songti SC" w:eastAsia="Songti SC"/>
+                <w:b w:val="0"/>
+                <w:sz w:val="19"/>
+              </w:rPr>
+              <w:t>0.186</w:t>
+            </w:r>
+          </w:p>
+        </w:tc>
+      </w:tr>
+      <w:tr>
+        <w:tc>
+          <w:tcPr>
+            <w:tcW w:type="dxa" w:w="2880"/>
+            <w:shd w:val="clear" w:fill="F2F5F7"/>
+          </w:tcPr>
+          <w:p>
+            <w:pPr>
+              <w:jc w:val="left"/>
+            </w:pPr>
+            <w:r>
+              <w:rPr>
+                <w:rFonts w:ascii="Songti SC" w:hAnsi="Songti SC" w:eastAsia="Songti SC"/>
+                <w:b w:val="0"/>
+                <w:sz w:val="19"/>
+              </w:rPr>
+              <w:t>纯腹地(无核心)</w:t>
+            </w:r>
+          </w:p>
+        </w:tc>
+        <w:tc>
+          <w:tcPr>
+            <w:tcW w:type="dxa" w:w="1296"/>
+            <w:shd w:val="clear" w:fill="F2F5F7"/>
+          </w:tcPr>
+          <w:p>
+            <w:pPr>
+              <w:jc w:val="center"/>
+            </w:pPr>
+            <w:r>
+              <w:rPr>
+                <w:rFonts w:ascii="Songti SC" w:hAnsi="Songti SC" w:eastAsia="Songti SC"/>
+                <w:b w:val="0"/>
+                <w:sz w:val="19"/>
+              </w:rPr>
+              <w:t>35</w:t>
+            </w:r>
+          </w:p>
+        </w:tc>
+        <w:tc>
+          <w:tcPr>
+            <w:tcW w:type="dxa" w:w="2160"/>
+            <w:shd w:val="clear" w:fill="F2F5F7"/>
+          </w:tcPr>
+          <w:p>
+            <w:pPr>
+              <w:jc w:val="center"/>
+            </w:pPr>
+            <w:r>
+              <w:rPr>
+                <w:rFonts w:ascii="Songti SC" w:hAnsi="Songti SC" w:eastAsia="Songti SC"/>
+                <w:b w:val="0"/>
+                <w:sz w:val="19"/>
+              </w:rPr>
+              <w:t>0.290</w:t>
+            </w:r>
+          </w:p>
+        </w:tc>
+        <w:tc>
+          <w:tcPr>
+            <w:tcW w:type="dxa" w:w="2160"/>
+            <w:shd w:val="clear" w:fill="F2F5F7"/>
+          </w:tcPr>
+          <w:p>
+            <w:pPr>
+              <w:jc w:val="center"/>
+            </w:pPr>
+            <w:r>
+              <w:rPr>
+                <w:rFonts w:ascii="Songti SC" w:hAnsi="Songti SC" w:eastAsia="Songti SC"/>
+                <w:b w:val="0"/>
+                <w:sz w:val="19"/>
+              </w:rPr>
+              <w:t>0.003</w:t>
+            </w:r>
+          </w:p>
+        </w:tc>
+        <w:tc>
+          <w:tcPr>
+            <w:tcW w:type="dxa" w:w="2160"/>
+            <w:shd w:val="clear" w:fill="F2F5F7"/>
+          </w:tcPr>
+          <w:p>
+            <w:pPr>
+              <w:jc w:val="center"/>
+            </w:pPr>
+            <w:r>
+              <w:rPr>
+                <w:rFonts w:ascii="Songti SC" w:hAnsi="Songti SC" w:eastAsia="Songti SC"/>
+                <w:b w:val="0"/>
+                <w:sz w:val="19"/>
+              </w:rPr>
+              <w:t>0.035</w:t>
+            </w:r>
+          </w:p>
+        </w:tc>
+      </w:tr>
+    </w:tbl>
+    <w:p>
+      <w:pPr>
+        <w:spacing w:before="40" w:after="80" w:line="336" w:lineRule="auto"/>
+      </w:pPr>
+      <w:r>
+        <w:rPr>
+          <w:rFonts w:ascii="Songti SC" w:hAnsi="Songti SC" w:eastAsia="Songti SC"/>
+          <w:b w:val="0"/>
+          <w:sz w:val="19"/>
+        </w:rPr>
+        <w:t>结论1（核心主导·腹地难自我协同）：含核心组合 D_组均值 0.696 是纯腹地 0.290 的 2.4 倍；纯腹地 BI 均值≈0，即腹地市彼此组团几乎不产生均衡改善（纯腹地最高 D_组仅 0.352、仍失调）。这为“腹地弱联动”提供反事实证据——“低+低”在结构上既到不了协调、也无互补空间；腹地需接入核心，而非抱团取暖。</w:t>
+      </w:r>
+    </w:p>
+    <w:tbl>
+      <w:tblPr>
+        <w:tblStyle w:val="TableGrid"/>
+        <w:tblW w:type="auto" w:w="0"/>
+        <w:jc w:val="center"/>
+        <w:tblLook w:firstColumn="1" w:firstRow="1" w:lastColumn="0" w:lastRow="0" w:noHBand="0" w:noVBand="1" w:val="04A0"/>
+      </w:tblPr>
+      <w:tblGrid>
+        <w:gridCol w:w="2185"/>
+        <w:gridCol w:w="2185"/>
+        <w:gridCol w:w="2185"/>
+        <w:gridCol w:w="2185"/>
+      </w:tblGrid>
+      <w:tr>
+        <w:tc>
+          <w:tcPr>
+            <w:tcW w:type="dxa" w:w="4608"/>
+            <w:shd w:val="clear" w:fill="1F3A4A"/>
+          </w:tcPr>
+          <w:p>
+            <w:pPr>
+              <w:jc w:val="center"/>
+            </w:pPr>
+            <w:r>
+              <w:rPr>
+                <w:rFonts w:ascii="Heiti SC" w:hAnsi="Heiti SC" w:eastAsia="Heiti SC"/>
+                <w:b/>
+                <w:color w:val="FFFFFF"/>
+                <w:sz w:val="19"/>
+              </w:rPr>
+              <w:t>组合类型</w:t>
+            </w:r>
+          </w:p>
+        </w:tc>
+        <w:tc>
+          <w:tcPr>
+            <w:tcW w:type="dxa" w:w="1296"/>
+            <w:shd w:val="clear" w:fill="1F3A4A"/>
+          </w:tcPr>
+          <w:p>
+            <w:pPr>
+              <w:jc w:val="center"/>
+            </w:pPr>
+            <w:r>
+              <w:rPr>
+                <w:rFonts w:ascii="Heiti SC" w:hAnsi="Heiti SC" w:eastAsia="Heiti SC"/>
+                <w:b/>
+                <w:color w:val="FFFFFF"/>
+                <w:sz w:val="19"/>
+              </w:rPr>
+              <w:t>组数</w:t>
+            </w:r>
+          </w:p>
+        </w:tc>
+        <w:tc>
+          <w:tcPr>
+            <w:tcW w:type="dxa" w:w="2160"/>
+            <w:shd w:val="clear" w:fill="1F3A4A"/>
+          </w:tcPr>
+          <w:p>
+            <w:pPr>
+              <w:jc w:val="center"/>
+            </w:pPr>
+            <w:r>
+              <w:rPr>
+                <w:rFonts w:ascii="Heiti SC" w:hAnsi="Heiti SC" w:eastAsia="Heiti SC"/>
+                <w:b/>
+                <w:color w:val="FFFFFF"/>
+                <w:sz w:val="19"/>
+              </w:rPr>
+              <w:t>BI均值</w:t>
+            </w:r>
+          </w:p>
+        </w:tc>
+        <w:tc>
+          <w:tcPr>
+            <w:tcW w:type="dxa" w:w="2160"/>
+            <w:shd w:val="clear" w:fill="1F3A4A"/>
+          </w:tcPr>
+          <w:p>
+            <w:pPr>
+              <w:jc w:val="center"/>
+            </w:pPr>
+            <w:r>
+              <w:rPr>
+                <w:rFonts w:ascii="Heiti SC" w:hAnsi="Heiti SC" w:eastAsia="Heiti SC"/>
+                <w:b/>
+                <w:color w:val="FFFFFF"/>
+                <w:sz w:val="19"/>
+              </w:rPr>
+              <w:t>RSP均值</w:t>
+            </w:r>
+          </w:p>
+        </w:tc>
+      </w:tr>
+      <w:tr>
+        <w:tc>
+          <w:tcPr>
+            <w:tcW w:type="dxa" w:w="4608"/>
+          </w:tcPr>
+          <w:p>
+            <w:pPr>
+              <w:jc w:val="left"/>
+            </w:pPr>
+            <w:r>
+              <w:rPr>
+                <w:rFonts w:ascii="Songti SC" w:hAnsi="Songti SC" w:eastAsia="Songti SC"/>
+                <w:b w:val="0"/>
+                <w:sz w:val="19"/>
+              </w:rPr>
+              <w:t>跨极(含教育领先+产业领先)</w:t>
+            </w:r>
+          </w:p>
+        </w:tc>
+        <w:tc>
+          <w:tcPr>
+            <w:tcW w:type="dxa" w:w="1296"/>
+          </w:tcPr>
+          <w:p>
+            <w:pPr>
+              <w:jc w:val="center"/>
+            </w:pPr>
+            <w:r>
+              <w:rPr>
+                <w:rFonts w:ascii="Songti SC" w:hAnsi="Songti SC" w:eastAsia="Songti SC"/>
+                <w:b w:val="0"/>
+                <w:sz w:val="19"/>
+              </w:rPr>
+              <w:t>60</w:t>
+            </w:r>
+          </w:p>
+        </w:tc>
+        <w:tc>
+          <w:tcPr>
+            <w:tcW w:type="dxa" w:w="2160"/>
+          </w:tcPr>
+          <w:p>
+            <w:pPr>
+              <w:jc w:val="center"/>
+            </w:pPr>
+            <w:r>
+              <w:rPr>
+                <w:rFonts w:ascii="Songti SC" w:hAnsi="Songti SC" w:eastAsia="Songti SC"/>
+                <w:b w:val="0"/>
+                <w:sz w:val="19"/>
+              </w:rPr>
+              <w:t>+0.040</w:t>
+            </w:r>
+          </w:p>
+        </w:tc>
+        <w:tc>
+          <w:tcPr>
+            <w:tcW w:type="dxa" w:w="2160"/>
+          </w:tcPr>
+          <w:p>
+            <w:pPr>
+              <w:jc w:val="center"/>
+            </w:pPr>
+            <w:r>
+              <w:rPr>
+                <w:rFonts w:ascii="Songti SC" w:hAnsi="Songti SC" w:eastAsia="Songti SC"/>
+                <w:b w:val="0"/>
+                <w:sz w:val="19"/>
+              </w:rPr>
+              <w:t>0.122</w:t>
+            </w:r>
+          </w:p>
+        </w:tc>
+      </w:tr>
+      <w:tr>
+        <w:tc>
+          <w:tcPr>
+            <w:tcW w:type="dxa" w:w="4608"/>
+            <w:shd w:val="clear" w:fill="F2F5F7"/>
+          </w:tcPr>
+          <w:p>
+            <w:pPr>
+              <w:jc w:val="left"/>
+            </w:pPr>
+            <w:r>
+              <w:rPr>
+                <w:rFonts w:ascii="Songti SC" w:hAnsi="Songti SC" w:eastAsia="Songti SC"/>
+                <w:b w:val="0"/>
+                <w:sz w:val="19"/>
+              </w:rPr>
+              <w:t>不跨极</w:t>
+            </w:r>
+          </w:p>
+        </w:tc>
+        <w:tc>
+          <w:tcPr>
+            <w:tcW w:type="dxa" w:w="1296"/>
+            <w:shd w:val="clear" w:fill="F2F5F7"/>
+          </w:tcPr>
+          <w:p>
+            <w:pPr>
+              <w:jc w:val="center"/>
+            </w:pPr>
+            <w:r>
+              <w:rPr>
+                <w:rFonts w:ascii="Songti SC" w:hAnsi="Songti SC" w:eastAsia="Songti SC"/>
+                <w:b w:val="0"/>
+                <w:sz w:val="19"/>
+              </w:rPr>
+              <w:t>24</w:t>
+            </w:r>
+          </w:p>
+        </w:tc>
+        <w:tc>
+          <w:tcPr>
+            <w:tcW w:type="dxa" w:w="2160"/>
+            <w:shd w:val="clear" w:fill="F2F5F7"/>
+          </w:tcPr>
+          <w:p>
+            <w:pPr>
+              <w:jc w:val="center"/>
+            </w:pPr>
+            <w:r>
+              <w:rPr>
+                <w:rFonts w:ascii="Songti SC" w:hAnsi="Songti SC" w:eastAsia="Songti SC"/>
+                <w:b w:val="0"/>
+                <w:sz w:val="19"/>
+              </w:rPr>
+              <w:t>−0.034</w:t>
+            </w:r>
+          </w:p>
+        </w:tc>
+        <w:tc>
+          <w:tcPr>
+            <w:tcW w:type="dxa" w:w="2160"/>
+            <w:shd w:val="clear" w:fill="F2F5F7"/>
+          </w:tcPr>
+          <w:p>
+            <w:pPr>
+              <w:jc w:val="center"/>
+            </w:pPr>
+            <w:r>
+              <w:rPr>
+                <w:rFonts w:ascii="Songti SC" w:hAnsi="Songti SC" w:eastAsia="Songti SC"/>
+                <w:b w:val="0"/>
+                <w:sz w:val="19"/>
+              </w:rPr>
+              <w:t>0.126</w:t>
+            </w:r>
+          </w:p>
+        </w:tc>
+      </w:tr>
+    </w:tbl>
+    <w:p>
+      <w:pPr>
+        <w:spacing w:before="40" w:after="80" w:line="336" w:lineRule="auto"/>
+      </w:pPr>
+      <w:r>
+        <w:rPr>
+          <w:rFonts w:ascii="Songti SC" w:hAnsi="Songti SC" w:eastAsia="Songti SC"/>
+          <w:b w:val="0"/>
+          <w:sz w:val="19"/>
+        </w:rPr>
+        <w:t>结论2（镜像即引擎）：跨极组合 BI 均值为正(+0.040)、不跨极为负(−0.034，组团后反而更不均衡)——均衡改善来自“跨越教育领先↔产业领先”的配对，福州/厦门镜像不只是描述，而是区域协同的物理引擎。两类 RSP 几乎相同(0.122 vs 0.126) → RSP 不区分互补、BI 才区分。</w:t>
+      </w:r>
+    </w:p>
+    <w:p>
+      <w:pPr>
+        <w:spacing w:before="40" w:after="80" w:line="336" w:lineRule="auto"/>
+      </w:pPr>
+      <w:r>
+        <w:rPr>
+          <w:rFonts w:ascii="Songti SC" w:hAnsi="Songti SC" w:eastAsia="Songti SC"/>
+          <w:b w:val="0"/>
+          <w:sz w:val="19"/>
+        </w:rPr>
+        <w:t>结论3（三指标各测一事）：D_组测“水平”（Top5 全含福厦）、RSP 测“带动幅度”（Top5 全含福州、本质强配弱、部分机械）、BI 测“互补均衡”（Top5 多含厦门）。故协同互补以 BI 为准、RSP 仅作辅。</w:t>
+      </w:r>
+    </w:p>
+    <w:p>
+      <w:pPr>
+        <w:spacing w:before="40" w:after="80" w:line="336" w:lineRule="auto"/>
+      </w:pPr>
+      <w:r>
+        <w:rPr>
+          <w:rFonts w:ascii="Songti SC" w:hAnsi="Songti SC" w:eastAsia="Songti SC"/>
+          <w:b w:val="0"/>
+          <w:sz w:val="19"/>
+        </w:rPr>
+        <w:t>结论4（双核分工）：进 RSP 前 10 的组合 100% 含福州（福州 D 最高、带动区域水平）→ 福州是“带动极”；进 BI 前 10 的组合 100% 含厦门（厦门极端产业领先、补教育领先伙伴的产业短板）→ 厦门是“均衡极”。两核在空间协同中角色不同：福州以高水平带动、厦门以反向结构均衡。</w:t>
       </w:r>
     </w:p>
     <w:p>

--- a/manuscripts/论文A_数据与检验.docx
+++ b/manuscripts/论文A_数据与检验.docx
@@ -33,7 +33,9 @@
     </w:p>
     <w:p>
       <w:pPr>
-        <w:spacing w:before="40" w:after="160" w:line="336" w:lineRule="auto"/>
+        <w:spacing w:before="40" w:after="160" w:line="348" w:lineRule="auto"/>
+        <w:ind w:firstLine="380"/>
+        <w:jc w:val="both"/>
       </w:pPr>
       <w:r>
         <w:rPr>
@@ -47,7 +49,10 @@
     <w:p>
       <w:pPr>
         <w:keepNext/>
-        <w:spacing w:before="240" w:after="100"/>
+        <w:spacing w:before="280" w:after="120"/>
+        <w:pBdr>
+          <w:bottom w:val="single" w:sz="10" w:space="4" w:color="378ADD"/>
+        </w:pBdr>
       </w:pPr>
       <w:r>
         <w:rPr>
@@ -61,7 +66,9 @@
     </w:p>
     <w:p>
       <w:pPr>
-        <w:spacing w:before="40" w:after="80" w:line="336" w:lineRule="auto"/>
+        <w:spacing w:before="40" w:after="80" w:line="348" w:lineRule="auto"/>
+        <w:ind w:firstLine="420"/>
+        <w:jc w:val="both"/>
       </w:pPr>
       <w:r>
         <w:rPr>
@@ -569,7 +576,9 @@
     </w:tbl>
     <w:p>
       <w:pPr>
-        <w:spacing w:before="80" w:after="80" w:line="336" w:lineRule="auto"/>
+        <w:spacing w:before="80" w:after="80" w:line="348" w:lineRule="auto"/>
+        <w:ind w:firstLine="420"/>
+        <w:jc w:val="both"/>
       </w:pPr>
       <w:r>
         <w:rPr>
@@ -583,7 +592,10 @@
     <w:p>
       <w:pPr>
         <w:keepNext/>
-        <w:spacing w:before="240" w:after="100"/>
+        <w:spacing w:before="280" w:after="120"/>
+        <w:pBdr>
+          <w:bottom w:val="single" w:sz="10" w:space="4" w:color="378ADD"/>
+        </w:pBdr>
       </w:pPr>
       <w:r>
         <w:rPr>
@@ -703,7 +715,10 @@
     <w:p>
       <w:pPr>
         <w:keepNext/>
-        <w:spacing w:before="240" w:after="100"/>
+        <w:spacing w:before="280" w:after="120"/>
+        <w:pBdr>
+          <w:bottom w:val="single" w:sz="10" w:space="4" w:color="378ADD"/>
+        </w:pBdr>
       </w:pPr>
       <w:r>
         <w:rPr>
@@ -717,7 +732,9 @@
     </w:p>
     <w:p>
       <w:pPr>
-        <w:spacing w:before="40" w:after="80" w:line="336" w:lineRule="auto"/>
+        <w:spacing w:before="40" w:after="80" w:line="348" w:lineRule="auto"/>
+        <w:ind w:firstLine="420"/>
+        <w:jc w:val="both"/>
       </w:pPr>
       <w:r>
         <w:rPr>
@@ -730,7 +747,9 @@
     </w:p>
     <w:p>
       <w:pPr>
-        <w:spacing w:before="60" w:after="80" w:line="336" w:lineRule="auto"/>
+        <w:spacing w:before="60" w:after="80" w:line="348" w:lineRule="auto"/>
+        <w:ind w:firstLine="420"/>
+        <w:jc w:val="both"/>
       </w:pPr>
       <w:r>
         <w:rPr>
@@ -744,7 +763,10 @@
     <w:p>
       <w:pPr>
         <w:keepNext/>
-        <w:spacing w:before="240" w:after="100"/>
+        <w:spacing w:before="280" w:after="120"/>
+        <w:pBdr>
+          <w:bottom w:val="single" w:sz="10" w:space="4" w:color="378ADD"/>
+        </w:pBdr>
       </w:pPr>
       <w:r>
         <w:rPr>
@@ -792,7 +814,7 @@
                     <pic:cNvPicPr/>
                   </pic:nvPicPr>
                   <pic:blipFill>
-                    <a:blip r:embed="rId9"/>
+                    <a:blip r:embed="rId10"/>
                     <a:stretch>
                       <a:fillRect/>
                     </a:stretch>
@@ -828,7 +850,9 @@
     </w:p>
     <w:p>
       <w:pPr>
-        <w:spacing w:before="80" w:after="80" w:line="336" w:lineRule="auto"/>
+        <w:spacing w:before="80" w:after="80" w:line="348" w:lineRule="auto"/>
+        <w:ind w:firstLine="420"/>
+        <w:jc w:val="both"/>
       </w:pPr>
       <w:r>
         <w:rPr>
@@ -875,7 +899,7 @@
                     <pic:cNvPicPr/>
                   </pic:nvPicPr>
                   <pic:blipFill>
-                    <a:blip r:embed="rId10"/>
+                    <a:blip r:embed="rId11"/>
                     <a:stretch>
                       <a:fillRect/>
                     </a:stretch>
@@ -2063,7 +2087,9 @@
     </w:tbl>
     <w:p>
       <w:pPr>
-        <w:spacing w:before="80" w:after="80" w:line="336" w:lineRule="auto"/>
+        <w:spacing w:before="80" w:after="80" w:line="348" w:lineRule="auto"/>
+        <w:ind w:firstLine="420"/>
+        <w:jc w:val="both"/>
       </w:pPr>
       <w:r>
         <w:rPr>
@@ -2077,7 +2103,10 @@
     <w:p>
       <w:pPr>
         <w:keepNext/>
-        <w:spacing w:before="240" w:after="100"/>
+        <w:spacing w:before="280" w:after="120"/>
+        <w:pBdr>
+          <w:bottom w:val="single" w:sz="10" w:space="4" w:color="378ADD"/>
+        </w:pBdr>
       </w:pPr>
       <w:r>
         <w:rPr>
@@ -2106,7 +2135,9 @@
     </w:p>
     <w:p>
       <w:pPr>
-        <w:spacing w:before="40" w:after="80" w:line="336" w:lineRule="auto"/>
+        <w:spacing w:before="40" w:after="80" w:line="348" w:lineRule="auto"/>
+        <w:ind w:firstLine="420"/>
+        <w:jc w:val="both"/>
       </w:pPr>
       <w:r>
         <w:rPr>
@@ -3473,7 +3504,9 @@
     </w:p>
     <w:p>
       <w:pPr>
-        <w:spacing w:before="40" w:after="80" w:line="336" w:lineRule="auto"/>
+        <w:spacing w:before="40" w:after="80" w:line="348" w:lineRule="auto"/>
+        <w:ind w:firstLine="420"/>
+        <w:jc w:val="both"/>
       </w:pPr>
       <w:r>
         <w:rPr>
@@ -3486,7 +3519,8 @@
     </w:p>
     <w:p>
       <w:pPr>
-        <w:spacing w:before="80" w:after="40" w:line="336" w:lineRule="auto"/>
+        <w:spacing w:before="80" w:after="40" w:line="348" w:lineRule="auto"/>
+        <w:jc w:val="both"/>
       </w:pPr>
       <w:r>
         <w:rPr>
@@ -3973,7 +4007,9 @@
     </w:tbl>
     <w:p>
       <w:pPr>
-        <w:spacing w:before="40" w:after="80" w:line="336" w:lineRule="auto"/>
+        <w:spacing w:before="40" w:after="80" w:line="348" w:lineRule="auto"/>
+        <w:ind w:firstLine="380"/>
+        <w:jc w:val="both"/>
       </w:pPr>
       <w:r>
         <w:rPr>
@@ -3986,7 +4022,8 @@
     </w:p>
     <w:p>
       <w:pPr>
-        <w:spacing w:before="80" w:after="40" w:line="336" w:lineRule="auto"/>
+        <w:spacing w:before="80" w:after="40" w:line="348" w:lineRule="auto"/>
+        <w:jc w:val="both"/>
       </w:pPr>
       <w:r>
         <w:rPr>
@@ -4473,7 +4510,9 @@
     </w:tbl>
     <w:p>
       <w:pPr>
-        <w:spacing w:before="40" w:after="80" w:line="336" w:lineRule="auto"/>
+        <w:spacing w:before="40" w:after="80" w:line="348" w:lineRule="auto"/>
+        <w:ind w:firstLine="380"/>
+        <w:jc w:val="both"/>
       </w:pPr>
       <w:r>
         <w:rPr>
@@ -4486,7 +4525,9 @@
     </w:p>
     <w:p>
       <w:pPr>
-        <w:spacing w:before="80" w:after="80" w:line="336" w:lineRule="auto"/>
+        <w:spacing w:before="80" w:after="80" w:line="348" w:lineRule="auto"/>
+        <w:ind w:firstLine="380"/>
+        <w:jc w:val="both"/>
       </w:pPr>
       <w:r>
         <w:rPr>
@@ -4518,7 +4559,7 @@
                     <pic:cNvPicPr/>
                   </pic:nvPicPr>
                   <pic:blipFill>
-                    <a:blip r:embed="rId11"/>
+                    <a:blip r:embed="rId12"/>
                     <a:stretch>
                       <a:fillRect/>
                     </a:stretch>
@@ -4569,7 +4610,9 @@
     </w:p>
     <w:p>
       <w:pPr>
-        <w:spacing w:before="40" w:after="80" w:line="336" w:lineRule="auto"/>
+        <w:spacing w:before="40" w:after="80" w:line="348" w:lineRule="auto"/>
+        <w:ind w:firstLine="420"/>
+        <w:jc w:val="both"/>
       </w:pPr>
       <w:r>
         <w:rPr>
@@ -4645,7 +4688,8 @@
     </w:p>
     <w:p>
       <w:pPr>
-        <w:spacing w:before="120" w:after="40" w:line="336" w:lineRule="auto"/>
+        <w:spacing w:before="120" w:after="40" w:line="348" w:lineRule="auto"/>
+        <w:jc w:val="both"/>
       </w:pPr>
       <w:r>
         <w:rPr>
@@ -4658,7 +4702,9 @@
     </w:p>
     <w:p>
       <w:pPr>
-        <w:spacing w:before="40" w:after="80" w:line="336" w:lineRule="auto"/>
+        <w:spacing w:before="40" w:after="80" w:line="348" w:lineRule="auto"/>
+        <w:ind w:firstLine="380"/>
+        <w:jc w:val="both"/>
       </w:pPr>
       <w:r>
         <w:rPr>
@@ -4671,7 +4717,9 @@
     </w:p>
     <w:p>
       <w:pPr>
-        <w:spacing w:before="40" w:after="80" w:line="336" w:lineRule="auto"/>
+        <w:spacing w:before="40" w:after="80" w:line="348" w:lineRule="auto"/>
+        <w:ind w:firstLine="380"/>
+        <w:jc w:val="both"/>
       </w:pPr>
       <w:r>
         <w:rPr>
@@ -5610,7 +5658,9 @@
     </w:tbl>
     <w:p>
       <w:pPr>
-        <w:spacing w:before="40" w:after="80" w:line="336" w:lineRule="auto"/>
+        <w:spacing w:before="40" w:after="80" w:line="348" w:lineRule="auto"/>
+        <w:ind w:firstLine="380"/>
+        <w:jc w:val="both"/>
       </w:pPr>
       <w:r>
         <w:rPr>
@@ -5737,7 +5787,9 @@
     </w:p>
     <w:p>
       <w:pPr>
-        <w:spacing w:before="40" w:after="40" w:line="336" w:lineRule="auto"/>
+        <w:spacing w:before="40" w:after="40" w:line="348" w:lineRule="auto"/>
+        <w:ind w:firstLine="420"/>
+        <w:jc w:val="both"/>
       </w:pPr>
       <w:r>
         <w:rPr>
@@ -5750,7 +5802,8 @@
     </w:p>
     <w:p>
       <w:pPr>
-        <w:spacing w:before="40" w:after="40" w:line="336" w:lineRule="auto"/>
+        <w:spacing w:before="40" w:after="40" w:line="348" w:lineRule="auto"/>
+        <w:jc w:val="both"/>
       </w:pPr>
       <w:r>
         <w:rPr>
@@ -5763,7 +5816,9 @@
     </w:p>
     <w:p>
       <w:pPr>
-        <w:spacing w:before="40" w:after="80" w:line="336" w:lineRule="auto"/>
+        <w:spacing w:before="40" w:after="80" w:line="348" w:lineRule="auto"/>
+        <w:ind w:firstLine="380"/>
+        <w:jc w:val="both"/>
       </w:pPr>
       <w:r>
         <w:rPr>
@@ -6081,7 +6136,9 @@
     </w:tbl>
     <w:p>
       <w:pPr>
-        <w:spacing w:before="40" w:after="80" w:line="336" w:lineRule="auto"/>
+        <w:spacing w:before="40" w:after="80" w:line="348" w:lineRule="auto"/>
+        <w:ind w:firstLine="380"/>
+        <w:jc w:val="both"/>
       </w:pPr>
       <w:r>
         <w:rPr>
@@ -6095,7 +6152,10 @@
     <w:p>
       <w:pPr>
         <w:keepNext/>
-        <w:spacing w:before="240" w:after="100"/>
+        <w:spacing w:before="280" w:after="120"/>
+        <w:pBdr>
+          <w:bottom w:val="single" w:sz="10" w:space="4" w:color="378ADD"/>
+        </w:pBdr>
       </w:pPr>
       <w:r>
         <w:rPr>
@@ -6109,7 +6169,9 @@
     </w:p>
     <w:p>
       <w:pPr>
-        <w:spacing w:before="40" w:after="80" w:line="336" w:lineRule="auto"/>
+        <w:spacing w:before="40" w:after="80" w:line="348" w:lineRule="auto"/>
+        <w:ind w:firstLine="420"/>
+        <w:jc w:val="both"/>
       </w:pPr>
       <w:r>
         <w:rPr>
@@ -6137,7 +6199,9 @@
     </w:p>
     <w:p>
       <w:pPr>
-        <w:spacing w:before="40" w:after="80" w:line="336" w:lineRule="auto"/>
+        <w:spacing w:before="40" w:after="80" w:line="348" w:lineRule="auto"/>
+        <w:ind w:firstLine="420"/>
+        <w:jc w:val="both"/>
       </w:pPr>
       <w:r>
         <w:rPr>
@@ -6150,7 +6214,9 @@
     </w:p>
     <w:p>
       <w:pPr>
-        <w:spacing w:before="40" w:after="80" w:line="336" w:lineRule="auto"/>
+        <w:spacing w:before="40" w:after="80" w:line="348" w:lineRule="auto"/>
+        <w:ind w:firstLine="380"/>
+        <w:jc w:val="both"/>
       </w:pPr>
       <w:r>
         <w:rPr>
@@ -6158,12 +6224,13 @@
           <w:b w:val="0"/>
           <w:sz w:val="19"/>
         </w:rPr>
-        <w:t>三市输入：厦门 E=0.713、I=0.977、D=0.913、人口 535；漳州 E=0.126、I=0.033、D=0.254、人口 508；泉州 E=0.258、I=0.067、D=0.363、人口 891。总人口 P=1934。</w:t>
+        <w:t>三市输入（取 4 位小数以便复核）：厦门 E=0.7127、I=0.9768、D=0.9135、人口 535；漳州 E=0.1257、I=0.0333、D=0.2544、人口 508；泉州 E=0.2584、I=0.0670、D=0.3627、人口 891。总人口 P=1934。</w:t>
       </w:r>
     </w:p>
     <w:p>
       <w:pPr>
-        <w:spacing w:before="60" w:after="20" w:line="336" w:lineRule="auto"/>
+        <w:spacing w:before="60" w:after="20" w:line="348" w:lineRule="auto"/>
+        <w:jc w:val="both"/>
       </w:pPr>
       <w:r>
         <w:rPr>
@@ -6176,7 +6243,9 @@
     </w:p>
     <w:p>
       <w:pPr>
-        <w:spacing w:before="40" w:after="80" w:line="336" w:lineRule="auto"/>
+        <w:spacing w:before="40" w:after="80" w:line="348" w:lineRule="auto"/>
+        <w:ind w:firstLine="380"/>
+        <w:jc w:val="both"/>
       </w:pPr>
       <w:r>
         <w:rPr>
@@ -6184,12 +6253,13 @@
           <w:b w:val="0"/>
           <w:sz w:val="19"/>
         </w:rPr>
-        <w:t>E_组=(535×0.713+508×0.126+891×0.258)/1934 = 0.349；I_组=(535×0.977+508×0.033+891×0.067)/1934 = 0.310；C=0.998、T=0.330 → D_组=√(0.998×0.330)=0.574。含义：把三市视为一个区域整体时的耦合协调度。</w:t>
+        <w:t>E_组=(535×0.7127+508×0.1257+891×0.2584)/1934 = 0.3492；I_组=(535×0.9768+508×0.0333+891×0.0670)/1934 = 0.3098；C=0.9982、T=0.3295 → D_组=√(0.9982×0.3295)=0.5735。含义：把三市视为一个区域整体时的耦合协调度。</w:t>
       </w:r>
     </w:p>
     <w:p>
       <w:pPr>
-        <w:spacing w:before="40" w:after="20" w:line="336" w:lineRule="auto"/>
+        <w:spacing w:before="40" w:after="20" w:line="348" w:lineRule="auto"/>
+        <w:jc w:val="both"/>
       </w:pPr>
       <w:r>
         <w:rPr>
@@ -6202,7 +6272,9 @@
     </w:p>
     <w:p>
       <w:pPr>
-        <w:spacing w:before="40" w:after="80" w:line="336" w:lineRule="auto"/>
+        <w:spacing w:before="40" w:after="80" w:line="348" w:lineRule="auto"/>
+        <w:ind w:firstLine="380"/>
+        <w:jc w:val="both"/>
       </w:pPr>
       <w:r>
         <w:rPr>
@@ -6210,12 +6282,13 @@
           <w:b w:val="0"/>
           <w:sz w:val="19"/>
         </w:rPr>
-        <w:t>mean(Dᵢ)=(0.913+0.254+0.363)/3 = 0.510 → RSP = 0.574−0.510 = +0.063。含义：组团后的协调度，比三市“各自单干的平均水平”高多少；&gt;0 表示组团优于单市平均。注意：强市配弱市也会把该值抬高，故 RSP 含“带动”成分，非纯互补。</w:t>
+        <w:t>mean(Dᵢ)=(0.9135+0.2544+0.3627)/3 = 0.5102 → RSP = 0.5735−0.5102 = +0.063。含义：组团后的协调度，比三市“各自单干的平均水平”高多少；&gt;0 表示组团优于单市平均。注意：强市配弱市也会把该值抬高，故 RSP 含“带动”成分，非纯互补。</w:t>
       </w:r>
     </w:p>
     <w:p>
       <w:pPr>
-        <w:spacing w:before="40" w:after="20" w:line="336" w:lineRule="auto"/>
+        <w:spacing w:before="40" w:after="20" w:line="348" w:lineRule="auto"/>
+        <w:jc w:val="both"/>
       </w:pPr>
       <w:r>
         <w:rPr>
@@ -6228,7 +6301,9 @@
     </w:p>
     <w:p>
       <w:pPr>
-        <w:spacing w:before="40" w:after="80" w:line="336" w:lineRule="auto"/>
+        <w:spacing w:before="40" w:after="80" w:line="348" w:lineRule="auto"/>
+        <w:ind w:firstLine="380"/>
+        <w:jc w:val="both"/>
       </w:pPr>
       <w:r>
         <w:rPr>
@@ -6236,7 +6311,7 @@
           <w:b w:val="0"/>
           <w:sz w:val="19"/>
         </w:rPr>
-        <w:t>mean|Eᵢ−Iᵢ|=(|0.713−0.977|+|0.126−0.033|+|0.258−0.067|)/3=(0.264+0.092+0.191)/3 = 0.183；|E_组−I_组|=|0.349−0.310| = 0.039 → BI = 0.183−0.039 = +0.143。含义：三市各自的“教育—产业缺口（|E−I|）”平均有多大，组团后区域缺口缩到多小；BI 越大 = 三市供需越互补、组团后越均衡。BI 是协同互补的主指标。</w:t>
+        <w:t>mean|Eᵢ−Iᵢ|=(|0.7127−0.9768|+|0.1257−0.0333|+|0.2584−0.0670|)/3=(0.2641+0.0924+0.1914)/3 = 0.1826；|E_组−I_组|=|0.3492−0.3098| = 0.0394 → BI = 0.1826−0.0394 = +0.143。含义：三市各自的“教育—产业缺口（|E−I|）”平均有多大，组团后区域缺口缩到多小；BI 越大 = 三市供需越互补、组团后越均衡。BI 是协同互补的主指标。</w:t>
       </w:r>
     </w:p>
     <w:p>
@@ -6256,7 +6331,9 @@
     </w:p>
     <w:p>
       <w:pPr>
-        <w:spacing w:before="40" w:after="40" w:line="336" w:lineRule="auto"/>
+        <w:spacing w:before="40" w:after="40" w:line="348" w:lineRule="auto"/>
+        <w:ind w:firstLine="420"/>
+        <w:jc w:val="both"/>
       </w:pPr>
       <w:r>
         <w:rPr>
@@ -6610,7 +6687,7 @@
                     <pic:cNvPicPr/>
                   </pic:nvPicPr>
                   <pic:blipFill>
-                    <a:blip r:embed="rId12"/>
+                    <a:blip r:embed="rId13"/>
                     <a:stretch>
                       <a:fillRect/>
                     </a:stretch>
@@ -6646,7 +6723,9 @@
     </w:p>
     <w:p>
       <w:pPr>
-        <w:spacing w:before="80" w:after="80" w:line="336" w:lineRule="auto"/>
+        <w:spacing w:before="80" w:after="80" w:line="348" w:lineRule="auto"/>
+        <w:ind w:firstLine="380"/>
+        <w:jc w:val="both"/>
       </w:pPr>
       <w:r>
         <w:rPr>
@@ -6659,7 +6738,9 @@
     </w:p>
     <w:p>
       <w:pPr>
-        <w:spacing w:before="40" w:after="80" w:line="336" w:lineRule="auto"/>
+        <w:spacing w:before="40" w:after="80" w:line="348" w:lineRule="auto"/>
+        <w:ind w:firstLine="380"/>
+        <w:jc w:val="both"/>
       </w:pPr>
       <w:r>
         <w:rPr>
@@ -6687,7 +6768,9 @@
     </w:p>
     <w:p>
       <w:pPr>
-        <w:spacing w:before="40" w:after="80" w:line="336" w:lineRule="auto"/>
+        <w:spacing w:before="40" w:after="80" w:line="348" w:lineRule="auto"/>
+        <w:ind w:firstLine="420"/>
+        <w:jc w:val="both"/>
       </w:pPr>
       <w:r>
         <w:rPr>
@@ -7006,7 +7089,9 @@
     </w:tbl>
     <w:p>
       <w:pPr>
-        <w:spacing w:before="40" w:after="80" w:line="336" w:lineRule="auto"/>
+        <w:spacing w:before="40" w:after="80" w:line="348" w:lineRule="auto"/>
+        <w:ind w:firstLine="380"/>
+        <w:jc w:val="both"/>
       </w:pPr>
       <w:r>
         <w:rPr>
@@ -7267,7 +7352,9 @@
     </w:tbl>
     <w:p>
       <w:pPr>
-        <w:spacing w:before="40" w:after="80" w:line="336" w:lineRule="auto"/>
+        <w:spacing w:before="40" w:after="80" w:line="348" w:lineRule="auto"/>
+        <w:ind w:firstLine="380"/>
+        <w:jc w:val="both"/>
       </w:pPr>
       <w:r>
         <w:rPr>
@@ -7280,7 +7367,9 @@
     </w:p>
     <w:p>
       <w:pPr>
-        <w:spacing w:before="40" w:after="80" w:line="336" w:lineRule="auto"/>
+        <w:spacing w:before="40" w:after="80" w:line="348" w:lineRule="auto"/>
+        <w:ind w:firstLine="380"/>
+        <w:jc w:val="both"/>
       </w:pPr>
       <w:r>
         <w:rPr>
@@ -7293,7 +7382,9 @@
     </w:p>
     <w:p>
       <w:pPr>
-        <w:spacing w:before="40" w:after="80" w:line="336" w:lineRule="auto"/>
+        <w:spacing w:before="40" w:after="80" w:line="348" w:lineRule="auto"/>
+        <w:ind w:firstLine="380"/>
+        <w:jc w:val="both"/>
       </w:pPr>
       <w:r>
         <w:rPr>
@@ -7307,7 +7398,10 @@
     <w:p>
       <w:pPr>
         <w:keepNext/>
-        <w:spacing w:before="240" w:after="100"/>
+        <w:spacing w:before="280" w:after="120"/>
+        <w:pBdr>
+          <w:bottom w:val="single" w:sz="10" w:space="4" w:color="378ADD"/>
+        </w:pBdr>
       </w:pPr>
       <w:r>
         <w:rPr>
@@ -7431,7 +7525,9 @@
     </w:p>
     <w:p>
       <w:pPr>
-        <w:spacing w:before="200" w:after="80" w:line="336" w:lineRule="auto"/>
+        <w:spacing w:before="200" w:after="80" w:line="348" w:lineRule="auto"/>
+        <w:ind w:firstLine="340"/>
+        <w:jc w:val="both"/>
       </w:pPr>
       <w:r>
         <w:rPr>
@@ -7444,6 +7540,7 @@
       </w:r>
     </w:p>
     <w:sectPr>
+      <w:footerReference w:type="default" r:id="rId9"/>
       <w:pgSz w:w="11909" w:h="16834"/>
       <w:pgMar w:top="1440" w:right="1584" w:bottom="1440" w:left="1584" w:header="720" w:footer="720" w:gutter="0"/>
       <w:cols w:space="720"/>
@@ -7451,6 +7548,26 @@
     </w:sectPr>
   </w:body>
 </w:document>
+</file>
+
+<file path=word/footer1.xml><?xml version="1.0" encoding="utf-8"?>
+<w:ftr xmlns:m="http://schemas.openxmlformats.org/officeDocument/2006/math" xmlns:mc="http://schemas.openxmlformats.org/markup-compatibility/2006" xmlns:mo="http://schemas.microsoft.com/office/mac/office/2008/main" xmlns:mv="urn:schemas-microsoft-com:mac:vml" xmlns:o="urn:schemas-microsoft-com:office:office" xmlns:r="http://schemas.openxmlformats.org/officeDocument/2006/relationships" xmlns:v="urn:schemas-microsoft-com:vml" xmlns:w10="urn:schemas-microsoft-com:office:word" xmlns:w14="http://schemas.microsoft.com/office/word/2010/wordml" xmlns:w="http://schemas.openxmlformats.org/wordprocessingml/2006/main" xmlns:wne="http://schemas.microsoft.com/office/word/2006/wordml" xmlns:wp14="http://schemas.microsoft.com/office/word/2010/wordprocessingDrawing" xmlns:wp="http://schemas.openxmlformats.org/drawingml/2006/wordprocessingDrawing" xmlns:wpc="http://schemas.microsoft.com/office/word/2010/wordprocessingCanvas" xmlns:wpg="http://schemas.microsoft.com/office/word/2010/wordprocessingGroup" xmlns:wpi="http://schemas.microsoft.com/office/word/2010/wordprocessingInk" xmlns:wps="http://schemas.microsoft.com/office/word/2010/wordprocessingShape" mc:Ignorable="w14 wp14">
+  <w:p>
+    <w:pPr>
+      <w:pStyle w:val="Footer"/>
+      <w:jc w:val="center"/>
+    </w:pPr>
+    <w:fldSimple w:instr=" PAGE ">
+      <w:r>
+        <w:rPr>
+          <w:sz w:val="18"/>
+          <w:color w:val="888888"/>
+        </w:rPr>
+        <w:t>1</w:t>
+      </w:r>
+    </w:fldSimple>
+  </w:p>
+</w:ftr>
 </file>
 
 <file path=word/numbering.xml><?xml version="1.0" encoding="utf-8"?>

--- a/manuscripts/论文A_数据与检验.docx
+++ b/manuscripts/论文A_数据与检验.docx
@@ -6164,7 +6164,1535 @@
           <w:color w:val="1F3A4A"/>
           <w:sz w:val="30"/>
         </w:rPr>
-        <w:t>六、空间扩展：厦漳泉都市圈协同的三市组合置换检验</w:t>
+        <w:t>六、功能链局部耦合检验：整体协调是否掩盖链节断裂</w:t>
+      </w:r>
+    </w:p>
+    <w:p>
+      <w:pPr>
+        <w:spacing w:before="40" w:after="80" w:line="348" w:lineRule="auto"/>
+        <w:ind w:firstLine="420"/>
+        <w:jc w:val="both"/>
+      </w:pPr>
+      <w:r>
+        <w:rPr>
+          <w:rFonts w:ascii="Songti SC" w:hAnsi="Songti SC" w:eastAsia="Songti SC"/>
+          <w:b w:val="0"/>
+          <w:sz w:val="21"/>
+        </w:rPr>
+        <w:t>整体 E-I 耦合协调度反映系统总体匹配，却可能掩盖功能链内部链节之间的断裂或遮蔽。CCD 本质是测两个子系统的协调；将其用于四环节的两两配对，即得“局部耦合协调度”，识别哪两个环节之间错配。公式同整体 CCD：D_ab=√(K·T)，K=2√(vₐ·v_b)/(vₐ+v_b)（同步度）、T=(vₐ+v_b)/2（综合水平）。主文取四组理论意义最强的链节（D₁₄、D₂₃ 意义较弱，入附录）：</w:t>
+      </w:r>
+    </w:p>
+    <w:p>
+      <w:pPr>
+        <w:spacing w:before="20" w:after="0" w:line="348" w:lineRule="auto"/>
+        <w:jc w:val="both"/>
+      </w:pPr>
+      <w:r>
+        <w:rPr>
+          <w:rFonts w:ascii="Songti SC" w:hAnsi="Songti SC" w:eastAsia="Songti SC"/>
+          <w:b w:val="0"/>
+          <w:sz w:val="19"/>
+        </w:rPr>
+        <w:t xml:space="preserve">　D₁₂=CCD(供给规模, 供给质量)——教育内部：是否既有培养规模又有培养质量；</w:t>
+      </w:r>
+    </w:p>
+    <w:p>
+      <w:pPr>
+        <w:spacing w:before="0" w:after="0" w:line="348" w:lineRule="auto"/>
+        <w:jc w:val="both"/>
+      </w:pPr>
+      <w:r>
+        <w:rPr>
+          <w:rFonts w:ascii="Songti SC" w:hAnsi="Songti SC" w:eastAsia="Songti SC"/>
+          <w:b w:val="0"/>
+          <w:sz w:val="19"/>
+        </w:rPr>
+        <w:t xml:space="preserve">　D₃₄=CCD(产业承接, 产业转化)——产业内部：是否既能吸纳人才又能转化为创新；</w:t>
+      </w:r>
+    </w:p>
+    <w:p>
+      <w:pPr>
+        <w:spacing w:before="0" w:after="0" w:line="348" w:lineRule="auto"/>
+        <w:jc w:val="both"/>
+      </w:pPr>
+      <w:r>
+        <w:rPr>
+          <w:rFonts w:ascii="Songti SC" w:hAnsi="Songti SC" w:eastAsia="Songti SC"/>
+          <w:b w:val="0"/>
+          <w:sz w:val="19"/>
+        </w:rPr>
+        <w:t xml:space="preserve">　D₁₃=CCD(供给规模, 产业承接)——数量供需：本地培养的人才规模能否被本地产业接住；</w:t>
+      </w:r>
+    </w:p>
+    <w:p>
+      <w:pPr>
+        <w:spacing w:before="0" w:after="40" w:line="348" w:lineRule="auto"/>
+        <w:jc w:val="both"/>
+      </w:pPr>
+      <w:r>
+        <w:rPr>
+          <w:rFonts w:ascii="Songti SC" w:hAnsi="Songti SC" w:eastAsia="Songti SC"/>
+          <w:b w:val="0"/>
+          <w:sz w:val="19"/>
+        </w:rPr>
+        <w:t xml:space="preserve">　D₂₄=CCD(供给质量, 产业转化)——质量转化：高质量教育供给能否支撑本地创新转化。</w:t>
+      </w:r>
+    </w:p>
+    <w:p>
+      <w:pPr>
+        <w:spacing w:before="120"/>
+        <w:jc w:val="center"/>
+      </w:pPr>
+      <w:r>
+        <w:drawing>
+          <wp:inline xmlns:a="http://schemas.openxmlformats.org/drawingml/2006/main" xmlns:pic="http://schemas.openxmlformats.org/drawingml/2006/picture">
+            <wp:extent cx="5394960" cy="3472804"/>
+            <wp:docPr id="4" name="Picture 4"/>
+            <wp:cNvGraphicFramePr>
+              <a:graphicFrameLocks noChangeAspect="1"/>
+            </wp:cNvGraphicFramePr>
+            <a:graphic>
+              <a:graphicData uri="http://schemas.openxmlformats.org/drawingml/2006/picture">
+                <pic:pic>
+                  <pic:nvPicPr>
+                    <pic:cNvPr id="0" name="fig5_localccd.png"/>
+                    <pic:cNvPicPr/>
+                  </pic:nvPicPr>
+                  <pic:blipFill>
+                    <a:blip r:embed="rId13"/>
+                    <a:stretch>
+                      <a:fillRect/>
+                    </a:stretch>
+                  </pic:blipFill>
+                  <pic:spPr>
+                    <a:xfrm>
+                      <a:off x="0" y="0"/>
+                      <a:ext cx="5394960" cy="3472804"/>
+                    </a:xfrm>
+                    <a:prstGeom prst="rect"/>
+                  </pic:spPr>
+                </pic:pic>
+              </a:graphicData>
+            </a:graphic>
+          </wp:inline>
+        </w:drawing>
+      </w:r>
+    </w:p>
+    <w:p>
+      <w:pPr>
+        <w:spacing w:after="160"/>
+        <w:jc w:val="center"/>
+      </w:pPr>
+      <w:r>
+        <w:rPr>
+          <w:rFonts w:ascii="Songti SC" w:hAnsi="Songti SC" w:eastAsia="Songti SC"/>
+          <w:b w:val="0"/>
+          <w:color w:val="666666"/>
+          <w:sz w:val="18"/>
+        </w:rPr>
+        <w:t>图5  整体 CCD 与四组功能链局部 CCD（B口径，2024）。竖线左为整体 D，右为四组局部链节。</w:t>
+      </w:r>
+    </w:p>
+    <w:tbl>
+      <w:tblPr>
+        <w:tblStyle w:val="TableGrid"/>
+        <w:tblW w:type="auto" w:w="0"/>
+        <w:jc w:val="center"/>
+        <w:tblLook w:firstColumn="1" w:firstRow="1" w:lastColumn="0" w:lastRow="0" w:noHBand="0" w:noVBand="1" w:val="04A0"/>
+      </w:tblPr>
+      <w:tblGrid>
+        <w:gridCol w:w="1249"/>
+        <w:gridCol w:w="1249"/>
+        <w:gridCol w:w="1249"/>
+        <w:gridCol w:w="1249"/>
+        <w:gridCol w:w="1249"/>
+        <w:gridCol w:w="1249"/>
+        <w:gridCol w:w="1249"/>
+      </w:tblGrid>
+      <w:tr>
+        <w:tc>
+          <w:tcPr>
+            <w:tcW w:type="dxa" w:w="792"/>
+            <w:shd w:val="clear" w:fill="1F3A4A"/>
+          </w:tcPr>
+          <w:p>
+            <w:pPr>
+              <w:jc w:val="center"/>
+            </w:pPr>
+            <w:r>
+              <w:rPr>
+                <w:rFonts w:ascii="Heiti SC" w:hAnsi="Heiti SC" w:eastAsia="Heiti SC"/>
+                <w:b/>
+                <w:color w:val="FFFFFF"/>
+                <w:sz w:val="17"/>
+              </w:rPr>
+              <w:t>市</w:t>
+            </w:r>
+          </w:p>
+        </w:tc>
+        <w:tc>
+          <w:tcPr>
+            <w:tcW w:type="dxa" w:w="1080"/>
+            <w:shd w:val="clear" w:fill="1F3A4A"/>
+          </w:tcPr>
+          <w:p>
+            <w:pPr>
+              <w:jc w:val="center"/>
+            </w:pPr>
+            <w:r>
+              <w:rPr>
+                <w:rFonts w:ascii="Heiti SC" w:hAnsi="Heiti SC" w:eastAsia="Heiti SC"/>
+                <w:b/>
+                <w:color w:val="FFFFFF"/>
+                <w:sz w:val="17"/>
+              </w:rPr>
+              <w:t>整体D</w:t>
+            </w:r>
+          </w:p>
+        </w:tc>
+        <w:tc>
+          <w:tcPr>
+            <w:tcW w:type="dxa" w:w="1944"/>
+            <w:shd w:val="clear" w:fill="1F3A4A"/>
+          </w:tcPr>
+          <w:p>
+            <w:pPr>
+              <w:jc w:val="center"/>
+            </w:pPr>
+            <w:r>
+              <w:rPr>
+                <w:rFonts w:ascii="Heiti SC" w:hAnsi="Heiti SC" w:eastAsia="Heiti SC"/>
+                <w:b/>
+                <w:color w:val="FFFFFF"/>
+                <w:sz w:val="17"/>
+              </w:rPr>
+              <w:t>D₁₂教育内部</w:t>
+            </w:r>
+          </w:p>
+        </w:tc>
+        <w:tc>
+          <w:tcPr>
+            <w:tcW w:type="dxa" w:w="1944"/>
+            <w:shd w:val="clear" w:fill="1F3A4A"/>
+          </w:tcPr>
+          <w:p>
+            <w:pPr>
+              <w:jc w:val="center"/>
+            </w:pPr>
+            <w:r>
+              <w:rPr>
+                <w:rFonts w:ascii="Heiti SC" w:hAnsi="Heiti SC" w:eastAsia="Heiti SC"/>
+                <w:b/>
+                <w:color w:val="FFFFFF"/>
+                <w:sz w:val="17"/>
+              </w:rPr>
+              <w:t>D₃₄产业内部</w:t>
+            </w:r>
+          </w:p>
+        </w:tc>
+        <w:tc>
+          <w:tcPr>
+            <w:tcW w:type="dxa" w:w="1944"/>
+            <w:shd w:val="clear" w:fill="1F3A4A"/>
+          </w:tcPr>
+          <w:p>
+            <w:pPr>
+              <w:jc w:val="center"/>
+            </w:pPr>
+            <w:r>
+              <w:rPr>
+                <w:rFonts w:ascii="Heiti SC" w:hAnsi="Heiti SC" w:eastAsia="Heiti SC"/>
+                <w:b/>
+                <w:color w:val="FFFFFF"/>
+                <w:sz w:val="17"/>
+              </w:rPr>
+              <w:t>D₁₃数量供需</w:t>
+            </w:r>
+          </w:p>
+        </w:tc>
+        <w:tc>
+          <w:tcPr>
+            <w:tcW w:type="dxa" w:w="1944"/>
+            <w:shd w:val="clear" w:fill="1F3A4A"/>
+          </w:tcPr>
+          <w:p>
+            <w:pPr>
+              <w:jc w:val="center"/>
+            </w:pPr>
+            <w:r>
+              <w:rPr>
+                <w:rFonts w:ascii="Heiti SC" w:hAnsi="Heiti SC" w:eastAsia="Heiti SC"/>
+                <w:b/>
+                <w:color w:val="FFFFFF"/>
+                <w:sz w:val="17"/>
+              </w:rPr>
+              <w:t>D₂₄质量转化</w:t>
+            </w:r>
+          </w:p>
+        </w:tc>
+        <w:tc>
+          <w:tcPr>
+            <w:tcW w:type="dxa" w:w="2376"/>
+            <w:shd w:val="clear" w:fill="1F3A4A"/>
+          </w:tcPr>
+          <w:p>
+            <w:pPr>
+              <w:jc w:val="center"/>
+            </w:pPr>
+            <w:r>
+              <w:rPr>
+                <w:rFonts w:ascii="Heiti SC" w:hAnsi="Heiti SC" w:eastAsia="Heiti SC"/>
+                <w:b/>
+                <w:color w:val="FFFFFF"/>
+                <w:sz w:val="17"/>
+              </w:rPr>
+              <w:t>分型</w:t>
+            </w:r>
+          </w:p>
+        </w:tc>
+      </w:tr>
+      <w:tr>
+        <w:tc>
+          <w:tcPr>
+            <w:tcW w:type="dxa" w:w="792"/>
+          </w:tcPr>
+          <w:p>
+            <w:pPr>
+              <w:jc w:val="left"/>
+            </w:pPr>
+            <w:r>
+              <w:rPr>
+                <w:rFonts w:ascii="Songti SC" w:hAnsi="Songti SC" w:eastAsia="Songti SC"/>
+                <w:b w:val="0"/>
+                <w:sz w:val="17"/>
+              </w:rPr>
+              <w:t>福州</w:t>
+            </w:r>
+          </w:p>
+        </w:tc>
+        <w:tc>
+          <w:tcPr>
+            <w:tcW w:type="dxa" w:w="1080"/>
+          </w:tcPr>
+          <w:p>
+            <w:pPr>
+              <w:jc w:val="center"/>
+            </w:pPr>
+            <w:r>
+              <w:rPr>
+                <w:rFonts w:ascii="Songti SC" w:hAnsi="Songti SC" w:eastAsia="Songti SC"/>
+                <w:b w:val="0"/>
+                <w:sz w:val="17"/>
+              </w:rPr>
+              <w:t>0.936</w:t>
+            </w:r>
+          </w:p>
+        </w:tc>
+        <w:tc>
+          <w:tcPr>
+            <w:tcW w:type="dxa" w:w="1944"/>
+          </w:tcPr>
+          <w:p>
+            <w:pPr>
+              <w:jc w:val="center"/>
+            </w:pPr>
+            <w:r>
+              <w:rPr>
+                <w:rFonts w:ascii="Songti SC" w:hAnsi="Songti SC" w:eastAsia="Songti SC"/>
+                <w:b w:val="0"/>
+                <w:sz w:val="17"/>
+              </w:rPr>
+              <w:t>1.000</w:t>
+            </w:r>
+          </w:p>
+        </w:tc>
+        <w:tc>
+          <w:tcPr>
+            <w:tcW w:type="dxa" w:w="1944"/>
+          </w:tcPr>
+          <w:p>
+            <w:pPr>
+              <w:jc w:val="center"/>
+            </w:pPr>
+            <w:r>
+              <w:rPr>
+                <w:rFonts w:ascii="Songti SC" w:hAnsi="Songti SC" w:eastAsia="Songti SC"/>
+                <w:b w:val="0"/>
+                <w:sz w:val="17"/>
+              </w:rPr>
+              <w:t>0.874</w:t>
+            </w:r>
+          </w:p>
+        </w:tc>
+        <w:tc>
+          <w:tcPr>
+            <w:tcW w:type="dxa" w:w="1944"/>
+          </w:tcPr>
+          <w:p>
+            <w:pPr>
+              <w:jc w:val="center"/>
+            </w:pPr>
+            <w:r>
+              <w:rPr>
+                <w:rFonts w:ascii="Songti SC" w:hAnsi="Songti SC" w:eastAsia="Songti SC"/>
+                <w:b w:val="0"/>
+                <w:sz w:val="17"/>
+              </w:rPr>
+              <w:t>0.962</w:t>
+            </w:r>
+          </w:p>
+        </w:tc>
+        <w:tc>
+          <w:tcPr>
+            <w:tcW w:type="dxa" w:w="1944"/>
+          </w:tcPr>
+          <w:p>
+            <w:pPr>
+              <w:jc w:val="center"/>
+            </w:pPr>
+            <w:r>
+              <w:rPr>
+                <w:rFonts w:ascii="Songti SC" w:hAnsi="Songti SC" w:eastAsia="Songti SC"/>
+                <w:b w:val="0"/>
+                <w:sz w:val="17"/>
+              </w:rPr>
+              <w:t>0.908</w:t>
+            </w:r>
+          </w:p>
+        </w:tc>
+        <w:tc>
+          <w:tcPr>
+            <w:tcW w:type="dxa" w:w="2376"/>
+          </w:tcPr>
+          <w:p>
+            <w:pPr>
+              <w:jc w:val="center"/>
+            </w:pPr>
+            <w:r>
+              <w:rPr>
+                <w:rFonts w:ascii="Songti SC" w:hAnsi="Songti SC" w:eastAsia="Songti SC"/>
+                <w:b w:val="0"/>
+                <w:sz w:val="17"/>
+              </w:rPr>
+              <w:t>全链协调</w:t>
+            </w:r>
+          </w:p>
+        </w:tc>
+      </w:tr>
+      <w:tr>
+        <w:tc>
+          <w:tcPr>
+            <w:tcW w:type="dxa" w:w="792"/>
+            <w:shd w:val="clear" w:fill="F2F5F7"/>
+          </w:tcPr>
+          <w:p>
+            <w:pPr>
+              <w:jc w:val="left"/>
+            </w:pPr>
+            <w:r>
+              <w:rPr>
+                <w:rFonts w:ascii="Songti SC" w:hAnsi="Songti SC" w:eastAsia="Songti SC"/>
+                <w:b w:val="0"/>
+                <w:sz w:val="17"/>
+              </w:rPr>
+              <w:t>厦门</w:t>
+            </w:r>
+          </w:p>
+        </w:tc>
+        <w:tc>
+          <w:tcPr>
+            <w:tcW w:type="dxa" w:w="1080"/>
+            <w:shd w:val="clear" w:fill="F2F5F7"/>
+          </w:tcPr>
+          <w:p>
+            <w:pPr>
+              <w:jc w:val="center"/>
+            </w:pPr>
+            <w:r>
+              <w:rPr>
+                <w:rFonts w:ascii="Songti SC" w:hAnsi="Songti SC" w:eastAsia="Songti SC"/>
+                <w:b w:val="0"/>
+                <w:sz w:val="17"/>
+              </w:rPr>
+              <w:t>0.913</w:t>
+            </w:r>
+          </w:p>
+        </w:tc>
+        <w:tc>
+          <w:tcPr>
+            <w:tcW w:type="dxa" w:w="1944"/>
+            <w:shd w:val="clear" w:fill="F2F5F7"/>
+          </w:tcPr>
+          <w:p>
+            <w:pPr>
+              <w:jc w:val="center"/>
+            </w:pPr>
+            <w:r>
+              <w:rPr>
+                <w:rFonts w:ascii="Songti SC" w:hAnsi="Songti SC" w:eastAsia="Songti SC"/>
+                <w:b w:val="0"/>
+                <w:sz w:val="17"/>
+              </w:rPr>
+              <w:t>0.835</w:t>
+            </w:r>
+          </w:p>
+        </w:tc>
+        <w:tc>
+          <w:tcPr>
+            <w:tcW w:type="dxa" w:w="1944"/>
+            <w:shd w:val="clear" w:fill="F2F5F7"/>
+          </w:tcPr>
+          <w:p>
+            <w:pPr>
+              <w:jc w:val="center"/>
+            </w:pPr>
+            <w:r>
+              <w:rPr>
+                <w:rFonts w:ascii="Songti SC" w:hAnsi="Songti SC" w:eastAsia="Songti SC"/>
+                <w:b w:val="0"/>
+                <w:sz w:val="17"/>
+              </w:rPr>
+              <w:t>0.988</w:t>
+            </w:r>
+          </w:p>
+        </w:tc>
+        <w:tc>
+          <w:tcPr>
+            <w:tcW w:type="dxa" w:w="1944"/>
+            <w:shd w:val="clear" w:fill="F2F5F7"/>
+          </w:tcPr>
+          <w:p>
+            <w:pPr>
+              <w:jc w:val="center"/>
+            </w:pPr>
+            <w:r>
+              <w:rPr>
+                <w:rFonts w:ascii="Songti SC" w:hAnsi="Songti SC" w:eastAsia="Songti SC"/>
+                <w:b w:val="0"/>
+                <w:sz w:val="17"/>
+              </w:rPr>
+              <w:t>0.856</w:t>
+            </w:r>
+          </w:p>
+        </w:tc>
+        <w:tc>
+          <w:tcPr>
+            <w:tcW w:type="dxa" w:w="1944"/>
+            <w:shd w:val="clear" w:fill="F2F5F7"/>
+          </w:tcPr>
+          <w:p>
+            <w:pPr>
+              <w:jc w:val="center"/>
+            </w:pPr>
+            <w:r>
+              <w:rPr>
+                <w:rFonts w:ascii="Songti SC" w:hAnsi="Songti SC" w:eastAsia="Songti SC"/>
+                <w:b w:val="0"/>
+                <w:sz w:val="17"/>
+              </w:rPr>
+              <w:t>0.964</w:t>
+            </w:r>
+          </w:p>
+        </w:tc>
+        <w:tc>
+          <w:tcPr>
+            <w:tcW w:type="dxa" w:w="2376"/>
+            <w:shd w:val="clear" w:fill="F2F5F7"/>
+          </w:tcPr>
+          <w:p>
+            <w:pPr>
+              <w:jc w:val="center"/>
+            </w:pPr>
+            <w:r>
+              <w:rPr>
+                <w:rFonts w:ascii="Songti SC" w:hAnsi="Songti SC" w:eastAsia="Songti SC"/>
+                <w:b w:val="0"/>
+                <w:sz w:val="17"/>
+              </w:rPr>
+              <w:t>全链协调</w:t>
+            </w:r>
+          </w:p>
+        </w:tc>
+      </w:tr>
+      <w:tr>
+        <w:tc>
+          <w:tcPr>
+            <w:tcW w:type="dxa" w:w="792"/>
+          </w:tcPr>
+          <w:p>
+            <w:pPr>
+              <w:jc w:val="left"/>
+            </w:pPr>
+            <w:r>
+              <w:rPr>
+                <w:rFonts w:ascii="Songti SC" w:hAnsi="Songti SC" w:eastAsia="Songti SC"/>
+                <w:b w:val="0"/>
+                <w:sz w:val="17"/>
+              </w:rPr>
+              <w:t>泉州</w:t>
+            </w:r>
+          </w:p>
+        </w:tc>
+        <w:tc>
+          <w:tcPr>
+            <w:tcW w:type="dxa" w:w="1080"/>
+          </w:tcPr>
+          <w:p>
+            <w:pPr>
+              <w:jc w:val="center"/>
+            </w:pPr>
+            <w:r>
+              <w:rPr>
+                <w:rFonts w:ascii="Songti SC" w:hAnsi="Songti SC" w:eastAsia="Songti SC"/>
+                <w:b w:val="0"/>
+                <w:sz w:val="17"/>
+              </w:rPr>
+              <w:t>0.363</w:t>
+            </w:r>
+          </w:p>
+        </w:tc>
+        <w:tc>
+          <w:tcPr>
+            <w:tcW w:type="dxa" w:w="1944"/>
+          </w:tcPr>
+          <w:p>
+            <w:pPr>
+              <w:jc w:val="center"/>
+            </w:pPr>
+            <w:r>
+              <w:rPr>
+                <w:rFonts w:ascii="Songti SC" w:hAnsi="Songti SC" w:eastAsia="Songti SC"/>
+                <w:b w:val="0"/>
+                <w:sz w:val="17"/>
+              </w:rPr>
+              <w:t>0.506</w:t>
+            </w:r>
+          </w:p>
+        </w:tc>
+        <w:tc>
+          <w:tcPr>
+            <w:tcW w:type="dxa" w:w="1944"/>
+          </w:tcPr>
+          <w:p>
+            <w:pPr>
+              <w:jc w:val="center"/>
+            </w:pPr>
+            <w:r>
+              <w:rPr>
+                <w:rFonts w:ascii="Songti SC" w:hAnsi="Songti SC" w:eastAsia="Songti SC"/>
+                <w:b w:val="0"/>
+                <w:sz w:val="17"/>
+              </w:rPr>
+              <w:t>0.258</w:t>
+            </w:r>
+          </w:p>
+        </w:tc>
+        <w:tc>
+          <w:tcPr>
+            <w:tcW w:type="dxa" w:w="1944"/>
+          </w:tcPr>
+          <w:p>
+            <w:pPr>
+              <w:jc w:val="center"/>
+            </w:pPr>
+            <w:r>
+              <w:rPr>
+                <w:rFonts w:ascii="Songti SC" w:hAnsi="Songti SC" w:eastAsia="Songti SC"/>
+                <w:b w:val="0"/>
+                <w:sz w:val="17"/>
+              </w:rPr>
+              <w:t>0.361</w:t>
+            </w:r>
+          </w:p>
+        </w:tc>
+        <w:tc>
+          <w:tcPr>
+            <w:tcW w:type="dxa" w:w="1944"/>
+          </w:tcPr>
+          <w:p>
+            <w:pPr>
+              <w:jc w:val="center"/>
+            </w:pPr>
+            <w:r>
+              <w:rPr>
+                <w:rFonts w:ascii="Songti SC" w:hAnsi="Songti SC" w:eastAsia="Songti SC"/>
+                <w:b w:val="0"/>
+                <w:sz w:val="17"/>
+              </w:rPr>
+              <w:t>0.362</w:t>
+            </w:r>
+          </w:p>
+        </w:tc>
+        <w:tc>
+          <w:tcPr>
+            <w:tcW w:type="dxa" w:w="2376"/>
+          </w:tcPr>
+          <w:p>
+            <w:pPr>
+              <w:jc w:val="center"/>
+            </w:pPr>
+            <w:r>
+              <w:rPr>
+                <w:rFonts w:ascii="Songti SC" w:hAnsi="Songti SC" w:eastAsia="Songti SC"/>
+                <w:b w:val="0"/>
+                <w:sz w:val="17"/>
+              </w:rPr>
+              <w:t>局部优势·总体低位</w:t>
+            </w:r>
+          </w:p>
+        </w:tc>
+      </w:tr>
+      <w:tr>
+        <w:tc>
+          <w:tcPr>
+            <w:tcW w:type="dxa" w:w="792"/>
+            <w:shd w:val="clear" w:fill="F2F5F7"/>
+          </w:tcPr>
+          <w:p>
+            <w:pPr>
+              <w:jc w:val="left"/>
+            </w:pPr>
+            <w:r>
+              <w:rPr>
+                <w:rFonts w:ascii="Songti SC" w:hAnsi="Songti SC" w:eastAsia="Songti SC"/>
+                <w:b w:val="0"/>
+                <w:sz w:val="17"/>
+              </w:rPr>
+              <w:t>龙岩</w:t>
+            </w:r>
+          </w:p>
+        </w:tc>
+        <w:tc>
+          <w:tcPr>
+            <w:tcW w:type="dxa" w:w="1080"/>
+            <w:shd w:val="clear" w:fill="F2F5F7"/>
+          </w:tcPr>
+          <w:p>
+            <w:pPr>
+              <w:jc w:val="center"/>
+            </w:pPr>
+            <w:r>
+              <w:rPr>
+                <w:rFonts w:ascii="Songti SC" w:hAnsi="Songti SC" w:eastAsia="Songti SC"/>
+                <w:b w:val="0"/>
+                <w:sz w:val="17"/>
+              </w:rPr>
+              <w:t>0.306</w:t>
+            </w:r>
+          </w:p>
+        </w:tc>
+        <w:tc>
+          <w:tcPr>
+            <w:tcW w:type="dxa" w:w="1944"/>
+            <w:shd w:val="clear" w:fill="F2F5F7"/>
+          </w:tcPr>
+          <w:p>
+            <w:pPr>
+              <w:jc w:val="center"/>
+            </w:pPr>
+            <w:r>
+              <w:rPr>
+                <w:rFonts w:ascii="Songti SC" w:hAnsi="Songti SC" w:eastAsia="Songti SC"/>
+                <w:b w:val="0"/>
+                <w:sz w:val="17"/>
+              </w:rPr>
+              <w:t>0.272</w:t>
+            </w:r>
+          </w:p>
+        </w:tc>
+        <w:tc>
+          <w:tcPr>
+            <w:tcW w:type="dxa" w:w="1944"/>
+            <w:shd w:val="clear" w:fill="F2F5F7"/>
+          </w:tcPr>
+          <w:p>
+            <w:pPr>
+              <w:jc w:val="center"/>
+            </w:pPr>
+            <w:r>
+              <w:rPr>
+                <w:rFonts w:ascii="Songti SC" w:hAnsi="Songti SC" w:eastAsia="Songti SC"/>
+                <w:b w:val="0"/>
+                <w:sz w:val="17"/>
+              </w:rPr>
+              <w:t>0.326</w:t>
+            </w:r>
+          </w:p>
+        </w:tc>
+        <w:tc>
+          <w:tcPr>
+            <w:tcW w:type="dxa" w:w="1944"/>
+            <w:shd w:val="clear" w:fill="F2F5F7"/>
+          </w:tcPr>
+          <w:p>
+            <w:pPr>
+              <w:jc w:val="center"/>
+            </w:pPr>
+            <w:r>
+              <w:rPr>
+                <w:rFonts w:ascii="Songti SC" w:hAnsi="Songti SC" w:eastAsia="Songti SC"/>
+                <w:b w:val="0"/>
+                <w:sz w:val="17"/>
+              </w:rPr>
+              <w:t>0.340</w:t>
+            </w:r>
+          </w:p>
+        </w:tc>
+        <w:tc>
+          <w:tcPr>
+            <w:tcW w:type="dxa" w:w="1944"/>
+            <w:shd w:val="clear" w:fill="F2F5F7"/>
+          </w:tcPr>
+          <w:p>
+            <w:pPr>
+              <w:jc w:val="center"/>
+            </w:pPr>
+            <w:r>
+              <w:rPr>
+                <w:rFonts w:ascii="Songti SC" w:hAnsi="Songti SC" w:eastAsia="Songti SC"/>
+                <w:b w:val="0"/>
+                <w:sz w:val="17"/>
+              </w:rPr>
+              <w:t>0.261</w:t>
+            </w:r>
+          </w:p>
+        </w:tc>
+        <w:tc>
+          <w:tcPr>
+            <w:tcW w:type="dxa" w:w="2376"/>
+            <w:shd w:val="clear" w:fill="F2F5F7"/>
+          </w:tcPr>
+          <w:p>
+            <w:pPr>
+              <w:jc w:val="center"/>
+            </w:pPr>
+            <w:r>
+              <w:rPr>
+                <w:rFonts w:ascii="Songti SC" w:hAnsi="Songti SC" w:eastAsia="Songti SC"/>
+                <w:b w:val="0"/>
+                <w:sz w:val="17"/>
+              </w:rPr>
+              <w:t>全链低位</w:t>
+            </w:r>
+          </w:p>
+        </w:tc>
+      </w:tr>
+      <w:tr>
+        <w:tc>
+          <w:tcPr>
+            <w:tcW w:type="dxa" w:w="792"/>
+          </w:tcPr>
+          <w:p>
+            <w:pPr>
+              <w:jc w:val="left"/>
+            </w:pPr>
+            <w:r>
+              <w:rPr>
+                <w:rFonts w:ascii="Songti SC" w:hAnsi="Songti SC" w:eastAsia="Songti SC"/>
+                <w:b w:val="0"/>
+                <w:sz w:val="17"/>
+              </w:rPr>
+              <w:t>三明</w:t>
+            </w:r>
+          </w:p>
+        </w:tc>
+        <w:tc>
+          <w:tcPr>
+            <w:tcW w:type="dxa" w:w="1080"/>
+          </w:tcPr>
+          <w:p>
+            <w:pPr>
+              <w:jc w:val="center"/>
+            </w:pPr>
+            <w:r>
+              <w:rPr>
+                <w:rFonts w:ascii="Songti SC" w:hAnsi="Songti SC" w:eastAsia="Songti SC"/>
+                <w:b w:val="0"/>
+                <w:sz w:val="17"/>
+              </w:rPr>
+              <w:t>0.255</w:t>
+            </w:r>
+          </w:p>
+        </w:tc>
+        <w:tc>
+          <w:tcPr>
+            <w:tcW w:type="dxa" w:w="1944"/>
+          </w:tcPr>
+          <w:p>
+            <w:pPr>
+              <w:jc w:val="center"/>
+            </w:pPr>
+            <w:r>
+              <w:rPr>
+                <w:rFonts w:ascii="Songti SC" w:hAnsi="Songti SC" w:eastAsia="Songti SC"/>
+                <w:b w:val="0"/>
+                <w:sz w:val="17"/>
+              </w:rPr>
+              <w:t>0.257</w:t>
+            </w:r>
+          </w:p>
+        </w:tc>
+        <w:tc>
+          <w:tcPr>
+            <w:tcW w:type="dxa" w:w="1944"/>
+          </w:tcPr>
+          <w:p>
+            <w:pPr>
+              <w:jc w:val="center"/>
+            </w:pPr>
+            <w:r>
+              <w:rPr>
+                <w:rFonts w:ascii="Songti SC" w:hAnsi="Songti SC" w:eastAsia="Songti SC"/>
+                <w:b w:val="0"/>
+                <w:sz w:val="17"/>
+              </w:rPr>
+              <w:t>0.237</w:t>
+            </w:r>
+          </w:p>
+        </w:tc>
+        <w:tc>
+          <w:tcPr>
+            <w:tcW w:type="dxa" w:w="1944"/>
+          </w:tcPr>
+          <w:p>
+            <w:pPr>
+              <w:jc w:val="center"/>
+            </w:pPr>
+            <w:r>
+              <w:rPr>
+                <w:rFonts w:ascii="Songti SC" w:hAnsi="Songti SC" w:eastAsia="Songti SC"/>
+                <w:b w:val="0"/>
+                <w:sz w:val="17"/>
+              </w:rPr>
+              <w:t>0.295</w:t>
+            </w:r>
+          </w:p>
+        </w:tc>
+        <w:tc>
+          <w:tcPr>
+            <w:tcW w:type="dxa" w:w="1944"/>
+          </w:tcPr>
+          <w:p>
+            <w:pPr>
+              <w:jc w:val="center"/>
+            </w:pPr>
+            <w:r>
+              <w:rPr>
+                <w:rFonts w:ascii="Songti SC" w:hAnsi="Songti SC" w:eastAsia="Songti SC"/>
+                <w:b w:val="0"/>
+                <w:sz w:val="17"/>
+              </w:rPr>
+              <w:t>0.207</w:t>
+            </w:r>
+          </w:p>
+        </w:tc>
+        <w:tc>
+          <w:tcPr>
+            <w:tcW w:type="dxa" w:w="2376"/>
+          </w:tcPr>
+          <w:p>
+            <w:pPr>
+              <w:jc w:val="center"/>
+            </w:pPr>
+            <w:r>
+              <w:rPr>
+                <w:rFonts w:ascii="Songti SC" w:hAnsi="Songti SC" w:eastAsia="Songti SC"/>
+                <w:b w:val="0"/>
+                <w:sz w:val="17"/>
+              </w:rPr>
+              <w:t>全链低位</w:t>
+            </w:r>
+          </w:p>
+        </w:tc>
+      </w:tr>
+      <w:tr>
+        <w:tc>
+          <w:tcPr>
+            <w:tcW w:type="dxa" w:w="792"/>
+            <w:shd w:val="clear" w:fill="F2F5F7"/>
+          </w:tcPr>
+          <w:p>
+            <w:pPr>
+              <w:jc w:val="left"/>
+            </w:pPr>
+            <w:r>
+              <w:rPr>
+                <w:rFonts w:ascii="Songti SC" w:hAnsi="Songti SC" w:eastAsia="Songti SC"/>
+                <w:b w:val="0"/>
+                <w:sz w:val="17"/>
+              </w:rPr>
+              <w:t>漳州</w:t>
+            </w:r>
+          </w:p>
+        </w:tc>
+        <w:tc>
+          <w:tcPr>
+            <w:tcW w:type="dxa" w:w="1080"/>
+            <w:shd w:val="clear" w:fill="F2F5F7"/>
+          </w:tcPr>
+          <w:p>
+            <w:pPr>
+              <w:jc w:val="center"/>
+            </w:pPr>
+            <w:r>
+              <w:rPr>
+                <w:rFonts w:ascii="Songti SC" w:hAnsi="Songti SC" w:eastAsia="Songti SC"/>
+                <w:b w:val="0"/>
+                <w:sz w:val="17"/>
+              </w:rPr>
+              <w:t>0.254</w:t>
+            </w:r>
+          </w:p>
+        </w:tc>
+        <w:tc>
+          <w:tcPr>
+            <w:tcW w:type="dxa" w:w="1944"/>
+            <w:shd w:val="clear" w:fill="F2F5F7"/>
+          </w:tcPr>
+          <w:p>
+            <w:pPr>
+              <w:jc w:val="center"/>
+            </w:pPr>
+            <w:r>
+              <w:rPr>
+                <w:rFonts w:ascii="Songti SC" w:hAnsi="Songti SC" w:eastAsia="Songti SC"/>
+                <w:b w:val="0"/>
+                <w:sz w:val="17"/>
+              </w:rPr>
+              <w:t>0.272</w:t>
+            </w:r>
+          </w:p>
+        </w:tc>
+        <w:tc>
+          <w:tcPr>
+            <w:tcW w:type="dxa" w:w="1944"/>
+            <w:shd w:val="clear" w:fill="F2F5F7"/>
+          </w:tcPr>
+          <w:p>
+            <w:pPr>
+              <w:jc w:val="center"/>
+            </w:pPr>
+            <w:r>
+              <w:rPr>
+                <w:rFonts w:ascii="Songti SC" w:hAnsi="Songti SC" w:eastAsia="Songti SC"/>
+                <w:b w:val="0"/>
+                <w:sz w:val="17"/>
+              </w:rPr>
+              <w:t>0.177</w:t>
+            </w:r>
+          </w:p>
+        </w:tc>
+        <w:tc>
+          <w:tcPr>
+            <w:tcW w:type="dxa" w:w="1944"/>
+            <w:shd w:val="clear" w:fill="F2F5F7"/>
+          </w:tcPr>
+          <w:p>
+            <w:pPr>
+              <w:jc w:val="center"/>
+            </w:pPr>
+            <w:r>
+              <w:rPr>
+                <w:rFonts w:ascii="Songti SC" w:hAnsi="Songti SC" w:eastAsia="Songti SC"/>
+                <w:b w:val="0"/>
+                <w:sz w:val="17"/>
+              </w:rPr>
+              <w:t>0.151</w:t>
+            </w:r>
+          </w:p>
+        </w:tc>
+        <w:tc>
+          <w:tcPr>
+            <w:tcW w:type="dxa" w:w="1944"/>
+            <w:shd w:val="clear" w:fill="F2F5F7"/>
+          </w:tcPr>
+          <w:p>
+            <w:pPr>
+              <w:jc w:val="center"/>
+            </w:pPr>
+            <w:r>
+              <w:rPr>
+                <w:rFonts w:ascii="Songti SC" w:hAnsi="Songti SC" w:eastAsia="Songti SC"/>
+                <w:b w:val="0"/>
+                <w:sz w:val="17"/>
+              </w:rPr>
+              <w:t>0.318</w:t>
+            </w:r>
+          </w:p>
+        </w:tc>
+        <w:tc>
+          <w:tcPr>
+            <w:tcW w:type="dxa" w:w="2376"/>
+            <w:shd w:val="clear" w:fill="F2F5F7"/>
+          </w:tcPr>
+          <w:p>
+            <w:pPr>
+              <w:jc w:val="center"/>
+            </w:pPr>
+            <w:r>
+              <w:rPr>
+                <w:rFonts w:ascii="Songti SC" w:hAnsi="Songti SC" w:eastAsia="Songti SC"/>
+                <w:b w:val="0"/>
+                <w:sz w:val="17"/>
+              </w:rPr>
+              <w:t>全链低位</w:t>
+            </w:r>
+          </w:p>
+        </w:tc>
+      </w:tr>
+      <w:tr>
+        <w:tc>
+          <w:tcPr>
+            <w:tcW w:type="dxa" w:w="792"/>
+          </w:tcPr>
+          <w:p>
+            <w:pPr>
+              <w:jc w:val="left"/>
+            </w:pPr>
+            <w:r>
+              <w:rPr>
+                <w:rFonts w:ascii="Songti SC" w:hAnsi="Songti SC" w:eastAsia="Songti SC"/>
+                <w:b w:val="0"/>
+                <w:sz w:val="17"/>
+              </w:rPr>
+              <w:t>莆田</w:t>
+            </w:r>
+          </w:p>
+        </w:tc>
+        <w:tc>
+          <w:tcPr>
+            <w:tcW w:type="dxa" w:w="1080"/>
+          </w:tcPr>
+          <w:p>
+            <w:pPr>
+              <w:jc w:val="center"/>
+            </w:pPr>
+            <w:r>
+              <w:rPr>
+                <w:rFonts w:ascii="Songti SC" w:hAnsi="Songti SC" w:eastAsia="Songti SC"/>
+                <w:b w:val="0"/>
+                <w:sz w:val="17"/>
+              </w:rPr>
+              <w:t>0.244</w:t>
+            </w:r>
+          </w:p>
+        </w:tc>
+        <w:tc>
+          <w:tcPr>
+            <w:tcW w:type="dxa" w:w="1944"/>
+          </w:tcPr>
+          <w:p>
+            <w:pPr>
+              <w:jc w:val="center"/>
+            </w:pPr>
+            <w:r>
+              <w:rPr>
+                <w:rFonts w:ascii="Songti SC" w:hAnsi="Songti SC" w:eastAsia="Songti SC"/>
+                <w:b w:val="0"/>
+                <w:sz w:val="17"/>
+              </w:rPr>
+              <w:t>0.000</w:t>
+            </w:r>
+          </w:p>
+        </w:tc>
+        <w:tc>
+          <w:tcPr>
+            <w:tcW w:type="dxa" w:w="1944"/>
+          </w:tcPr>
+          <w:p>
+            <w:pPr>
+              <w:jc w:val="center"/>
+            </w:pPr>
+            <w:r>
+              <w:rPr>
+                <w:rFonts w:ascii="Songti SC" w:hAnsi="Songti SC" w:eastAsia="Songti SC"/>
+                <w:b w:val="0"/>
+                <w:sz w:val="17"/>
+              </w:rPr>
+              <w:t>0.208</w:t>
+            </w:r>
+          </w:p>
+        </w:tc>
+        <w:tc>
+          <w:tcPr>
+            <w:tcW w:type="dxa" w:w="1944"/>
+          </w:tcPr>
+          <w:p>
+            <w:pPr>
+              <w:jc w:val="center"/>
+            </w:pPr>
+            <w:r>
+              <w:rPr>
+                <w:rFonts w:ascii="Songti SC" w:hAnsi="Songti SC" w:eastAsia="Songti SC"/>
+                <w:b w:val="0"/>
+                <w:sz w:val="17"/>
+              </w:rPr>
+              <w:t>0.299</w:t>
+            </w:r>
+          </w:p>
+        </w:tc>
+        <w:tc>
+          <w:tcPr>
+            <w:tcW w:type="dxa" w:w="1944"/>
+          </w:tcPr>
+          <w:p>
+            <w:pPr>
+              <w:jc w:val="center"/>
+            </w:pPr>
+            <w:r>
+              <w:rPr>
+                <w:rFonts w:ascii="Songti SC" w:hAnsi="Songti SC" w:eastAsia="Songti SC"/>
+                <w:b w:val="0"/>
+                <w:sz w:val="17"/>
+              </w:rPr>
+              <w:t>0.000</w:t>
+            </w:r>
+          </w:p>
+        </w:tc>
+        <w:tc>
+          <w:tcPr>
+            <w:tcW w:type="dxa" w:w="2376"/>
+          </w:tcPr>
+          <w:p>
+            <w:pPr>
+              <w:jc w:val="center"/>
+            </w:pPr>
+            <w:r>
+              <w:rPr>
+                <w:rFonts w:ascii="Songti SC" w:hAnsi="Songti SC" w:eastAsia="Songti SC"/>
+                <w:b w:val="0"/>
+                <w:sz w:val="17"/>
+              </w:rPr>
+              <w:t>全链低位</w:t>
+            </w:r>
+          </w:p>
+        </w:tc>
+      </w:tr>
+      <w:tr>
+        <w:tc>
+          <w:tcPr>
+            <w:tcW w:type="dxa" w:w="792"/>
+            <w:shd w:val="clear" w:fill="F2F5F7"/>
+          </w:tcPr>
+          <w:p>
+            <w:pPr>
+              <w:jc w:val="left"/>
+            </w:pPr>
+            <w:r>
+              <w:rPr>
+                <w:rFonts w:ascii="Songti SC" w:hAnsi="Songti SC" w:eastAsia="Songti SC"/>
+                <w:b w:val="0"/>
+                <w:sz w:val="17"/>
+              </w:rPr>
+              <w:t>南平</w:t>
+            </w:r>
+          </w:p>
+        </w:tc>
+        <w:tc>
+          <w:tcPr>
+            <w:tcW w:type="dxa" w:w="1080"/>
+            <w:shd w:val="clear" w:fill="F2F5F7"/>
+          </w:tcPr>
+          <w:p>
+            <w:pPr>
+              <w:jc w:val="center"/>
+            </w:pPr>
+            <w:r>
+              <w:rPr>
+                <w:rFonts w:ascii="Songti SC" w:hAnsi="Songti SC" w:eastAsia="Songti SC"/>
+                <w:b w:val="0"/>
+                <w:sz w:val="17"/>
+              </w:rPr>
+              <w:t>0.200</w:t>
+            </w:r>
+          </w:p>
+        </w:tc>
+        <w:tc>
+          <w:tcPr>
+            <w:tcW w:type="dxa" w:w="1944"/>
+            <w:shd w:val="clear" w:fill="F2F5F7"/>
+          </w:tcPr>
+          <w:p>
+            <w:pPr>
+              <w:jc w:val="center"/>
+            </w:pPr>
+            <w:r>
+              <w:rPr>
+                <w:rFonts w:ascii="Songti SC" w:hAnsi="Songti SC" w:eastAsia="Songti SC"/>
+                <w:b w:val="0"/>
+                <w:sz w:val="17"/>
+              </w:rPr>
+              <w:t>0.199</w:t>
+            </w:r>
+          </w:p>
+        </w:tc>
+        <w:tc>
+          <w:tcPr>
+            <w:tcW w:type="dxa" w:w="1944"/>
+            <w:shd w:val="clear" w:fill="F2F5F7"/>
+          </w:tcPr>
+          <w:p>
+            <w:pPr>
+              <w:jc w:val="center"/>
+            </w:pPr>
+            <w:r>
+              <w:rPr>
+                <w:rFonts w:ascii="Songti SC" w:hAnsi="Songti SC" w:eastAsia="Songti SC"/>
+                <w:b w:val="0"/>
+                <w:sz w:val="17"/>
+              </w:rPr>
+              <w:t>0.194</w:t>
+            </w:r>
+          </w:p>
+        </w:tc>
+        <w:tc>
+          <w:tcPr>
+            <w:tcW w:type="dxa" w:w="1944"/>
+            <w:shd w:val="clear" w:fill="F2F5F7"/>
+          </w:tcPr>
+          <w:p>
+            <w:pPr>
+              <w:jc w:val="center"/>
+            </w:pPr>
+            <w:r>
+              <w:rPr>
+                <w:rFonts w:ascii="Songti SC" w:hAnsi="Songti SC" w:eastAsia="Songti SC"/>
+                <w:b w:val="0"/>
+                <w:sz w:val="17"/>
+              </w:rPr>
+              <w:t>0.209</w:t>
+            </w:r>
+          </w:p>
+        </w:tc>
+        <w:tc>
+          <w:tcPr>
+            <w:tcW w:type="dxa" w:w="1944"/>
+            <w:shd w:val="clear" w:fill="F2F5F7"/>
+          </w:tcPr>
+          <w:p>
+            <w:pPr>
+              <w:jc w:val="center"/>
+            </w:pPr>
+            <w:r>
+              <w:rPr>
+                <w:rFonts w:ascii="Songti SC" w:hAnsi="Songti SC" w:eastAsia="Songti SC"/>
+                <w:b w:val="0"/>
+                <w:sz w:val="17"/>
+              </w:rPr>
+              <w:t>0.185</w:t>
+            </w:r>
+          </w:p>
+        </w:tc>
+        <w:tc>
+          <w:tcPr>
+            <w:tcW w:type="dxa" w:w="2376"/>
+            <w:shd w:val="clear" w:fill="F2F5F7"/>
+          </w:tcPr>
+          <w:p>
+            <w:pPr>
+              <w:jc w:val="center"/>
+            </w:pPr>
+            <w:r>
+              <w:rPr>
+                <w:rFonts w:ascii="Songti SC" w:hAnsi="Songti SC" w:eastAsia="Songti SC"/>
+                <w:b w:val="0"/>
+                <w:sz w:val="17"/>
+              </w:rPr>
+              <w:t>全链低位</w:t>
+            </w:r>
+          </w:p>
+        </w:tc>
+      </w:tr>
+      <w:tr>
+        <w:tc>
+          <w:tcPr>
+            <w:tcW w:type="dxa" w:w="792"/>
+          </w:tcPr>
+          <w:p>
+            <w:pPr>
+              <w:jc w:val="left"/>
+            </w:pPr>
+            <w:r>
+              <w:rPr>
+                <w:rFonts w:ascii="Songti SC" w:hAnsi="Songti SC" w:eastAsia="Songti SC"/>
+                <w:b w:val="0"/>
+                <w:sz w:val="17"/>
+              </w:rPr>
+              <w:t>宁德</w:t>
+            </w:r>
+          </w:p>
+        </w:tc>
+        <w:tc>
+          <w:tcPr>
+            <w:tcW w:type="dxa" w:w="1080"/>
+          </w:tcPr>
+          <w:p>
+            <w:pPr>
+              <w:jc w:val="center"/>
+            </w:pPr>
+            <w:r>
+              <w:rPr>
+                <w:rFonts w:ascii="Songti SC" w:hAnsi="Songti SC" w:eastAsia="Songti SC"/>
+                <w:b w:val="0"/>
+                <w:sz w:val="17"/>
+              </w:rPr>
+              <w:t>0.159</w:t>
+            </w:r>
+          </w:p>
+        </w:tc>
+        <w:tc>
+          <w:tcPr>
+            <w:tcW w:type="dxa" w:w="1944"/>
+          </w:tcPr>
+          <w:p>
+            <w:pPr>
+              <w:jc w:val="center"/>
+            </w:pPr>
+            <w:r>
+              <w:rPr>
+                <w:rFonts w:ascii="Songti SC" w:hAnsi="Songti SC" w:eastAsia="Songti SC"/>
+                <w:b w:val="0"/>
+                <w:sz w:val="17"/>
+              </w:rPr>
+              <w:t>0.000</w:t>
+            </w:r>
+          </w:p>
+        </w:tc>
+        <w:tc>
+          <w:tcPr>
+            <w:tcW w:type="dxa" w:w="1944"/>
+          </w:tcPr>
+          <w:p>
+            <w:pPr>
+              <w:jc w:val="center"/>
+            </w:pPr>
+            <w:r>
+              <w:rPr>
+                <w:rFonts w:ascii="Songti SC" w:hAnsi="Songti SC" w:eastAsia="Songti SC"/>
+                <w:b w:val="0"/>
+                <w:sz w:val="17"/>
+              </w:rPr>
+              <w:t>0.324</w:t>
+            </w:r>
+          </w:p>
+        </w:tc>
+        <w:tc>
+          <w:tcPr>
+            <w:tcW w:type="dxa" w:w="1944"/>
+          </w:tcPr>
+          <w:p>
+            <w:pPr>
+              <w:jc w:val="center"/>
+            </w:pPr>
+            <w:r>
+              <w:rPr>
+                <w:rFonts w:ascii="Songti SC" w:hAnsi="Songti SC" w:eastAsia="Songti SC"/>
+                <w:b w:val="0"/>
+                <w:sz w:val="17"/>
+              </w:rPr>
+              <w:t>0.146</w:t>
+            </w:r>
+          </w:p>
+        </w:tc>
+        <w:tc>
+          <w:tcPr>
+            <w:tcW w:type="dxa" w:w="1944"/>
+          </w:tcPr>
+          <w:p>
+            <w:pPr>
+              <w:jc w:val="center"/>
+            </w:pPr>
+            <w:r>
+              <w:rPr>
+                <w:rFonts w:ascii="Songti SC" w:hAnsi="Songti SC" w:eastAsia="Songti SC"/>
+                <w:b w:val="0"/>
+                <w:sz w:val="17"/>
+              </w:rPr>
+              <w:t>0.000</w:t>
+            </w:r>
+          </w:p>
+        </w:tc>
+        <w:tc>
+          <w:tcPr>
+            <w:tcW w:type="dxa" w:w="2376"/>
+          </w:tcPr>
+          <w:p>
+            <w:pPr>
+              <w:jc w:val="center"/>
+            </w:pPr>
+            <w:r>
+              <w:rPr>
+                <w:rFonts w:ascii="Songti SC" w:hAnsi="Songti SC" w:eastAsia="Songti SC"/>
+                <w:b w:val="0"/>
+                <w:sz w:val="17"/>
+              </w:rPr>
+              <w:t>全链低位</w:t>
+            </w:r>
+          </w:p>
+        </w:tc>
+      </w:tr>
+    </w:tbl>
+    <w:p>
+      <w:pPr>
+        <w:spacing w:before="80" w:after="80" w:line="348" w:lineRule="auto"/>
+        <w:ind w:firstLine="380"/>
+        <w:jc w:val="both"/>
+      </w:pPr>
+      <w:r>
+        <w:rPr>
+          <w:rFonts w:ascii="Songti SC" w:hAnsi="Songti SC" w:eastAsia="Songti SC"/>
+          <w:b w:val="0"/>
+          <w:sz w:val="19"/>
+        </w:rPr>
+        <w:t>结果与解读：①双核“全链协调”、无明显断裂——但相对薄弱链节恰与障碍度呼应：福州最弱在产业内部（D₃₄=0.874）、厦门最弱在教育内部（D₁₂=0.835），说明其高协调并非掩盖断裂的假象。②泉州“局部优势·总体低位”：教育内部 D₁₂=0.506明显高于其余链节，即“教育端内部尚协调、但产业接不住”，是可培育的突破口。③莆田、宁德的 D₁₂、D₂₄=0——因其供给质量标准化值为 0（无一流专业），凡含质量的链节即“断裂”（此为 CCD 零值地板，须注明系“质量链节缺失”而非负向错配）。④龙岩、三明、南平四组局部 CCD 同步低位（“全链低位”），印证其失调是功能链整体发育不足、而非单点错配。</w:t>
+      </w:r>
+    </w:p>
+    <w:p>
+      <w:pPr>
+        <w:spacing w:before="40" w:after="80" w:line="348" w:lineRule="auto"/>
+        <w:ind w:firstLine="380"/>
+        <w:jc w:val="both"/>
+      </w:pPr>
+      <w:r>
+        <w:rPr>
+          <w:rFonts w:ascii="Songti SC" w:hAnsi="Songti SC" w:eastAsia="Songti SC"/>
+          <w:b w:val="0"/>
+          <w:sz w:val="19"/>
+        </w:rPr>
+        <w:t>稳健性（腹地组内双轨）：剔除福厦、在腹地 7 市内部重标后重算局部 CCD，可恢复被压缩掩盖的腹地链节结构——泉州最弱仍为产业内部、漳州最弱为数量供需（D₁₃，因供给规模过低）、龙岩与南平最弱为教育内部。说明腹地“全链低位”之下，各市仍有可识别的相对短板链节，但其量值受 min-max 压缩、宜结合双轨解读。</w:t>
+      </w:r>
+    </w:p>
+    <w:p>
+      <w:pPr>
+        <w:spacing w:before="40" w:after="80" w:line="348" w:lineRule="auto"/>
+        <w:ind w:firstLine="380"/>
+        <w:jc w:val="both"/>
+      </w:pPr>
+      <w:r>
+        <w:rPr>
+          <w:rFonts w:ascii="Songti SC" w:hAnsi="Songti SC" w:eastAsia="Songti SC"/>
+          <w:b w:val="0"/>
+          <w:sz w:val="19"/>
+        </w:rPr>
+        <w:t>与障碍度的关系：障碍度回答“哪个环节是最短板（单点）”，局部 CCD 回答“哪两个环节之间断裂（链节）”，二者互补。例：障碍度示福州主障碍为产业转化，局部 CCD 进一步显示其产业内部 D₃₄ 相对最低——福州的问题不止于产业转化单点，而是“承接—转化”产业内部链节尚未完全打通。</w:t>
+      </w:r>
+    </w:p>
+    <w:p>
+      <w:pPr>
+        <w:keepNext/>
+        <w:spacing w:before="280" w:after="120"/>
+        <w:pBdr>
+          <w:bottom w:val="single" w:sz="10" w:space="4" w:color="378ADD"/>
+        </w:pBdr>
+      </w:pPr>
+      <w:r>
+        <w:rPr>
+          <w:rFonts w:ascii="Heiti SC" w:hAnsi="Heiti SC" w:eastAsia="Heiti SC"/>
+          <w:b/>
+          <w:color w:val="1F3A4A"/>
+          <w:sz w:val="30"/>
+        </w:rPr>
+        <w:t>七、空间扩展：厦漳泉都市圈协同的三市组合置换检验</w:t>
       </w:r>
     </w:p>
     <w:p>
@@ -6194,7 +7722,7 @@
           <w:color w:val="1F3A4A"/>
           <w:sz w:val="25"/>
         </w:rPr>
-        <w:t>6.1  区域指标的计算（人口加权聚合 + 手算示范）</w:t>
+        <w:t>7.1  区域指标的计算（人口加权聚合 + 手算示范）</w:t>
       </w:r>
     </w:p>
     <w:p>
@@ -6326,7 +7854,7 @@
           <w:color w:val="1F3A4A"/>
           <w:sz w:val="25"/>
         </w:rPr>
-        <w:t>6.2  厦漳泉的检验结果</w:t>
+        <w:t>7.2  厦漳泉的检验结果</w:t>
       </w:r>
     </w:p>
     <w:p>
@@ -6675,7 +8203,7 @@
         <w:drawing>
           <wp:inline xmlns:a="http://schemas.openxmlformats.org/drawingml/2006/main" xmlns:pic="http://schemas.openxmlformats.org/drawingml/2006/picture">
             <wp:extent cx="5486400" cy="2859110"/>
-            <wp:docPr id="4" name="Picture 4"/>
+            <wp:docPr id="5" name="Picture 5"/>
             <wp:cNvGraphicFramePr>
               <a:graphicFrameLocks noChangeAspect="1"/>
             </wp:cNvGraphicFramePr>
@@ -6687,7 +8215,7 @@
                     <pic:cNvPicPr/>
                   </pic:nvPicPr>
                   <pic:blipFill>
-                    <a:blip r:embed="rId13"/>
+                    <a:blip r:embed="rId14"/>
                     <a:stretch>
                       <a:fillRect/>
                     </a:stretch>
@@ -6763,7 +8291,7 @@
           <w:color w:val="1F3A4A"/>
           <w:sz w:val="25"/>
         </w:rPr>
-        <w:t>6.3  全样本一般结论（不限于厦漳泉）</w:t>
+        <w:t>7.3  全样本一般结论（不限于厦漳泉）</w:t>
       </w:r>
     </w:p>
     <w:p>
@@ -7410,7 +8938,7 @@
           <w:color w:val="1F3A4A"/>
           <w:sz w:val="30"/>
         </w:rPr>
-        <w:t>七、稳健性与局限</w:t>
+        <w:t>八、稳健性与局限</w:t>
       </w:r>
     </w:p>
     <w:p>

--- a/manuscripts/论文A_数据与检验.docx
+++ b/manuscripts/论文A_数据与检验.docx
@@ -43,7 +43,7 @@
           <w:b w:val="0"/>
           <w:sz w:val="19"/>
         </w:rPr>
-        <w:t>摘要：本文以四环节功能链测度福建 9 设区市 2019—2024 年教育（E）与产业（I）的耦合协调度（CCD），并以障碍度模型诊断失调环节。结果显示福州、厦门优质协调（D&gt;0.9）、其余 7 市长期失调，呈“双核—腹地”二元结构；福州“教育领先”、厦门“产业领先”构成镜像。本文详述障碍度的数据处理、方法与检验，并揭示 min-max 标准化对腹地城市障碍分解的压缩效应及其修正。</w:t>
+        <w:t>摘要：本文以四环节功能链测度福建 9 设区市 2019—2024 年教育（E）与产业（I）的耦合协调度（CCD），并以障碍度模型诊断失调环节。结果显示福州、厦门优质协调（D&gt;0.9）、其余 7 市长期失调，呈“双核—腹地”二元结构；福州“教育领先”、厦门“产业领先”构成镜像。本文详述障碍度的数据处理、方法与检验，并揭示 min-max 标准化对腹地城市障碍分解的压缩效应及其修正。进一步以功能链局部耦合检验识别链节断裂，以边界约束的区域组合检验识别空间协同类型（跨核互补、互补型与带动型都市圈）。</w:t>
       </w:r>
     </w:p>
     <w:p>
@@ -7692,7 +7692,7 @@
           <w:color w:val="1F3A4A"/>
           <w:sz w:val="30"/>
         </w:rPr>
-        <w:t>七、空间扩展：厦漳泉都市圈协同的三市组合置换检验</w:t>
+        <w:t>七、空间扩展：基于边界约束的区域组合协同检验</w:t>
       </w:r>
     </w:p>
     <w:p>
@@ -7707,7 +7707,7 @@
           <w:b w:val="0"/>
           <w:sz w:val="21"/>
         </w:rPr>
-        <w:t>“双核—腹地”是按行政市的静态分化，但 AI 人才供需匹配未必止于行政边界。为检验厦门、漳州、泉州是否存在都市圈协同，且避免小样本空间计量的设定争议，本文采用穷举置换检验：在 9 市任选 3 市的全部 C(9,3)=84 个组合中，看厦漳泉的区域协同表现是否高于多数随机组合。该法零新数据、不依赖空间权重矩阵。</w:t>
+        <w:t>“双核—腹地”是按行政市的静态分化，但 AI 人才供需匹配未必止于行政边界。然而空间协同须以现实边界为前提——任意自由组合即使指标上协调度高，缺乏地理或功能联系也难解释为真实协同（功能城市区思想与可变空间单元问题 MAUP）。故本文采用“边界约束的区域组合检验”：以有现实依据的组合为主检验对象，全部随机组合仅作安慰剂参照分布。边界依据三类——A 地理邻接；B 既有规划（福建省级闽东北/闽西南协同发展区、福州都市圈、厦漳泉）；C 理论互补（福州—厦门双核镜像，非地理邻接但结构互补）。该法零新数据、不依赖空间权重矩阵。</w:t>
       </w:r>
     </w:p>
     <w:p>
@@ -7854,7 +7854,7 @@
           <w:color w:val="1F3A4A"/>
           <w:sz w:val="25"/>
         </w:rPr>
-        <w:t>7.2  厦漳泉的检验结果</w:t>
+        <w:t>7.2  边界约束组合的检验结果</w:t>
       </w:r>
     </w:p>
     <w:p>
@@ -7869,7 +7869,7 @@
           <w:b w:val="0"/>
           <w:sz w:val="21"/>
         </w:rPr>
-        <w:t>对 84 组逐一计算上述三指标并各自排序，看厦漳泉组合的名次与分位：</w:t>
+        <w:t>对每个边界组合，在其同规模的全部随机组合（安慰剂参照）中看 D_S/RSP/BI 的分位（同规模比较，避免组合大小不可比）。</w:t>
       </w:r>
     </w:p>
     <w:tbl>
@@ -7880,15 +7880,17 @@
         <w:tblLook w:firstColumn="1" w:firstRow="1" w:lastColumn="0" w:lastRow="0" w:noHBand="0" w:noVBand="1" w:val="04A0"/>
       </w:tblPr>
       <w:tblGrid>
-        <w:gridCol w:w="2185"/>
-        <w:gridCol w:w="2185"/>
-        <w:gridCol w:w="2185"/>
-        <w:gridCol w:w="2185"/>
+        <w:gridCol w:w="1457"/>
+        <w:gridCol w:w="1457"/>
+        <w:gridCol w:w="1457"/>
+        <w:gridCol w:w="1457"/>
+        <w:gridCol w:w="1457"/>
+        <w:gridCol w:w="1457"/>
       </w:tblGrid>
       <w:tr>
         <w:tc>
           <w:tcPr>
-            <w:tcW w:type="dxa" w:w="1440"/>
+            <w:tcW w:type="dxa" w:w="2880"/>
             <w:shd w:val="clear" w:fill="1F3A4A"/>
           </w:tcPr>
           <w:p>
@@ -7900,15 +7902,15 @@
                 <w:rFonts w:ascii="Heiti SC" w:hAnsi="Heiti SC" w:eastAsia="Heiti SC"/>
                 <w:b/>
                 <w:color w:val="FFFFFF"/>
-                <w:sz w:val="19"/>
-              </w:rPr>
-              <w:t>指标</w:t>
-            </w:r>
-          </w:p>
-        </w:tc>
-        <w:tc>
-          <w:tcPr>
-            <w:tcW w:type="dxa" w:w="3456"/>
+                <w:sz w:val="17"/>
+              </w:rPr>
+              <w:t>边界组合</w:t>
+            </w:r>
+          </w:p>
+        </w:tc>
+        <w:tc>
+          <w:tcPr>
+            <w:tcW w:type="dxa" w:w="864"/>
             <w:shd w:val="clear" w:fill="1F3A4A"/>
           </w:tcPr>
           <w:p>
@@ -7920,15 +7922,15 @@
                 <w:rFonts w:ascii="Heiti SC" w:hAnsi="Heiti SC" w:eastAsia="Heiti SC"/>
                 <w:b/>
                 <w:color w:val="FFFFFF"/>
-                <w:sz w:val="19"/>
-              </w:rPr>
-              <w:t>含义</w:t>
-            </w:r>
-          </w:p>
-        </w:tc>
-        <w:tc>
-          <w:tcPr>
-            <w:tcW w:type="dxa" w:w="2736"/>
+                <w:sz w:val="17"/>
+              </w:rPr>
+              <w:t>规模</w:t>
+            </w:r>
+          </w:p>
+        </w:tc>
+        <w:tc>
+          <w:tcPr>
+            <w:tcW w:type="dxa" w:w="2160"/>
             <w:shd w:val="clear" w:fill="1F3A4A"/>
           </w:tcPr>
           <w:p>
@@ -7940,15 +7942,15 @@
                 <w:rFonts w:ascii="Heiti SC" w:hAnsi="Heiti SC" w:eastAsia="Heiti SC"/>
                 <w:b/>
                 <w:color w:val="FFFFFF"/>
-                <w:sz w:val="19"/>
-              </w:rPr>
-              <w:t>厦漳泉排名</w:t>
-            </w:r>
-          </w:p>
-        </w:tc>
-        <w:tc>
-          <w:tcPr>
-            <w:tcW w:type="dxa" w:w="3888"/>
+                <w:sz w:val="17"/>
+              </w:rPr>
+              <w:t>D_S（分位）</w:t>
+            </w:r>
+          </w:p>
+        </w:tc>
+        <w:tc>
+          <w:tcPr>
+            <w:tcW w:type="dxa" w:w="2160"/>
             <w:shd w:val="clear" w:fill="1F3A4A"/>
           </w:tcPr>
           <w:p>
@@ -7960,9 +7962,49 @@
                 <w:rFonts w:ascii="Heiti SC" w:hAnsi="Heiti SC" w:eastAsia="Heiti SC"/>
                 <w:b/>
                 <w:color w:val="FFFFFF"/>
-                <w:sz w:val="19"/>
-              </w:rPr>
-              <w:t>解读</w:t>
+                <w:sz w:val="17"/>
+              </w:rPr>
+              <w:t>RSP（分位）</w:t>
+            </w:r>
+          </w:p>
+        </w:tc>
+        <w:tc>
+          <w:tcPr>
+            <w:tcW w:type="dxa" w:w="2160"/>
+            <w:shd w:val="clear" w:fill="1F3A4A"/>
+          </w:tcPr>
+          <w:p>
+            <w:pPr>
+              <w:jc w:val="center"/>
+            </w:pPr>
+            <w:r>
+              <w:rPr>
+                <w:rFonts w:ascii="Heiti SC" w:hAnsi="Heiti SC" w:eastAsia="Heiti SC"/>
+                <w:b/>
+                <w:color w:val="FFFFFF"/>
+                <w:sz w:val="17"/>
+              </w:rPr>
+              <w:t>BI（分位）</w:t>
+            </w:r>
+          </w:p>
+        </w:tc>
+        <w:tc>
+          <w:tcPr>
+            <w:tcW w:type="dxa" w:w="2304"/>
+            <w:shd w:val="clear" w:fill="1F3A4A"/>
+          </w:tcPr>
+          <w:p>
+            <w:pPr>
+              <w:jc w:val="center"/>
+            </w:pPr>
+            <w:r>
+              <w:rPr>
+                <w:rFonts w:ascii="Heiti SC" w:hAnsi="Heiti SC" w:eastAsia="Heiti SC"/>
+                <w:b/>
+                <w:color w:val="FFFFFF"/>
+                <w:sz w:val="17"/>
+              </w:rPr>
+              <w:t>协同类型</w:t>
             </w:r>
           </w:p>
         </w:tc>
@@ -7970,7 +8012,7 @@
       <w:tr>
         <w:tc>
           <w:tcPr>
-            <w:tcW w:type="dxa" w:w="1440"/>
+            <w:tcW w:type="dxa" w:w="2880"/>
           </w:tcPr>
           <w:p>
             <w:pPr>
@@ -7980,63 +8022,99 @@
               <w:rPr>
                 <w:rFonts w:ascii="Songti SC" w:hAnsi="Songti SC" w:eastAsia="Songti SC"/>
                 <w:b w:val="0"/>
-                <w:sz w:val="19"/>
-              </w:rPr>
-              <w:t>D_组</w:t>
-            </w:r>
-          </w:p>
-        </w:tc>
-        <w:tc>
-          <w:tcPr>
-            <w:tcW w:type="dxa" w:w="3456"/>
-          </w:tcPr>
-          <w:p>
-            <w:pPr>
-              <w:jc w:val="center"/>
-            </w:pPr>
-            <w:r>
-              <w:rPr>
-                <w:rFonts w:ascii="Songti SC" w:hAnsi="Songti SC" w:eastAsia="Songti SC"/>
-                <w:b w:val="0"/>
-                <w:sz w:val="19"/>
-              </w:rPr>
-              <w:t>区域整体协调度</w:t>
-            </w:r>
-          </w:p>
-        </w:tc>
-        <w:tc>
-          <w:tcPr>
-            <w:tcW w:type="dxa" w:w="2736"/>
-          </w:tcPr>
-          <w:p>
-            <w:pPr>
-              <w:jc w:val="center"/>
-            </w:pPr>
-            <w:r>
-              <w:rPr>
-                <w:rFonts w:ascii="Songti SC" w:hAnsi="Songti SC" w:eastAsia="Songti SC"/>
-                <w:b w:val="0"/>
-                <w:sz w:val="19"/>
-              </w:rPr>
-              <w:t>49 / 84（前58%）</w:t>
-            </w:r>
-          </w:p>
-        </w:tc>
-        <w:tc>
-          <w:tcPr>
-            <w:tcW w:type="dxa" w:w="3888"/>
-          </w:tcPr>
-          <w:p>
-            <w:pPr>
-              <w:jc w:val="center"/>
-            </w:pPr>
-            <w:r>
-              <w:rPr>
-                <w:rFonts w:ascii="Songti SC" w:hAnsi="Songti SC" w:eastAsia="Songti SC"/>
-                <w:b w:val="0"/>
-                <w:sz w:val="19"/>
-              </w:rPr>
-              <w:t>中游——漳、泉低 D 拖累整体水平</w:t>
+                <w:sz w:val="17"/>
+              </w:rPr>
+              <w:t>福州—厦门（跨核互补）</w:t>
+            </w:r>
+          </w:p>
+        </w:tc>
+        <w:tc>
+          <w:tcPr>
+            <w:tcW w:type="dxa" w:w="864"/>
+          </w:tcPr>
+          <w:p>
+            <w:pPr>
+              <w:jc w:val="center"/>
+            </w:pPr>
+            <w:r>
+              <w:rPr>
+                <w:rFonts w:ascii="Songti SC" w:hAnsi="Songti SC" w:eastAsia="Songti SC"/>
+                <w:b w:val="0"/>
+                <w:sz w:val="17"/>
+              </w:rPr>
+              <w:t>2</w:t>
+            </w:r>
+          </w:p>
+        </w:tc>
+        <w:tc>
+          <w:tcPr>
+            <w:tcW w:type="dxa" w:w="2160"/>
+          </w:tcPr>
+          <w:p>
+            <w:pPr>
+              <w:jc w:val="center"/>
+            </w:pPr>
+            <w:r>
+              <w:rPr>
+                <w:rFonts w:ascii="Songti SC" w:hAnsi="Songti SC" w:eastAsia="Songti SC"/>
+                <w:b w:val="0"/>
+                <w:sz w:val="17"/>
+              </w:rPr>
+              <w:t>1/36</w:t>
+            </w:r>
+          </w:p>
+        </w:tc>
+        <w:tc>
+          <w:tcPr>
+            <w:tcW w:type="dxa" w:w="2160"/>
+          </w:tcPr>
+          <w:p>
+            <w:pPr>
+              <w:jc w:val="center"/>
+            </w:pPr>
+            <w:r>
+              <w:rPr>
+                <w:rFonts w:ascii="Songti SC" w:hAnsi="Songti SC" w:eastAsia="Songti SC"/>
+                <w:b w:val="0"/>
+                <w:sz w:val="17"/>
+              </w:rPr>
+              <w:t>27/36</w:t>
+            </w:r>
+          </w:p>
+        </w:tc>
+        <w:tc>
+          <w:tcPr>
+            <w:tcW w:type="dxa" w:w="2160"/>
+          </w:tcPr>
+          <w:p>
+            <w:pPr>
+              <w:jc w:val="center"/>
+            </w:pPr>
+            <w:r>
+              <w:rPr>
+                <w:rFonts w:ascii="Songti SC" w:hAnsi="Songti SC" w:eastAsia="Songti SC"/>
+                <w:b w:val="0"/>
+                <w:sz w:val="17"/>
+              </w:rPr>
+              <w:t>1/36</w:t>
+            </w:r>
+          </w:p>
+        </w:tc>
+        <w:tc>
+          <w:tcPr>
+            <w:tcW w:type="dxa" w:w="2304"/>
+          </w:tcPr>
+          <w:p>
+            <w:pPr>
+              <w:jc w:val="center"/>
+            </w:pPr>
+            <w:r>
+              <w:rPr>
+                <w:rFonts w:ascii="Songti SC" w:hAnsi="Songti SC" w:eastAsia="Songti SC"/>
+                <w:b w:val="0"/>
+                <w:sz w:val="17"/>
+              </w:rPr>
+              <w:t>水平+互补双第一</w:t>
             </w:r>
           </w:p>
         </w:tc>
@@ -8044,7 +8122,7 @@
       <w:tr>
         <w:tc>
           <w:tcPr>
-            <w:tcW w:type="dxa" w:w="1440"/>
+            <w:tcW w:type="dxa" w:w="2880"/>
             <w:shd w:val="clear" w:fill="F2F5F7"/>
           </w:tcPr>
           <w:p>
@@ -8055,15 +8133,15 @@
               <w:rPr>
                 <w:rFonts w:ascii="Songti SC" w:hAnsi="Songti SC" w:eastAsia="Songti SC"/>
                 <w:b w:val="0"/>
-                <w:sz w:val="19"/>
-              </w:rPr>
-              <w:t>RSP</w:t>
-            </w:r>
-          </w:p>
-        </w:tc>
-        <w:tc>
-          <w:tcPr>
-            <w:tcW w:type="dxa" w:w="3456"/>
+                <w:sz w:val="17"/>
+              </w:rPr>
+              <w:t>厦漳泉（都市圈）</w:t>
+            </w:r>
+          </w:p>
+        </w:tc>
+        <w:tc>
+          <w:tcPr>
+            <w:tcW w:type="dxa" w:w="864"/>
             <w:shd w:val="clear" w:fill="F2F5F7"/>
           </w:tcPr>
           <w:p>
@@ -8074,15 +8152,15 @@
               <w:rPr>
                 <w:rFonts w:ascii="Songti SC" w:hAnsi="Songti SC" w:eastAsia="Songti SC"/>
                 <w:b w:val="0"/>
-                <w:sz w:val="19"/>
-              </w:rPr>
-              <w:t>区域协同溢价</w:t>
-            </w:r>
-          </w:p>
-        </w:tc>
-        <w:tc>
-          <w:tcPr>
-            <w:tcW w:type="dxa" w:w="2736"/>
+                <w:sz w:val="17"/>
+              </w:rPr>
+              <w:t>3</w:t>
+            </w:r>
+          </w:p>
+        </w:tc>
+        <w:tc>
+          <w:tcPr>
+            <w:tcW w:type="dxa" w:w="2160"/>
             <w:shd w:val="clear" w:fill="F2F5F7"/>
           </w:tcPr>
           <w:p>
@@ -8093,15 +8171,15 @@
               <w:rPr>
                 <w:rFonts w:ascii="Songti SC" w:hAnsi="Songti SC" w:eastAsia="Songti SC"/>
                 <w:b w:val="0"/>
-                <w:sz w:val="19"/>
-              </w:rPr>
-              <w:t>53 / 84（前63%）</w:t>
-            </w:r>
-          </w:p>
-        </w:tc>
-        <w:tc>
-          <w:tcPr>
-            <w:tcW w:type="dxa" w:w="3888"/>
+                <w:sz w:val="17"/>
+              </w:rPr>
+              <w:t>49/84</w:t>
+            </w:r>
+          </w:p>
+        </w:tc>
+        <w:tc>
+          <w:tcPr>
+            <w:tcW w:type="dxa" w:w="2160"/>
             <w:shd w:val="clear" w:fill="F2F5F7"/>
           </w:tcPr>
           <w:p>
@@ -8112,9 +8190,47 @@
               <w:rPr>
                 <w:rFonts w:ascii="Songti SC" w:hAnsi="Songti SC" w:eastAsia="Songti SC"/>
                 <w:b w:val="0"/>
-                <w:sz w:val="19"/>
-              </w:rPr>
-              <w:t>简单“组团提升”不突出</w:t>
+                <w:sz w:val="17"/>
+              </w:rPr>
+              <w:t>53/84</w:t>
+            </w:r>
+          </w:p>
+        </w:tc>
+        <w:tc>
+          <w:tcPr>
+            <w:tcW w:type="dxa" w:w="2160"/>
+            <w:shd w:val="clear" w:fill="F2F5F7"/>
+          </w:tcPr>
+          <w:p>
+            <w:pPr>
+              <w:jc w:val="center"/>
+            </w:pPr>
+            <w:r>
+              <w:rPr>
+                <w:rFonts w:ascii="Songti SC" w:hAnsi="Songti SC" w:eastAsia="Songti SC"/>
+                <w:b w:val="0"/>
+                <w:sz w:val="17"/>
+              </w:rPr>
+              <w:t>5/84</w:t>
+            </w:r>
+          </w:p>
+        </w:tc>
+        <w:tc>
+          <w:tcPr>
+            <w:tcW w:type="dxa" w:w="2304"/>
+            <w:shd w:val="clear" w:fill="F2F5F7"/>
+          </w:tcPr>
+          <w:p>
+            <w:pPr>
+              <w:jc w:val="center"/>
+            </w:pPr>
+            <w:r>
+              <w:rPr>
+                <w:rFonts w:ascii="Songti SC" w:hAnsi="Songti SC" w:eastAsia="Songti SC"/>
+                <w:b w:val="0"/>
+                <w:sz w:val="17"/>
+              </w:rPr>
+              <w:t>互补型</w:t>
             </w:r>
           </w:p>
         </w:tc>
@@ -8122,7 +8238,7 @@
       <w:tr>
         <w:tc>
           <w:tcPr>
-            <w:tcW w:type="dxa" w:w="1440"/>
+            <w:tcW w:type="dxa" w:w="2880"/>
           </w:tcPr>
           <w:p>
             <w:pPr>
@@ -8132,63 +8248,325 @@
               <w:rPr>
                 <w:rFonts w:ascii="Songti SC" w:hAnsi="Songti SC" w:eastAsia="Songti SC"/>
                 <w:b w:val="0"/>
-                <w:sz w:val="19"/>
-              </w:rPr>
-              <w:t>BI</w:t>
-            </w:r>
-          </w:p>
-        </w:tc>
-        <w:tc>
-          <w:tcPr>
-            <w:tcW w:type="dxa" w:w="3456"/>
-          </w:tcPr>
-          <w:p>
-            <w:pPr>
-              <w:jc w:val="center"/>
-            </w:pPr>
-            <w:r>
-              <w:rPr>
-                <w:rFonts w:ascii="Songti SC" w:hAnsi="Songti SC" w:eastAsia="Songti SC"/>
-                <w:b w:val="0"/>
-                <w:sz w:val="19"/>
-              </w:rPr>
-              <w:t>均衡改善度</w:t>
-            </w:r>
-          </w:p>
-        </w:tc>
-        <w:tc>
-          <w:tcPr>
-            <w:tcW w:type="dxa" w:w="2736"/>
-          </w:tcPr>
-          <w:p>
-            <w:pPr>
-              <w:jc w:val="center"/>
-            </w:pPr>
-            <w:r>
-              <w:rPr>
-                <w:rFonts w:ascii="Songti SC" w:hAnsi="Songti SC" w:eastAsia="Songti SC"/>
-                <w:b w:val="0"/>
-                <w:sz w:val="19"/>
-              </w:rPr>
-              <w:t>5 / 84（前6%）</w:t>
-            </w:r>
-          </w:p>
-        </w:tc>
-        <w:tc>
-          <w:tcPr>
-            <w:tcW w:type="dxa" w:w="3888"/>
-          </w:tcPr>
-          <w:p>
-            <w:pPr>
-              <w:jc w:val="center"/>
-            </w:pPr>
-            <w:r>
-              <w:rPr>
-                <w:rFonts w:ascii="Songti SC" w:hAnsi="Songti SC" w:eastAsia="Songti SC"/>
-                <w:b w:val="0"/>
-                <w:sz w:val="19"/>
-              </w:rPr>
-              <w:t>强信号——互补使供需更均衡</w:t>
+                <w:sz w:val="17"/>
+              </w:rPr>
+              <w:t>福州都市圈</w:t>
+            </w:r>
+          </w:p>
+        </w:tc>
+        <w:tc>
+          <w:tcPr>
+            <w:tcW w:type="dxa" w:w="864"/>
+          </w:tcPr>
+          <w:p>
+            <w:pPr>
+              <w:jc w:val="center"/>
+            </w:pPr>
+            <w:r>
+              <w:rPr>
+                <w:rFonts w:ascii="Songti SC" w:hAnsi="Songti SC" w:eastAsia="Songti SC"/>
+                <w:b w:val="0"/>
+                <w:sz w:val="17"/>
+              </w:rPr>
+              <w:t>3</w:t>
+            </w:r>
+          </w:p>
+        </w:tc>
+        <w:tc>
+          <w:tcPr>
+            <w:tcW w:type="dxa" w:w="2160"/>
+          </w:tcPr>
+          <w:p>
+            <w:pPr>
+              <w:jc w:val="center"/>
+            </w:pPr>
+            <w:r>
+              <w:rPr>
+                <w:rFonts w:ascii="Songti SC" w:hAnsi="Songti SC" w:eastAsia="Songti SC"/>
+                <w:b w:val="0"/>
+                <w:sz w:val="17"/>
+              </w:rPr>
+              <w:t>17/84</w:t>
+            </w:r>
+          </w:p>
+        </w:tc>
+        <w:tc>
+          <w:tcPr>
+            <w:tcW w:type="dxa" w:w="2160"/>
+          </w:tcPr>
+          <w:p>
+            <w:pPr>
+              <w:jc w:val="center"/>
+            </w:pPr>
+            <w:r>
+              <w:rPr>
+                <w:rFonts w:ascii="Songti SC" w:hAnsi="Songti SC" w:eastAsia="Songti SC"/>
+                <w:b w:val="0"/>
+                <w:sz w:val="17"/>
+              </w:rPr>
+              <w:t>4/84</w:t>
+            </w:r>
+          </w:p>
+        </w:tc>
+        <w:tc>
+          <w:tcPr>
+            <w:tcW w:type="dxa" w:w="2160"/>
+          </w:tcPr>
+          <w:p>
+            <w:pPr>
+              <w:jc w:val="center"/>
+            </w:pPr>
+            <w:r>
+              <w:rPr>
+                <w:rFonts w:ascii="Songti SC" w:hAnsi="Songti SC" w:eastAsia="Songti SC"/>
+                <w:b w:val="0"/>
+                <w:sz w:val="17"/>
+              </w:rPr>
+              <w:t>32/84</w:t>
+            </w:r>
+          </w:p>
+        </w:tc>
+        <w:tc>
+          <w:tcPr>
+            <w:tcW w:type="dxa" w:w="2304"/>
+          </w:tcPr>
+          <w:p>
+            <w:pPr>
+              <w:jc w:val="center"/>
+            </w:pPr>
+            <w:r>
+              <w:rPr>
+                <w:rFonts w:ascii="Songti SC" w:hAnsi="Songti SC" w:eastAsia="Songti SC"/>
+                <w:b w:val="0"/>
+                <w:sz w:val="17"/>
+              </w:rPr>
+              <w:t>带动型</w:t>
+            </w:r>
+          </w:p>
+        </w:tc>
+      </w:tr>
+      <w:tr>
+        <w:tc>
+          <w:tcPr>
+            <w:tcW w:type="dxa" w:w="2880"/>
+            <w:shd w:val="clear" w:fill="F2F5F7"/>
+          </w:tcPr>
+          <w:p>
+            <w:pPr>
+              <w:jc w:val="left"/>
+            </w:pPr>
+            <w:r>
+              <w:rPr>
+                <w:rFonts w:ascii="Songti SC" w:hAnsi="Songti SC" w:eastAsia="Songti SC"/>
+                <w:b w:val="0"/>
+                <w:sz w:val="17"/>
+              </w:rPr>
+              <w:t>闽东北协同区</w:t>
+            </w:r>
+          </w:p>
+        </w:tc>
+        <w:tc>
+          <w:tcPr>
+            <w:tcW w:type="dxa" w:w="864"/>
+            <w:shd w:val="clear" w:fill="F2F5F7"/>
+          </w:tcPr>
+          <w:p>
+            <w:pPr>
+              <w:jc w:val="center"/>
+            </w:pPr>
+            <w:r>
+              <w:rPr>
+                <w:rFonts w:ascii="Songti SC" w:hAnsi="Songti SC" w:eastAsia="Songti SC"/>
+                <w:b w:val="0"/>
+                <w:sz w:val="17"/>
+              </w:rPr>
+              <w:t>4</w:t>
+            </w:r>
+          </w:p>
+        </w:tc>
+        <w:tc>
+          <w:tcPr>
+            <w:tcW w:type="dxa" w:w="2160"/>
+            <w:shd w:val="clear" w:fill="F2F5F7"/>
+          </w:tcPr>
+          <w:p>
+            <w:pPr>
+              <w:jc w:val="center"/>
+            </w:pPr>
+            <w:r>
+              <w:rPr>
+                <w:rFonts w:ascii="Songti SC" w:hAnsi="Songti SC" w:eastAsia="Songti SC"/>
+                <w:b w:val="0"/>
+                <w:sz w:val="17"/>
+              </w:rPr>
+              <w:t>31/126</w:t>
+            </w:r>
+          </w:p>
+        </w:tc>
+        <w:tc>
+          <w:tcPr>
+            <w:tcW w:type="dxa" w:w="2160"/>
+            <w:shd w:val="clear" w:fill="F2F5F7"/>
+          </w:tcPr>
+          <w:p>
+            <w:pPr>
+              <w:jc w:val="center"/>
+            </w:pPr>
+            <w:r>
+              <w:rPr>
+                <w:rFonts w:ascii="Songti SC" w:hAnsi="Songti SC" w:eastAsia="Songti SC"/>
+                <w:b w:val="0"/>
+                <w:sz w:val="17"/>
+              </w:rPr>
+              <w:t>2/126</w:t>
+            </w:r>
+          </w:p>
+        </w:tc>
+        <w:tc>
+          <w:tcPr>
+            <w:tcW w:type="dxa" w:w="2160"/>
+            <w:shd w:val="clear" w:fill="F2F5F7"/>
+          </w:tcPr>
+          <w:p>
+            <w:pPr>
+              <w:jc w:val="center"/>
+            </w:pPr>
+            <w:r>
+              <w:rPr>
+                <w:rFonts w:ascii="Songti SC" w:hAnsi="Songti SC" w:eastAsia="Songti SC"/>
+                <w:b w:val="0"/>
+                <w:sz w:val="17"/>
+              </w:rPr>
+              <w:t>78/126</w:t>
+            </w:r>
+          </w:p>
+        </w:tc>
+        <w:tc>
+          <w:tcPr>
+            <w:tcW w:type="dxa" w:w="2304"/>
+            <w:shd w:val="clear" w:fill="F2F5F7"/>
+          </w:tcPr>
+          <w:p>
+            <w:pPr>
+              <w:jc w:val="center"/>
+            </w:pPr>
+            <w:r>
+              <w:rPr>
+                <w:rFonts w:ascii="Songti SC" w:hAnsi="Songti SC" w:eastAsia="Songti SC"/>
+                <w:b w:val="0"/>
+                <w:sz w:val="17"/>
+              </w:rPr>
+              <w:t>带动型</w:t>
+            </w:r>
+          </w:p>
+        </w:tc>
+      </w:tr>
+      <w:tr>
+        <w:tc>
+          <w:tcPr>
+            <w:tcW w:type="dxa" w:w="2880"/>
+          </w:tcPr>
+          <w:p>
+            <w:pPr>
+              <w:jc w:val="left"/>
+            </w:pPr>
+            <w:r>
+              <w:rPr>
+                <w:rFonts w:ascii="Songti SC" w:hAnsi="Songti SC" w:eastAsia="Songti SC"/>
+                <w:b w:val="0"/>
+                <w:sz w:val="17"/>
+              </w:rPr>
+              <w:t>闽西南协同区</w:t>
+            </w:r>
+          </w:p>
+        </w:tc>
+        <w:tc>
+          <w:tcPr>
+            <w:tcW w:type="dxa" w:w="864"/>
+          </w:tcPr>
+          <w:p>
+            <w:pPr>
+              <w:jc w:val="center"/>
+            </w:pPr>
+            <w:r>
+              <w:rPr>
+                <w:rFonts w:ascii="Songti SC" w:hAnsi="Songti SC" w:eastAsia="Songti SC"/>
+                <w:b w:val="0"/>
+                <w:sz w:val="17"/>
+              </w:rPr>
+              <w:t>5</w:t>
+            </w:r>
+          </w:p>
+        </w:tc>
+        <w:tc>
+          <w:tcPr>
+            <w:tcW w:type="dxa" w:w="2160"/>
+          </w:tcPr>
+          <w:p>
+            <w:pPr>
+              <w:jc w:val="center"/>
+            </w:pPr>
+            <w:r>
+              <w:rPr>
+                <w:rFonts w:ascii="Songti SC" w:hAnsi="Songti SC" w:eastAsia="Songti SC"/>
+                <w:b w:val="0"/>
+                <w:sz w:val="17"/>
+              </w:rPr>
+              <w:t>97/126</w:t>
+            </w:r>
+          </w:p>
+        </w:tc>
+        <w:tc>
+          <w:tcPr>
+            <w:tcW w:type="dxa" w:w="2160"/>
+          </w:tcPr>
+          <w:p>
+            <w:pPr>
+              <w:jc w:val="center"/>
+            </w:pPr>
+            <w:r>
+              <w:rPr>
+                <w:rFonts w:ascii="Songti SC" w:hAnsi="Songti SC" w:eastAsia="Songti SC"/>
+                <w:b w:val="0"/>
+                <w:sz w:val="17"/>
+              </w:rPr>
+              <w:t>105/126</w:t>
+            </w:r>
+          </w:p>
+        </w:tc>
+        <w:tc>
+          <w:tcPr>
+            <w:tcW w:type="dxa" w:w="2160"/>
+          </w:tcPr>
+          <w:p>
+            <w:pPr>
+              <w:jc w:val="center"/>
+            </w:pPr>
+            <w:r>
+              <w:rPr>
+                <w:rFonts w:ascii="Songti SC" w:hAnsi="Songti SC" w:eastAsia="Songti SC"/>
+                <w:b w:val="0"/>
+                <w:sz w:val="17"/>
+              </w:rPr>
+              <w:t>29/126</w:t>
+            </w:r>
+          </w:p>
+        </w:tc>
+        <w:tc>
+          <w:tcPr>
+            <w:tcW w:type="dxa" w:w="2304"/>
+          </w:tcPr>
+          <w:p>
+            <w:pPr>
+              <w:jc w:val="center"/>
+            </w:pPr>
+            <w:r>
+              <w:rPr>
+                <w:rFonts w:ascii="Songti SC" w:hAnsi="Songti SC" w:eastAsia="Songti SC"/>
+                <w:b w:val="0"/>
+                <w:sz w:val="17"/>
+              </w:rPr>
+              <w:t>大区·被稀释</w:t>
             </w:r>
           </w:p>
         </w:tc>
@@ -8202,7 +8580,7 @@
       <w:r>
         <w:drawing>
           <wp:inline xmlns:a="http://schemas.openxmlformats.org/drawingml/2006/main" xmlns:pic="http://schemas.openxmlformats.org/drawingml/2006/picture">
-            <wp:extent cx="5486400" cy="2859110"/>
+            <wp:extent cx="5212080" cy="2716154"/>
             <wp:docPr id="5" name="Picture 5"/>
             <wp:cNvGraphicFramePr>
               <a:graphicFrameLocks noChangeAspect="1"/>
@@ -8223,7 +8601,7 @@
                   <pic:spPr>
                     <a:xfrm>
                       <a:off x="0" y="0"/>
-                      <a:ext cx="5486400" cy="2859110"/>
+                      <a:ext cx="5212080" cy="2716154"/>
                     </a:xfrm>
                     <a:prstGeom prst="rect"/>
                   </pic:spPr>
@@ -8246,7 +8624,7 @@
           <w:color w:val="666666"/>
           <w:sz w:val="18"/>
         </w:rPr>
-        <w:t>图4  厦漳泉在 84 组三市组合中的均衡改善度（BI）排位（B口径，2024）。</w:t>
+        <w:t>图4  厦漳泉在 84 组三市组合（同规模安慰剂分布）中的均衡改善度（BI）排位（B口径，2024）。</w:t>
       </w:r>
     </w:p>
     <w:p>
@@ -8261,7 +8639,7 @@
           <w:b w:val="0"/>
           <w:sz w:val="19"/>
         </w:rPr>
-        <w:t>厦漳泉在“整体水平（D_组）”与“简单协同溢价（RSP）”上仅居中游，但在“均衡改善度（BI）”上位列前 6%——厦门产业领先、泉漳教育与承接相对偏强，三市并区后教育—产业缺口显著缩小，呈现互补型都市圈协同信号。</w:t>
+        <w:t>三种协同类型浮现，且与双核分工（§7.3）吻合：①福州—厦门“跨核互补”——D_S、BI 在两市组合中均列第 1，双核镜像的结构互补最强（但非地理邻接，故定位为理论互补对照而非都市圈）；②厦漳泉“互补型都市圈”——BI 前 6%，厦门产业领先 + 泉漳教育/承接相对偏强，并区后供需缺口显著缩小；③福州都市圈、闽东北“带动型”——RSP 居同规模前 2–5%，由福州（带动极）高水平拉动周边腹地，但 BI 中低、互补不强；④闽西南大区因纳入龙岩、三明等低水平市被稀释，D_S 仅居后段。</w:t>
       </w:r>
     </w:p>
     <w:p>
@@ -8276,7 +8654,7 @@
           <w:b w:val="0"/>
           <w:sz w:val="19"/>
         </w:rPr>
-        <w:t>结论边界（重要）：BI 高位组合普遍含厦门（前 10% 组合中厦门 8/8），故这是“厦门锚定的互补效应”；厦漳泉因地理邻近与产业链联系而具备现实都市圈基础、落在高均衡区，但置换检验只能提示协同信号、不能证明因果“抱团”，机制仍需跨市人才流动、企业合作与产业链数据验证。</w:t>
+        <w:t>结论边界（重要）：以上为探索性信号，不证明因果协同。各组合分位是“相对同规模随机参照”的位置；BI 高位组合普遍含厦门（厦门=均衡极）、RSP 高位普遍含福州（福州=带动极）。区域协同的因果机制仍需跨市人才流动、企业合作与产业链数据进一步验证。</w:t>
       </w:r>
     </w:p>
     <w:p>
@@ -8291,7 +8669,7 @@
           <w:color w:val="1F3A4A"/>
           <w:sz w:val="25"/>
         </w:rPr>
-        <w:t>7.3  全样本一般结论（不限于厦漳泉）</w:t>
+        <w:t>7.3  安慰剂分布的结构结论（全样本一般规律）</w:t>
       </w:r>
     </w:p>
     <w:p>
@@ -8306,7 +8684,7 @@
           <w:b w:val="0"/>
           <w:sz w:val="21"/>
         </w:rPr>
-        <w:t>把全部 84 组按“是否含核心市（福/厦）”“是否跨极（同时含教育领先与产业领先城市）”分组，对组内各组合的指标取“均值”——即该类所有组合的 D_组（或 BI、RSP）的算术平均，反映这一类组合的整体表现。两张对照表导出四条一般结论。</w:t>
+        <w:t>作为安慰剂参照的全部随机组合，其分布结构本身亦提供一般规律。把全部 84 组（三市）按“是否含核心市（福/厦）”“是否跨极（同时含教育领先与产业领先城市）”分组，对组内各组合的指标取“均值”——即该类所有组合的 D_组（或 BI、RSP）的算术平均，反映这一类组合的整体表现。两张对照表导出四条一般结论。</w:t>
       </w:r>
     </w:p>
     <w:tbl>

--- a/manuscripts/论文A_数据与检验.docx
+++ b/manuscripts/论文A_数据与检验.docx
@@ -742,7 +742,7 @@
           <w:b w:val="0"/>
           <w:sz w:val="21"/>
         </w:rPr>
-        <w:t>耦合协调度：D=√(C·T)，其中耦合度 C=2√(E·I)/(E+I) 衡量 E、I 的协同程度，综合发展水平 T=(E+I)/2 衡量整体高度；D∈[0,1]，任一指数为 0 标“不可计算”，不参与等级与路径分类。</w:t>
+        <w:t>耦合协调度（廖重斌，1999）：D=√(C·T)，其中耦合度 C=2√(E·I)/(E+I) 衡量 E、I 的协同程度，综合发展水平 T=(E+I)/2 衡量整体高度；D∈[0,1]，任一指数为 0 标“不可计算”，不参与等级与路径分类。该二元耦合度形式（含系数 2、E=I 时 C=1）与王淑佳等（2021）厘定的规范公式一致，亦通过其“四类误区”自检。</w:t>
       </w:r>
     </w:p>
     <w:p>
@@ -4641,7 +4641,7 @@
           <w:b w:val="0"/>
           <w:sz w:val="20"/>
         </w:rPr>
-        <w:t>障碍度份额 = (1−vₖ)/Σ(1−vⱼ)。由于福州、厦门占据 min-max 的上界，全部腹地城市被压缩进 [0, 0.29] 的底部区间（见 5.1 表）。在该压缩区内，若一城四环节标准化值彼此接近（如南平 0.034/0.046/0.055/0.026，极差仅 0.029），则 (1−vₖ) 皆≈0.9 → 障碍份额机械地皆≈25%，其“主障碍”由第三位小数决定，本质为噪声。</w:t>
+        <w:t>障碍度份额 = (1−vₖ)/Σ(1−vⱼ)。由于福州、厦门占据 min-max 的上界，全部腹地城市被压缩进 [0, 0.29] 的底部区间（见 5.1 表）。在该压缩区内，若一城四环节标准化值彼此接近（如南平 0.034/0.046/0.055/0.026，极差仅 0.029），则 (1−vₖ) 皆≈0.9 → 障碍份额机械地皆≈25%，其“主障碍”由第三位小数决定，本质为噪声。（min-max 因时空范围影响标准化、产生可比性限制，以及子系统全取最小值时标准化为 0 的零值问题，王淑佳等（2021）亦有论及。）</w:t>
       </w:r>
     </w:p>
     <w:p>
@@ -6179,7 +6179,7 @@
           <w:b w:val="0"/>
           <w:sz w:val="21"/>
         </w:rPr>
-        <w:t>整体 E-I 耦合协调度反映系统总体匹配，却可能掩盖功能链内部链节之间的断裂或遮蔽。CCD 本质是测两个子系统的协调；将其用于四环节的两两配对，即得“局部耦合协调度”，识别哪两个环节之间错配。公式同整体 CCD：D_ab=√(K·T)，K=2√(vₐ·v_b)/(vₐ+v_b)（同步度）、T=(vₐ+v_b)/2（综合水平）。主文取四组理论意义最强的链节（D₁₄、D₂₃ 意义较弱，入附录）：</w:t>
+        <w:t>整体 E-I 耦合协调度反映系统总体匹配，却可能掩盖功能链内部链节之间的断裂或遮蔽。CCD 本质是测两个子系统的协调；将其用于子系统两两配对（pairwise CCD）已有先例——张等（2025）即对四个韧性子系统构造六个二元 CCD 诊断其互配。本文据此对四环节两两构造“局部耦合协调度”，识别哪两个环节之间错配。公式同整体 CCD：D_ab=√(K·T)，K=2√(vₐ·v_b)/(vₐ+v_b)（同步度）、T=(vₐ+v_b)/2（综合水平）。主文取四组理论意义最强的链节（其余两对 D₁₄、D₂₃ 见本节末附录，与张等做满 C(4,2)=6 对对齐）：</w:t>
       </w:r>
     </w:p>
     <w:p>
@@ -7679,6 +7679,611 @@
     </w:p>
     <w:p>
       <w:pPr>
+        <w:spacing w:before="60" w:after="40" w:line="348" w:lineRule="auto"/>
+        <w:jc w:val="both"/>
+      </w:pPr>
+      <w:r>
+        <w:rPr>
+          <w:rFonts w:ascii="Songti SC" w:hAnsi="Songti SC" w:eastAsia="Songti SC"/>
+          <w:b w:val="0"/>
+          <w:sz w:val="18"/>
+        </w:rPr>
+        <w:t>附：其余两对链节（理论意义较弱，列此以补足 C(4,2)=6 对）——D₁₄ 规模—转化、D₂₃ 质量—承接（2024，B口径）。结论与主文一致：双核高、腹地低；莆田、宁德 D₂₃=0 因供给质量缺失。</w:t>
+      </w:r>
+    </w:p>
+    <w:tbl>
+      <w:tblPr>
+        <w:tblStyle w:val="TableGrid"/>
+        <w:tblW w:type="auto" w:w="0"/>
+        <w:jc w:val="center"/>
+        <w:tblLook w:firstColumn="1" w:firstRow="1" w:lastColumn="0" w:lastRow="0" w:noHBand="0" w:noVBand="1" w:val="04A0"/>
+      </w:tblPr>
+      <w:tblGrid>
+        <w:gridCol w:w="2914"/>
+        <w:gridCol w:w="2914"/>
+        <w:gridCol w:w="2914"/>
+      </w:tblGrid>
+      <w:tr>
+        <w:tc>
+          <w:tcPr>
+            <w:tcW w:type="dxa" w:w="2016"/>
+            <w:shd w:val="clear" w:fill="1F3A4A"/>
+          </w:tcPr>
+          <w:p>
+            <w:pPr>
+              <w:jc w:val="center"/>
+            </w:pPr>
+            <w:r>
+              <w:rPr>
+                <w:rFonts w:ascii="Heiti SC" w:hAnsi="Heiti SC" w:eastAsia="Heiti SC"/>
+                <w:b/>
+                <w:color w:val="FFFFFF"/>
+                <w:sz w:val="17"/>
+              </w:rPr>
+              <w:t>市</w:t>
+            </w:r>
+          </w:p>
+        </w:tc>
+        <w:tc>
+          <w:tcPr>
+            <w:tcW w:type="dxa" w:w="2880"/>
+            <w:shd w:val="clear" w:fill="1F3A4A"/>
+          </w:tcPr>
+          <w:p>
+            <w:pPr>
+              <w:jc w:val="center"/>
+            </w:pPr>
+            <w:r>
+              <w:rPr>
+                <w:rFonts w:ascii="Heiti SC" w:hAnsi="Heiti SC" w:eastAsia="Heiti SC"/>
+                <w:b/>
+                <w:color w:val="FFFFFF"/>
+                <w:sz w:val="17"/>
+              </w:rPr>
+              <w:t>D₁₄ 规模—转化</w:t>
+            </w:r>
+          </w:p>
+        </w:tc>
+        <w:tc>
+          <w:tcPr>
+            <w:tcW w:type="dxa" w:w="2880"/>
+            <w:shd w:val="clear" w:fill="1F3A4A"/>
+          </w:tcPr>
+          <w:p>
+            <w:pPr>
+              <w:jc w:val="center"/>
+            </w:pPr>
+            <w:r>
+              <w:rPr>
+                <w:rFonts w:ascii="Heiti SC" w:hAnsi="Heiti SC" w:eastAsia="Heiti SC"/>
+                <w:b/>
+                <w:color w:val="FFFFFF"/>
+                <w:sz w:val="17"/>
+              </w:rPr>
+              <w:t>D₂₃ 质量—承接</w:t>
+            </w:r>
+          </w:p>
+        </w:tc>
+      </w:tr>
+      <w:tr>
+        <w:tc>
+          <w:tcPr>
+            <w:tcW w:type="dxa" w:w="2016"/>
+          </w:tcPr>
+          <w:p>
+            <w:pPr>
+              <w:jc w:val="left"/>
+            </w:pPr>
+            <w:r>
+              <w:rPr>
+                <w:rFonts w:ascii="Songti SC" w:hAnsi="Songti SC" w:eastAsia="Songti SC"/>
+                <w:b w:val="0"/>
+                <w:sz w:val="17"/>
+              </w:rPr>
+              <w:t>福州</w:t>
+            </w:r>
+          </w:p>
+        </w:tc>
+        <w:tc>
+          <w:tcPr>
+            <w:tcW w:type="dxa" w:w="2880"/>
+          </w:tcPr>
+          <w:p>
+            <w:pPr>
+              <w:jc w:val="center"/>
+            </w:pPr>
+            <w:r>
+              <w:rPr>
+                <w:rFonts w:ascii="Songti SC" w:hAnsi="Songti SC" w:eastAsia="Songti SC"/>
+                <w:b w:val="0"/>
+                <w:sz w:val="17"/>
+              </w:rPr>
+              <w:t>0.908</w:t>
+            </w:r>
+          </w:p>
+        </w:tc>
+        <w:tc>
+          <w:tcPr>
+            <w:tcW w:type="dxa" w:w="2880"/>
+          </w:tcPr>
+          <w:p>
+            <w:pPr>
+              <w:jc w:val="center"/>
+            </w:pPr>
+            <w:r>
+              <w:rPr>
+                <w:rFonts w:ascii="Songti SC" w:hAnsi="Songti SC" w:eastAsia="Songti SC"/>
+                <w:b w:val="0"/>
+                <w:sz w:val="17"/>
+              </w:rPr>
+              <w:t>0.962</w:t>
+            </w:r>
+          </w:p>
+        </w:tc>
+      </w:tr>
+      <w:tr>
+        <w:tc>
+          <w:tcPr>
+            <w:tcW w:type="dxa" w:w="2016"/>
+            <w:shd w:val="clear" w:fill="F2F5F7"/>
+          </w:tcPr>
+          <w:p>
+            <w:pPr>
+              <w:jc w:val="left"/>
+            </w:pPr>
+            <w:r>
+              <w:rPr>
+                <w:rFonts w:ascii="Songti SC" w:hAnsi="Songti SC" w:eastAsia="Songti SC"/>
+                <w:b w:val="0"/>
+                <w:sz w:val="17"/>
+              </w:rPr>
+              <w:t>厦门</w:t>
+            </w:r>
+          </w:p>
+        </w:tc>
+        <w:tc>
+          <w:tcPr>
+            <w:tcW w:type="dxa" w:w="2880"/>
+            <w:shd w:val="clear" w:fill="F2F5F7"/>
+          </w:tcPr>
+          <w:p>
+            <w:pPr>
+              <w:jc w:val="center"/>
+            </w:pPr>
+            <w:r>
+              <w:rPr>
+                <w:rFonts w:ascii="Songti SC" w:hAnsi="Songti SC" w:eastAsia="Songti SC"/>
+                <w:b w:val="0"/>
+                <w:sz w:val="17"/>
+              </w:rPr>
+              <w:t>0.866</w:t>
+            </w:r>
+          </w:p>
+        </w:tc>
+        <w:tc>
+          <w:tcPr>
+            <w:tcW w:type="dxa" w:w="2880"/>
+            <w:shd w:val="clear" w:fill="F2F5F7"/>
+          </w:tcPr>
+          <w:p>
+            <w:pPr>
+              <w:jc w:val="center"/>
+            </w:pPr>
+            <w:r>
+              <w:rPr>
+                <w:rFonts w:ascii="Songti SC" w:hAnsi="Songti SC" w:eastAsia="Songti SC"/>
+                <w:b w:val="0"/>
+                <w:sz w:val="17"/>
+              </w:rPr>
+              <w:t>0.953</w:t>
+            </w:r>
+          </w:p>
+        </w:tc>
+      </w:tr>
+      <w:tr>
+        <w:tc>
+          <w:tcPr>
+            <w:tcW w:type="dxa" w:w="2016"/>
+          </w:tcPr>
+          <w:p>
+            <w:pPr>
+              <w:jc w:val="left"/>
+            </w:pPr>
+            <w:r>
+              <w:rPr>
+                <w:rFonts w:ascii="Songti SC" w:hAnsi="Songti SC" w:eastAsia="Songti SC"/>
+                <w:b w:val="0"/>
+                <w:sz w:val="17"/>
+              </w:rPr>
+              <w:t>泉州</w:t>
+            </w:r>
+          </w:p>
+        </w:tc>
+        <w:tc>
+          <w:tcPr>
+            <w:tcW w:type="dxa" w:w="2880"/>
+          </w:tcPr>
+          <w:p>
+            <w:pPr>
+              <w:jc w:val="center"/>
+            </w:pPr>
+            <w:r>
+              <w:rPr>
+                <w:rFonts w:ascii="Songti SC" w:hAnsi="Songti SC" w:eastAsia="Songti SC"/>
+                <w:b w:val="0"/>
+                <w:sz w:val="17"/>
+              </w:rPr>
+              <w:t>0.385</w:t>
+            </w:r>
+          </w:p>
+        </w:tc>
+        <w:tc>
+          <w:tcPr>
+            <w:tcW w:type="dxa" w:w="2880"/>
+          </w:tcPr>
+          <w:p>
+            <w:pPr>
+              <w:jc w:val="center"/>
+            </w:pPr>
+            <w:r>
+              <w:rPr>
+                <w:rFonts w:ascii="Songti SC" w:hAnsi="Songti SC" w:eastAsia="Songti SC"/>
+                <w:b w:val="0"/>
+                <w:sz w:val="17"/>
+              </w:rPr>
+              <w:t>0.339</w:t>
+            </w:r>
+          </w:p>
+        </w:tc>
+      </w:tr>
+      <w:tr>
+        <w:tc>
+          <w:tcPr>
+            <w:tcW w:type="dxa" w:w="2016"/>
+            <w:shd w:val="clear" w:fill="F2F5F7"/>
+          </w:tcPr>
+          <w:p>
+            <w:pPr>
+              <w:jc w:val="left"/>
+            </w:pPr>
+            <w:r>
+              <w:rPr>
+                <w:rFonts w:ascii="Songti SC" w:hAnsi="Songti SC" w:eastAsia="Songti SC"/>
+                <w:b w:val="0"/>
+                <w:sz w:val="17"/>
+              </w:rPr>
+              <w:t>龙岩</w:t>
+            </w:r>
+          </w:p>
+        </w:tc>
+        <w:tc>
+          <w:tcPr>
+            <w:tcW w:type="dxa" w:w="2880"/>
+            <w:shd w:val="clear" w:fill="F2F5F7"/>
+          </w:tcPr>
+          <w:p>
+            <w:pPr>
+              <w:jc w:val="center"/>
+            </w:pPr>
+            <w:r>
+              <w:rPr>
+                <w:rFonts w:ascii="Songti SC" w:hAnsi="Songti SC" w:eastAsia="Songti SC"/>
+                <w:b w:val="0"/>
+                <w:sz w:val="17"/>
+              </w:rPr>
+              <w:t>0.332</w:t>
+            </w:r>
+          </w:p>
+        </w:tc>
+        <w:tc>
+          <w:tcPr>
+            <w:tcW w:type="dxa" w:w="2880"/>
+            <w:shd w:val="clear" w:fill="F2F5F7"/>
+          </w:tcPr>
+          <w:p>
+            <w:pPr>
+              <w:jc w:val="center"/>
+            </w:pPr>
+            <w:r>
+              <w:rPr>
+                <w:rFonts w:ascii="Songti SC" w:hAnsi="Songti SC" w:eastAsia="Songti SC"/>
+                <w:b w:val="0"/>
+                <w:sz w:val="17"/>
+              </w:rPr>
+              <w:t>0.267</w:t>
+            </w:r>
+          </w:p>
+        </w:tc>
+      </w:tr>
+      <w:tr>
+        <w:tc>
+          <w:tcPr>
+            <w:tcW w:type="dxa" w:w="2016"/>
+          </w:tcPr>
+          <w:p>
+            <w:pPr>
+              <w:jc w:val="left"/>
+            </w:pPr>
+            <w:r>
+              <w:rPr>
+                <w:rFonts w:ascii="Songti SC" w:hAnsi="Songti SC" w:eastAsia="Songti SC"/>
+                <w:b w:val="0"/>
+                <w:sz w:val="17"/>
+              </w:rPr>
+              <w:t>三明</w:t>
+            </w:r>
+          </w:p>
+        </w:tc>
+        <w:tc>
+          <w:tcPr>
+            <w:tcW w:type="dxa" w:w="2880"/>
+          </w:tcPr>
+          <w:p>
+            <w:pPr>
+              <w:jc w:val="center"/>
+            </w:pPr>
+            <w:r>
+              <w:rPr>
+                <w:rFonts w:ascii="Songti SC" w:hAnsi="Songti SC" w:eastAsia="Songti SC"/>
+                <w:b w:val="0"/>
+                <w:sz w:val="17"/>
+              </w:rPr>
+              <w:t>0.249</w:t>
+            </w:r>
+          </w:p>
+        </w:tc>
+        <w:tc>
+          <w:tcPr>
+            <w:tcW w:type="dxa" w:w="2880"/>
+          </w:tcPr>
+          <w:p>
+            <w:pPr>
+              <w:jc w:val="center"/>
+            </w:pPr>
+            <w:r>
+              <w:rPr>
+                <w:rFonts w:ascii="Songti SC" w:hAnsi="Songti SC" w:eastAsia="Songti SC"/>
+                <w:b w:val="0"/>
+                <w:sz w:val="17"/>
+              </w:rPr>
+              <w:t>0.245</w:t>
+            </w:r>
+          </w:p>
+        </w:tc>
+      </w:tr>
+      <w:tr>
+        <w:tc>
+          <w:tcPr>
+            <w:tcW w:type="dxa" w:w="2016"/>
+            <w:shd w:val="clear" w:fill="F2F5F7"/>
+          </w:tcPr>
+          <w:p>
+            <w:pPr>
+              <w:jc w:val="left"/>
+            </w:pPr>
+            <w:r>
+              <w:rPr>
+                <w:rFonts w:ascii="Songti SC" w:hAnsi="Songti SC" w:eastAsia="Songti SC"/>
+                <w:b w:val="0"/>
+                <w:sz w:val="17"/>
+              </w:rPr>
+              <w:t>漳州</w:t>
+            </w:r>
+          </w:p>
+        </w:tc>
+        <w:tc>
+          <w:tcPr>
+            <w:tcW w:type="dxa" w:w="2880"/>
+            <w:shd w:val="clear" w:fill="F2F5F7"/>
+          </w:tcPr>
+          <w:p>
+            <w:pPr>
+              <w:jc w:val="center"/>
+            </w:pPr>
+            <w:r>
+              <w:rPr>
+                <w:rFonts w:ascii="Songti SC" w:hAnsi="Songti SC" w:eastAsia="Songti SC"/>
+                <w:b w:val="0"/>
+                <w:sz w:val="17"/>
+              </w:rPr>
+              <w:t>0.181</w:t>
+            </w:r>
+          </w:p>
+        </w:tc>
+        <w:tc>
+          <w:tcPr>
+            <w:tcW w:type="dxa" w:w="2880"/>
+            <w:shd w:val="clear" w:fill="F2F5F7"/>
+          </w:tcPr>
+          <w:p>
+            <w:pPr>
+              <w:jc w:val="center"/>
+            </w:pPr>
+            <w:r>
+              <w:rPr>
+                <w:rFonts w:ascii="Songti SC" w:hAnsi="Songti SC" w:eastAsia="Songti SC"/>
+                <w:b w:val="0"/>
+                <w:sz w:val="17"/>
+              </w:rPr>
+              <w:t>0.265</w:t>
+            </w:r>
+          </w:p>
+        </w:tc>
+      </w:tr>
+      <w:tr>
+        <w:tc>
+          <w:tcPr>
+            <w:tcW w:type="dxa" w:w="2016"/>
+          </w:tcPr>
+          <w:p>
+            <w:pPr>
+              <w:jc w:val="left"/>
+            </w:pPr>
+            <w:r>
+              <w:rPr>
+                <w:rFonts w:ascii="Songti SC" w:hAnsi="Songti SC" w:eastAsia="Songti SC"/>
+                <w:b w:val="0"/>
+                <w:sz w:val="17"/>
+              </w:rPr>
+              <w:t>莆田</w:t>
+            </w:r>
+          </w:p>
+        </w:tc>
+        <w:tc>
+          <w:tcPr>
+            <w:tcW w:type="dxa" w:w="2880"/>
+          </w:tcPr>
+          <w:p>
+            <w:pPr>
+              <w:jc w:val="center"/>
+            </w:pPr>
+            <w:r>
+              <w:rPr>
+                <w:rFonts w:ascii="Songti SC" w:hAnsi="Songti SC" w:eastAsia="Songti SC"/>
+                <w:b w:val="0"/>
+                <w:sz w:val="17"/>
+              </w:rPr>
+              <w:t>0.281</w:t>
+            </w:r>
+          </w:p>
+        </w:tc>
+        <w:tc>
+          <w:tcPr>
+            <w:tcW w:type="dxa" w:w="2880"/>
+          </w:tcPr>
+          <w:p>
+            <w:pPr>
+              <w:jc w:val="center"/>
+            </w:pPr>
+            <w:r>
+              <w:rPr>
+                <w:rFonts w:ascii="Songti SC" w:hAnsi="Songti SC" w:eastAsia="Songti SC"/>
+                <w:b w:val="0"/>
+                <w:sz w:val="17"/>
+              </w:rPr>
+              <w:t>0.000</w:t>
+            </w:r>
+          </w:p>
+        </w:tc>
+      </w:tr>
+      <w:tr>
+        <w:tc>
+          <w:tcPr>
+            <w:tcW w:type="dxa" w:w="2016"/>
+            <w:shd w:val="clear" w:fill="F2F5F7"/>
+          </w:tcPr>
+          <w:p>
+            <w:pPr>
+              <w:jc w:val="left"/>
+            </w:pPr>
+            <w:r>
+              <w:rPr>
+                <w:rFonts w:ascii="Songti SC" w:hAnsi="Songti SC" w:eastAsia="Songti SC"/>
+                <w:b w:val="0"/>
+                <w:sz w:val="17"/>
+              </w:rPr>
+              <w:t>南平</w:t>
+            </w:r>
+          </w:p>
+        </w:tc>
+        <w:tc>
+          <w:tcPr>
+            <w:tcW w:type="dxa" w:w="2880"/>
+            <w:shd w:val="clear" w:fill="F2F5F7"/>
+          </w:tcPr>
+          <w:p>
+            <w:pPr>
+              <w:jc w:val="center"/>
+            </w:pPr>
+            <w:r>
+              <w:rPr>
+                <w:rFonts w:ascii="Songti SC" w:hAnsi="Songti SC" w:eastAsia="Songti SC"/>
+                <w:b w:val="0"/>
+                <w:sz w:val="17"/>
+              </w:rPr>
+              <w:t>0.173</w:t>
+            </w:r>
+          </w:p>
+        </w:tc>
+        <w:tc>
+          <w:tcPr>
+            <w:tcW w:type="dxa" w:w="2880"/>
+            <w:shd w:val="clear" w:fill="F2F5F7"/>
+          </w:tcPr>
+          <w:p>
+            <w:pPr>
+              <w:jc w:val="center"/>
+            </w:pPr>
+            <w:r>
+              <w:rPr>
+                <w:rFonts w:ascii="Songti SC" w:hAnsi="Songti SC" w:eastAsia="Songti SC"/>
+                <w:b w:val="0"/>
+                <w:sz w:val="17"/>
+              </w:rPr>
+              <w:t>0.224</w:t>
+            </w:r>
+          </w:p>
+        </w:tc>
+      </w:tr>
+      <w:tr>
+        <w:tc>
+          <w:tcPr>
+            <w:tcW w:type="dxa" w:w="2016"/>
+          </w:tcPr>
+          <w:p>
+            <w:pPr>
+              <w:jc w:val="left"/>
+            </w:pPr>
+            <w:r>
+              <w:rPr>
+                <w:rFonts w:ascii="Songti SC" w:hAnsi="Songti SC" w:eastAsia="Songti SC"/>
+                <w:b w:val="0"/>
+                <w:sz w:val="17"/>
+              </w:rPr>
+              <w:t>宁德</w:t>
+            </w:r>
+          </w:p>
+        </w:tc>
+        <w:tc>
+          <w:tcPr>
+            <w:tcW w:type="dxa" w:w="2880"/>
+          </w:tcPr>
+          <w:p>
+            <w:pPr>
+              <w:jc w:val="center"/>
+            </w:pPr>
+            <w:r>
+              <w:rPr>
+                <w:rFonts w:ascii="Songti SC" w:hAnsi="Songti SC" w:eastAsia="Songti SC"/>
+                <w:b w:val="0"/>
+                <w:sz w:val="17"/>
+              </w:rPr>
+              <w:t>0.214</w:t>
+            </w:r>
+          </w:p>
+        </w:tc>
+        <w:tc>
+          <w:tcPr>
+            <w:tcW w:type="dxa" w:w="2880"/>
+          </w:tcPr>
+          <w:p>
+            <w:pPr>
+              <w:jc w:val="center"/>
+            </w:pPr>
+            <w:r>
+              <w:rPr>
+                <w:rFonts w:ascii="Songti SC" w:hAnsi="Songti SC" w:eastAsia="Songti SC"/>
+                <w:b w:val="0"/>
+                <w:sz w:val="17"/>
+              </w:rPr>
+              <w:t>0.000</w:t>
+            </w:r>
+          </w:p>
+        </w:tc>
+      </w:tr>
+    </w:tbl>
+    <w:p>
+      <w:pPr>
         <w:keepNext/>
         <w:spacing w:before="280" w:after="120"/>
         <w:pBdr>
@@ -7707,7 +8312,7 @@
           <w:b w:val="0"/>
           <w:sz w:val="21"/>
         </w:rPr>
-        <w:t>“双核—腹地”是按行政市的静态分化，但 AI 人才供需匹配未必止于行政边界。然而空间协同须以现实边界为前提——任意自由组合即使指标上协调度高，缺乏地理或功能联系也难解释为真实协同（功能城市区思想与可变空间单元问题 MAUP）。故本文采用“边界约束的区域组合检验”：以有现实依据的组合为主检验对象，全部随机组合仅作安慰剂参照分布。边界依据三类——A 地理邻接；B 既有规划（福建省级闽东北/闽西南协同发展区、福州都市圈、厦漳泉）；C 理论互补（福州—厦门双核镜像，非地理邻接但结构互补）。该法零新数据、不依赖空间权重矩阵。</w:t>
+        <w:t>“双核—腹地”是按行政市的静态分化，但 AI 人才供需匹配未必止于行政边界。然而空间协同须以现实边界为前提——任意自由组合即使指标上协调度高，缺乏地理或功能联系也难解释为真实协同（可变空间单元问题 MAUP，Openshaw，1984；空间连续性约束下的区域化思想，Assunção 等，2006）。故本文采用“边界约束的区域组合检验”：以有现实依据的组合为主检验对象，全部随机组合仅作安慰剂参照分布。边界依据三类——A 地理邻接；B 既有规划（福建省级闽东北/闽西南协同发展区、福州都市圈、厦漳泉）；C 理论互补（福州—厦门双核镜像，非地理邻接但结构互补）。该法零新数据、不依赖空间权重矩阵。</w:t>
       </w:r>
     </w:p>
     <w:p>
@@ -9321,6 +9926,813 @@
     </w:p>
     <w:p>
       <w:pPr>
+        <w:spacing w:before="40" w:after="60" w:line="348" w:lineRule="auto"/>
+        <w:ind w:firstLine="420"/>
+        <w:jc w:val="both"/>
+      </w:pPr>
+      <w:r>
+        <w:rPr>
+          <w:rFonts w:ascii="Songti SC" w:hAnsi="Songti SC" w:eastAsia="Songti SC"/>
+          <w:b w:val="0"/>
+          <w:sz w:val="21"/>
+        </w:rPr>
+        <w:t>权重稳健性见 §5.5（等权 vs 熵值法）。此处再给耦合度形式稳健性：主模型用规范二元耦合度（√式，廖重斌1999/王淑佳等2021）；另以 ε 下限（min-max 映射至 [0.01,1]，缓解零值地板）与平方式耦合度（4EI/(E+I)²，张等2025）重算2024 年整体 D。结果（下表）：双核（福州、厦门）在三种形式下均稳居前 2，9 市排名与主模型的 Spearman 秩相关均达 0.983，双核—腹地格局对耦合度形式选择稳健。</w:t>
+      </w:r>
+    </w:p>
+    <w:tbl>
+      <w:tblPr>
+        <w:tblStyle w:val="TableGrid"/>
+        <w:tblW w:type="auto" w:w="0"/>
+        <w:jc w:val="center"/>
+        <w:tblLook w:firstColumn="1" w:firstRow="1" w:lastColumn="0" w:lastRow="0" w:noHBand="0" w:noVBand="1" w:val="04A0"/>
+      </w:tblPr>
+      <w:tblGrid>
+        <w:gridCol w:w="2185"/>
+        <w:gridCol w:w="2185"/>
+        <w:gridCol w:w="2185"/>
+        <w:gridCol w:w="2185"/>
+      </w:tblGrid>
+      <w:tr>
+        <w:tc>
+          <w:tcPr>
+            <w:tcW w:type="dxa" w:w="2016"/>
+            <w:shd w:val="clear" w:fill="1F3A4A"/>
+          </w:tcPr>
+          <w:p>
+            <w:pPr>
+              <w:jc w:val="center"/>
+            </w:pPr>
+            <w:r>
+              <w:rPr>
+                <w:rFonts w:ascii="Heiti SC" w:hAnsi="Heiti SC" w:eastAsia="Heiti SC"/>
+                <w:b/>
+                <w:color w:val="FFFFFF"/>
+                <w:sz w:val="17"/>
+              </w:rPr>
+              <w:t>市</w:t>
+            </w:r>
+          </w:p>
+        </w:tc>
+        <w:tc>
+          <w:tcPr>
+            <w:tcW w:type="dxa" w:w="2304"/>
+            <w:shd w:val="clear" w:fill="1F3A4A"/>
+          </w:tcPr>
+          <w:p>
+            <w:pPr>
+              <w:jc w:val="center"/>
+            </w:pPr>
+            <w:r>
+              <w:rPr>
+                <w:rFonts w:ascii="Heiti SC" w:hAnsi="Heiti SC" w:eastAsia="Heiti SC"/>
+                <w:b/>
+                <w:color w:val="FFFFFF"/>
+                <w:sz w:val="17"/>
+              </w:rPr>
+              <w:t>主模型 D</w:t>
+            </w:r>
+          </w:p>
+        </w:tc>
+        <w:tc>
+          <w:tcPr>
+            <w:tcW w:type="dxa" w:w="2304"/>
+            <w:shd w:val="clear" w:fill="1F3A4A"/>
+          </w:tcPr>
+          <w:p>
+            <w:pPr>
+              <w:jc w:val="center"/>
+            </w:pPr>
+            <w:r>
+              <w:rPr>
+                <w:rFonts w:ascii="Heiti SC" w:hAnsi="Heiti SC" w:eastAsia="Heiti SC"/>
+                <w:b/>
+                <w:color w:val="FFFFFF"/>
+                <w:sz w:val="17"/>
+              </w:rPr>
+              <w:t>ε下限 D</w:t>
+            </w:r>
+          </w:p>
+        </w:tc>
+        <w:tc>
+          <w:tcPr>
+            <w:tcW w:type="dxa" w:w="2304"/>
+            <w:shd w:val="clear" w:fill="1F3A4A"/>
+          </w:tcPr>
+          <w:p>
+            <w:pPr>
+              <w:jc w:val="center"/>
+            </w:pPr>
+            <w:r>
+              <w:rPr>
+                <w:rFonts w:ascii="Heiti SC" w:hAnsi="Heiti SC" w:eastAsia="Heiti SC"/>
+                <w:b/>
+                <w:color w:val="FFFFFF"/>
+                <w:sz w:val="17"/>
+              </w:rPr>
+              <w:t>平方式C D</w:t>
+            </w:r>
+          </w:p>
+        </w:tc>
+      </w:tr>
+      <w:tr>
+        <w:tc>
+          <w:tcPr>
+            <w:tcW w:type="dxa" w:w="2016"/>
+          </w:tcPr>
+          <w:p>
+            <w:pPr>
+              <w:jc w:val="left"/>
+            </w:pPr>
+            <w:r>
+              <w:rPr>
+                <w:rFonts w:ascii="Songti SC" w:hAnsi="Songti SC" w:eastAsia="Songti SC"/>
+                <w:b w:val="0"/>
+                <w:sz w:val="17"/>
+              </w:rPr>
+              <w:t>福州</w:t>
+            </w:r>
+          </w:p>
+        </w:tc>
+        <w:tc>
+          <w:tcPr>
+            <w:tcW w:type="dxa" w:w="2304"/>
+          </w:tcPr>
+          <w:p>
+            <w:pPr>
+              <w:jc w:val="center"/>
+            </w:pPr>
+            <w:r>
+              <w:rPr>
+                <w:rFonts w:ascii="Songti SC" w:hAnsi="Songti SC" w:eastAsia="Songti SC"/>
+                <w:b w:val="0"/>
+                <w:sz w:val="17"/>
+              </w:rPr>
+              <w:t>0.936</w:t>
+            </w:r>
+          </w:p>
+        </w:tc>
+        <w:tc>
+          <w:tcPr>
+            <w:tcW w:type="dxa" w:w="2304"/>
+          </w:tcPr>
+          <w:p>
+            <w:pPr>
+              <w:jc w:val="center"/>
+            </w:pPr>
+            <w:r>
+              <w:rPr>
+                <w:rFonts w:ascii="Songti SC" w:hAnsi="Songti SC" w:eastAsia="Songti SC"/>
+                <w:b w:val="0"/>
+                <w:sz w:val="17"/>
+              </w:rPr>
+              <w:t>0.937</w:t>
+            </w:r>
+          </w:p>
+        </w:tc>
+        <w:tc>
+          <w:tcPr>
+            <w:tcW w:type="dxa" w:w="2304"/>
+          </w:tcPr>
+          <w:p>
+            <w:pPr>
+              <w:jc w:val="center"/>
+            </w:pPr>
+            <w:r>
+              <w:rPr>
+                <w:rFonts w:ascii="Songti SC" w:hAnsi="Songti SC" w:eastAsia="Songti SC"/>
+                <w:b w:val="0"/>
+                <w:sz w:val="17"/>
+              </w:rPr>
+              <w:t>0.932</w:t>
+            </w:r>
+          </w:p>
+        </w:tc>
+      </w:tr>
+      <w:tr>
+        <w:tc>
+          <w:tcPr>
+            <w:tcW w:type="dxa" w:w="2016"/>
+            <w:shd w:val="clear" w:fill="F2F5F7"/>
+          </w:tcPr>
+          <w:p>
+            <w:pPr>
+              <w:jc w:val="left"/>
+            </w:pPr>
+            <w:r>
+              <w:rPr>
+                <w:rFonts w:ascii="Songti SC" w:hAnsi="Songti SC" w:eastAsia="Songti SC"/>
+                <w:b w:val="0"/>
+                <w:sz w:val="17"/>
+              </w:rPr>
+              <w:t>厦门</w:t>
+            </w:r>
+          </w:p>
+        </w:tc>
+        <w:tc>
+          <w:tcPr>
+            <w:tcW w:type="dxa" w:w="2304"/>
+            <w:shd w:val="clear" w:fill="F2F5F7"/>
+          </w:tcPr>
+          <w:p>
+            <w:pPr>
+              <w:jc w:val="center"/>
+            </w:pPr>
+            <w:r>
+              <w:rPr>
+                <w:rFonts w:ascii="Songti SC" w:hAnsi="Songti SC" w:eastAsia="Songti SC"/>
+                <w:b w:val="0"/>
+                <w:sz w:val="17"/>
+              </w:rPr>
+              <w:t>0.913</w:t>
+            </w:r>
+          </w:p>
+        </w:tc>
+        <w:tc>
+          <w:tcPr>
+            <w:tcW w:type="dxa" w:w="2304"/>
+            <w:shd w:val="clear" w:fill="F2F5F7"/>
+          </w:tcPr>
+          <w:p>
+            <w:pPr>
+              <w:jc w:val="center"/>
+            </w:pPr>
+            <w:r>
+              <w:rPr>
+                <w:rFonts w:ascii="Songti SC" w:hAnsi="Songti SC" w:eastAsia="Songti SC"/>
+                <w:b w:val="0"/>
+                <w:sz w:val="17"/>
+              </w:rPr>
+              <w:t>0.914</w:t>
+            </w:r>
+          </w:p>
+        </w:tc>
+        <w:tc>
+          <w:tcPr>
+            <w:tcW w:type="dxa" w:w="2304"/>
+            <w:shd w:val="clear" w:fill="F2F5F7"/>
+          </w:tcPr>
+          <w:p>
+            <w:pPr>
+              <w:jc w:val="center"/>
+            </w:pPr>
+            <w:r>
+              <w:rPr>
+                <w:rFonts w:ascii="Songti SC" w:hAnsi="Songti SC" w:eastAsia="Songti SC"/>
+                <w:b w:val="0"/>
+                <w:sz w:val="17"/>
+              </w:rPr>
+              <w:t>0.908</w:t>
+            </w:r>
+          </w:p>
+        </w:tc>
+      </w:tr>
+      <w:tr>
+        <w:tc>
+          <w:tcPr>
+            <w:tcW w:type="dxa" w:w="2016"/>
+          </w:tcPr>
+          <w:p>
+            <w:pPr>
+              <w:jc w:val="left"/>
+            </w:pPr>
+            <w:r>
+              <w:rPr>
+                <w:rFonts w:ascii="Songti SC" w:hAnsi="Songti SC" w:eastAsia="Songti SC"/>
+                <w:b w:val="0"/>
+                <w:sz w:val="17"/>
+              </w:rPr>
+              <w:t>泉州</w:t>
+            </w:r>
+          </w:p>
+        </w:tc>
+        <w:tc>
+          <w:tcPr>
+            <w:tcW w:type="dxa" w:w="2304"/>
+          </w:tcPr>
+          <w:p>
+            <w:pPr>
+              <w:jc w:val="center"/>
+            </w:pPr>
+            <w:r>
+              <w:rPr>
+                <w:rFonts w:ascii="Songti SC" w:hAnsi="Songti SC" w:eastAsia="Songti SC"/>
+                <w:b w:val="0"/>
+                <w:sz w:val="17"/>
+              </w:rPr>
+              <w:t>0.363</w:t>
+            </w:r>
+          </w:p>
+        </w:tc>
+        <w:tc>
+          <w:tcPr>
+            <w:tcW w:type="dxa" w:w="2304"/>
+          </w:tcPr>
+          <w:p>
+            <w:pPr>
+              <w:jc w:val="center"/>
+            </w:pPr>
+            <w:r>
+              <w:rPr>
+                <w:rFonts w:ascii="Songti SC" w:hAnsi="Songti SC" w:eastAsia="Songti SC"/>
+                <w:b w:val="0"/>
+                <w:sz w:val="17"/>
+              </w:rPr>
+              <w:t>0.377</w:t>
+            </w:r>
+          </w:p>
+        </w:tc>
+        <w:tc>
+          <w:tcPr>
+            <w:tcW w:type="dxa" w:w="2304"/>
+          </w:tcPr>
+          <w:p>
+            <w:pPr>
+              <w:jc w:val="center"/>
+            </w:pPr>
+            <w:r>
+              <w:rPr>
+                <w:rFonts w:ascii="Songti SC" w:hAnsi="Songti SC" w:eastAsia="Songti SC"/>
+                <w:b w:val="0"/>
+                <w:sz w:val="17"/>
+              </w:rPr>
+              <w:t>0.326</w:t>
+            </w:r>
+          </w:p>
+        </w:tc>
+      </w:tr>
+      <w:tr>
+        <w:tc>
+          <w:tcPr>
+            <w:tcW w:type="dxa" w:w="2016"/>
+            <w:shd w:val="clear" w:fill="F2F5F7"/>
+          </w:tcPr>
+          <w:p>
+            <w:pPr>
+              <w:jc w:val="left"/>
+            </w:pPr>
+            <w:r>
+              <w:rPr>
+                <w:rFonts w:ascii="Songti SC" w:hAnsi="Songti SC" w:eastAsia="Songti SC"/>
+                <w:b w:val="0"/>
+                <w:sz w:val="17"/>
+              </w:rPr>
+              <w:t>龙岩</w:t>
+            </w:r>
+          </w:p>
+        </w:tc>
+        <w:tc>
+          <w:tcPr>
+            <w:tcW w:type="dxa" w:w="2304"/>
+            <w:shd w:val="clear" w:fill="F2F5F7"/>
+          </w:tcPr>
+          <w:p>
+            <w:pPr>
+              <w:jc w:val="center"/>
+            </w:pPr>
+            <w:r>
+              <w:rPr>
+                <w:rFonts w:ascii="Songti SC" w:hAnsi="Songti SC" w:eastAsia="Songti SC"/>
+                <w:b w:val="0"/>
+                <w:sz w:val="17"/>
+              </w:rPr>
+              <w:t>0.306</w:t>
+            </w:r>
+          </w:p>
+        </w:tc>
+        <w:tc>
+          <w:tcPr>
+            <w:tcW w:type="dxa" w:w="2304"/>
+            <w:shd w:val="clear" w:fill="F2F5F7"/>
+          </w:tcPr>
+          <w:p>
+            <w:pPr>
+              <w:jc w:val="center"/>
+            </w:pPr>
+            <w:r>
+              <w:rPr>
+                <w:rFonts w:ascii="Songti SC" w:hAnsi="Songti SC" w:eastAsia="Songti SC"/>
+                <w:b w:val="0"/>
+                <w:sz w:val="17"/>
+              </w:rPr>
+              <w:t>0.321</w:t>
+            </w:r>
+          </w:p>
+        </w:tc>
+        <w:tc>
+          <w:tcPr>
+            <w:tcW w:type="dxa" w:w="2304"/>
+            <w:shd w:val="clear" w:fill="F2F5F7"/>
+          </w:tcPr>
+          <w:p>
+            <w:pPr>
+              <w:jc w:val="center"/>
+            </w:pPr>
+            <w:r>
+              <w:rPr>
+                <w:rFonts w:ascii="Songti SC" w:hAnsi="Songti SC" w:eastAsia="Songti SC"/>
+                <w:b w:val="0"/>
+                <w:sz w:val="17"/>
+              </w:rPr>
+              <w:t>0.305</w:t>
+            </w:r>
+          </w:p>
+        </w:tc>
+      </w:tr>
+      <w:tr>
+        <w:tc>
+          <w:tcPr>
+            <w:tcW w:type="dxa" w:w="2016"/>
+          </w:tcPr>
+          <w:p>
+            <w:pPr>
+              <w:jc w:val="left"/>
+            </w:pPr>
+            <w:r>
+              <w:rPr>
+                <w:rFonts w:ascii="Songti SC" w:hAnsi="Songti SC" w:eastAsia="Songti SC"/>
+                <w:b w:val="0"/>
+                <w:sz w:val="17"/>
+              </w:rPr>
+              <w:t>三明</w:t>
+            </w:r>
+          </w:p>
+        </w:tc>
+        <w:tc>
+          <w:tcPr>
+            <w:tcW w:type="dxa" w:w="2304"/>
+          </w:tcPr>
+          <w:p>
+            <w:pPr>
+              <w:jc w:val="center"/>
+            </w:pPr>
+            <w:r>
+              <w:rPr>
+                <w:rFonts w:ascii="Songti SC" w:hAnsi="Songti SC" w:eastAsia="Songti SC"/>
+                <w:b w:val="0"/>
+                <w:sz w:val="17"/>
+              </w:rPr>
+              <w:t>0.255</w:t>
+            </w:r>
+          </w:p>
+        </w:tc>
+        <w:tc>
+          <w:tcPr>
+            <w:tcW w:type="dxa" w:w="2304"/>
+          </w:tcPr>
+          <w:p>
+            <w:pPr>
+              <w:jc w:val="center"/>
+            </w:pPr>
+            <w:r>
+              <w:rPr>
+                <w:rFonts w:ascii="Songti SC" w:hAnsi="Songti SC" w:eastAsia="Songti SC"/>
+                <w:b w:val="0"/>
+                <w:sz w:val="17"/>
+              </w:rPr>
+              <w:t>0.273</w:t>
+            </w:r>
+          </w:p>
+        </w:tc>
+        <w:tc>
+          <w:tcPr>
+            <w:tcW w:type="dxa" w:w="2304"/>
+          </w:tcPr>
+          <w:p>
+            <w:pPr>
+              <w:jc w:val="center"/>
+            </w:pPr>
+            <w:r>
+              <w:rPr>
+                <w:rFonts w:ascii="Songti SC" w:hAnsi="Songti SC" w:eastAsia="Songti SC"/>
+                <w:b w:val="0"/>
+                <w:sz w:val="17"/>
+              </w:rPr>
+              <w:t>0.254</w:t>
+            </w:r>
+          </w:p>
+        </w:tc>
+      </w:tr>
+      <w:tr>
+        <w:tc>
+          <w:tcPr>
+            <w:tcW w:type="dxa" w:w="2016"/>
+            <w:shd w:val="clear" w:fill="F2F5F7"/>
+          </w:tcPr>
+          <w:p>
+            <w:pPr>
+              <w:jc w:val="left"/>
+            </w:pPr>
+            <w:r>
+              <w:rPr>
+                <w:rFonts w:ascii="Songti SC" w:hAnsi="Songti SC" w:eastAsia="Songti SC"/>
+                <w:b w:val="0"/>
+                <w:sz w:val="17"/>
+              </w:rPr>
+              <w:t>漳州</w:t>
+            </w:r>
+          </w:p>
+        </w:tc>
+        <w:tc>
+          <w:tcPr>
+            <w:tcW w:type="dxa" w:w="2304"/>
+            <w:shd w:val="clear" w:fill="F2F5F7"/>
+          </w:tcPr>
+          <w:p>
+            <w:pPr>
+              <w:jc w:val="center"/>
+            </w:pPr>
+            <w:r>
+              <w:rPr>
+                <w:rFonts w:ascii="Songti SC" w:hAnsi="Songti SC" w:eastAsia="Songti SC"/>
+                <w:b w:val="0"/>
+                <w:sz w:val="17"/>
+              </w:rPr>
+              <w:t>0.254</w:t>
+            </w:r>
+          </w:p>
+        </w:tc>
+        <w:tc>
+          <w:tcPr>
+            <w:tcW w:type="dxa" w:w="2304"/>
+            <w:shd w:val="clear" w:fill="F2F5F7"/>
+          </w:tcPr>
+          <w:p>
+            <w:pPr>
+              <w:jc w:val="center"/>
+            </w:pPr>
+            <w:r>
+              <w:rPr>
+                <w:rFonts w:ascii="Songti SC" w:hAnsi="Songti SC" w:eastAsia="Songti SC"/>
+                <w:b w:val="0"/>
+                <w:sz w:val="17"/>
+              </w:rPr>
+              <w:t>0.276</w:t>
+            </w:r>
+          </w:p>
+        </w:tc>
+        <w:tc>
+          <w:tcPr>
+            <w:tcW w:type="dxa" w:w="2304"/>
+            <w:shd w:val="clear" w:fill="F2F5F7"/>
+          </w:tcPr>
+          <w:p>
+            <w:pPr>
+              <w:jc w:val="center"/>
+            </w:pPr>
+            <w:r>
+              <w:rPr>
+                <w:rFonts w:ascii="Songti SC" w:hAnsi="Songti SC" w:eastAsia="Songti SC"/>
+                <w:b w:val="0"/>
+                <w:sz w:val="17"/>
+              </w:rPr>
+              <w:t>0.230</w:t>
+            </w:r>
+          </w:p>
+        </w:tc>
+      </w:tr>
+      <w:tr>
+        <w:tc>
+          <w:tcPr>
+            <w:tcW w:type="dxa" w:w="2016"/>
+          </w:tcPr>
+          <w:p>
+            <w:pPr>
+              <w:jc w:val="left"/>
+            </w:pPr>
+            <w:r>
+              <w:rPr>
+                <w:rFonts w:ascii="Songti SC" w:hAnsi="Songti SC" w:eastAsia="Songti SC"/>
+                <w:b w:val="0"/>
+                <w:sz w:val="17"/>
+              </w:rPr>
+              <w:t>莆田</w:t>
+            </w:r>
+          </w:p>
+        </w:tc>
+        <w:tc>
+          <w:tcPr>
+            <w:tcW w:type="dxa" w:w="2304"/>
+          </w:tcPr>
+          <w:p>
+            <w:pPr>
+              <w:jc w:val="center"/>
+            </w:pPr>
+            <w:r>
+              <w:rPr>
+                <w:rFonts w:ascii="Songti SC" w:hAnsi="Songti SC" w:eastAsia="Songti SC"/>
+                <w:b w:val="0"/>
+                <w:sz w:val="17"/>
+              </w:rPr>
+              <w:t>0.244</w:t>
+            </w:r>
+          </w:p>
+        </w:tc>
+        <w:tc>
+          <w:tcPr>
+            <w:tcW w:type="dxa" w:w="2304"/>
+          </w:tcPr>
+          <w:p>
+            <w:pPr>
+              <w:jc w:val="center"/>
+            </w:pPr>
+            <w:r>
+              <w:rPr>
+                <w:rFonts w:ascii="Songti SC" w:hAnsi="Songti SC" w:eastAsia="Songti SC"/>
+                <w:b w:val="0"/>
+                <w:sz w:val="17"/>
+              </w:rPr>
+              <w:t>0.263</w:t>
+            </w:r>
+          </w:p>
+        </w:tc>
+        <w:tc>
+          <w:tcPr>
+            <w:tcW w:type="dxa" w:w="2304"/>
+          </w:tcPr>
+          <w:p>
+            <w:pPr>
+              <w:jc w:val="center"/>
+            </w:pPr>
+            <w:r>
+              <w:rPr>
+                <w:rFonts w:ascii="Songti SC" w:hAnsi="Songti SC" w:eastAsia="Songti SC"/>
+                <w:b w:val="0"/>
+                <w:sz w:val="17"/>
+              </w:rPr>
+              <w:t>0.238</w:t>
+            </w:r>
+          </w:p>
+        </w:tc>
+      </w:tr>
+      <w:tr>
+        <w:tc>
+          <w:tcPr>
+            <w:tcW w:type="dxa" w:w="2016"/>
+            <w:shd w:val="clear" w:fill="F2F5F7"/>
+          </w:tcPr>
+          <w:p>
+            <w:pPr>
+              <w:jc w:val="left"/>
+            </w:pPr>
+            <w:r>
+              <w:rPr>
+                <w:rFonts w:ascii="Songti SC" w:hAnsi="Songti SC" w:eastAsia="Songti SC"/>
+                <w:b w:val="0"/>
+                <w:sz w:val="17"/>
+              </w:rPr>
+              <w:t>南平</w:t>
+            </w:r>
+          </w:p>
+        </w:tc>
+        <w:tc>
+          <w:tcPr>
+            <w:tcW w:type="dxa" w:w="2304"/>
+            <w:shd w:val="clear" w:fill="F2F5F7"/>
+          </w:tcPr>
+          <w:p>
+            <w:pPr>
+              <w:jc w:val="center"/>
+            </w:pPr>
+            <w:r>
+              <w:rPr>
+                <w:rFonts w:ascii="Songti SC" w:hAnsi="Songti SC" w:eastAsia="Songti SC"/>
+                <w:b w:val="0"/>
+                <w:sz w:val="17"/>
+              </w:rPr>
+              <w:t>0.200</w:t>
+            </w:r>
+          </w:p>
+        </w:tc>
+        <w:tc>
+          <w:tcPr>
+            <w:tcW w:type="dxa" w:w="2304"/>
+            <w:shd w:val="clear" w:fill="F2F5F7"/>
+          </w:tcPr>
+          <w:p>
+            <w:pPr>
+              <w:jc w:val="center"/>
+            </w:pPr>
+            <w:r>
+              <w:rPr>
+                <w:rFonts w:ascii="Songti SC" w:hAnsi="Songti SC" w:eastAsia="Songti SC"/>
+                <w:b w:val="0"/>
+                <w:sz w:val="17"/>
+              </w:rPr>
+              <w:t>0.223</w:t>
+            </w:r>
+          </w:p>
+        </w:tc>
+        <w:tc>
+          <w:tcPr>
+            <w:tcW w:type="dxa" w:w="2304"/>
+            <w:shd w:val="clear" w:fill="F2F5F7"/>
+          </w:tcPr>
+          <w:p>
+            <w:pPr>
+              <w:jc w:val="center"/>
+            </w:pPr>
+            <w:r>
+              <w:rPr>
+                <w:rFonts w:ascii="Songti SC" w:hAnsi="Songti SC" w:eastAsia="Songti SC"/>
+                <w:b w:val="0"/>
+                <w:sz w:val="17"/>
+              </w:rPr>
+              <w:t>0.200</w:t>
+            </w:r>
+          </w:p>
+        </w:tc>
+      </w:tr>
+      <w:tr>
+        <w:tc>
+          <w:tcPr>
+            <w:tcW w:type="dxa" w:w="2016"/>
+          </w:tcPr>
+          <w:p>
+            <w:pPr>
+              <w:jc w:val="left"/>
+            </w:pPr>
+            <w:r>
+              <w:rPr>
+                <w:rFonts w:ascii="Songti SC" w:hAnsi="Songti SC" w:eastAsia="Songti SC"/>
+                <w:b w:val="0"/>
+                <w:sz w:val="17"/>
+              </w:rPr>
+              <w:t>宁德</w:t>
+            </w:r>
+          </w:p>
+        </w:tc>
+        <w:tc>
+          <w:tcPr>
+            <w:tcW w:type="dxa" w:w="2304"/>
+          </w:tcPr>
+          <w:p>
+            <w:pPr>
+              <w:jc w:val="center"/>
+            </w:pPr>
+            <w:r>
+              <w:rPr>
+                <w:rFonts w:ascii="Songti SC" w:hAnsi="Songti SC" w:eastAsia="Songti SC"/>
+                <w:b w:val="0"/>
+                <w:sz w:val="17"/>
+              </w:rPr>
+              <w:t>0.159</w:t>
+            </w:r>
+          </w:p>
+        </w:tc>
+        <w:tc>
+          <w:tcPr>
+            <w:tcW w:type="dxa" w:w="2304"/>
+          </w:tcPr>
+          <w:p>
+            <w:pPr>
+              <w:jc w:val="center"/>
+            </w:pPr>
+            <w:r>
+              <w:rPr>
+                <w:rFonts w:ascii="Songti SC" w:hAnsi="Songti SC" w:eastAsia="Songti SC"/>
+                <w:b w:val="0"/>
+                <w:sz w:val="17"/>
+              </w:rPr>
+              <w:t>0.215</w:t>
+            </w:r>
+          </w:p>
+        </w:tc>
+        <w:tc>
+          <w:tcPr>
+            <w:tcW w:type="dxa" w:w="2304"/>
+          </w:tcPr>
+          <w:p>
+            <w:pPr>
+              <w:jc w:val="center"/>
+            </w:pPr>
+            <w:r>
+              <w:rPr>
+                <w:rFonts w:ascii="Songti SC" w:hAnsi="Songti SC" w:eastAsia="Songti SC"/>
+                <w:b w:val="0"/>
+                <w:sz w:val="17"/>
+              </w:rPr>
+              <w:t>0.095</w:t>
+            </w:r>
+          </w:p>
+        </w:tc>
+      </w:tr>
+    </w:tbl>
+    <w:p>
+      <w:pPr>
+        <w:spacing w:before="80" w:after="40" w:line="348" w:lineRule="auto"/>
+        <w:jc w:val="both"/>
+      </w:pPr>
+      <w:r>
+        <w:rPr>
+          <w:rFonts w:ascii="Songti SC" w:hAnsi="Songti SC" w:eastAsia="Songti SC"/>
+          <w:b/>
+          <w:sz w:val="20"/>
+        </w:rPr>
+        <w:t>局限：</w:t>
+      </w:r>
+    </w:p>
+    <w:p>
+      <w:pPr>
         <w:spacing w:after="40" w:line="324" w:lineRule="auto"/>
         <w:ind w:left="360"/>
       </w:pPr>
@@ -9431,6 +10843,233 @@
     </w:p>
     <w:p>
       <w:pPr>
+        <w:keepNext/>
+        <w:spacing w:before="280" w:after="120"/>
+        <w:pBdr>
+          <w:bottom w:val="single" w:sz="10" w:space="4" w:color="378ADD"/>
+        </w:pBdr>
+      </w:pPr>
+      <w:r>
+        <w:rPr>
+          <w:rFonts w:ascii="Heiti SC" w:hAnsi="Heiti SC" w:eastAsia="Heiti SC"/>
+          <w:b/>
+          <w:color w:val="1F3A4A"/>
+          <w:sz w:val="30"/>
+        </w:rPr>
+        <w:t>九、理论依据与参考文献</w:t>
+      </w:r>
+    </w:p>
+    <w:p>
+      <w:pPr>
+        <w:spacing w:before="40" w:after="40" w:line="348" w:lineRule="auto"/>
+        <w:ind w:firstLine="420"/>
+        <w:jc w:val="both"/>
+      </w:pPr>
+      <w:r>
+        <w:rPr>
+          <w:rFonts w:ascii="Songti SC" w:hAnsi="Songti SC" w:eastAsia="Songti SC"/>
+          <w:b w:val="0"/>
+          <w:sz w:val="21"/>
+        </w:rPr>
+        <w:t>方法的理论依据与出处对应如下（仅列已核实文献；属本文扩展者明示，不附他引）：</w:t>
+      </w:r>
+    </w:p>
+    <w:p>
+      <w:pPr>
+        <w:spacing w:after="40" w:line="324" w:lineRule="auto"/>
+        <w:ind w:left="360"/>
+      </w:pPr>
+      <w:r>
+        <w:rPr>
+          <w:rFonts w:ascii="Songti SC" w:hAnsi="Songti SC" w:eastAsia="Songti SC"/>
+          <w:b w:val="0"/>
+          <w:sz w:val="18"/>
+        </w:rPr>
+        <w:t xml:space="preserve">· </w:t>
+      </w:r>
+      <w:r>
+        <w:rPr>
+          <w:rFonts w:ascii="Songti SC" w:hAnsi="Songti SC" w:eastAsia="Songti SC"/>
+          <w:b w:val="0"/>
+          <w:sz w:val="18"/>
+        </w:rPr>
+        <w:t>整体与局部耦合协调度：方法奠基见 [1]，规范公式与“四类误区”修正见 [2]；</w:t>
+      </w:r>
+    </w:p>
+    <w:p>
+      <w:pPr>
+        <w:spacing w:after="40" w:line="324" w:lineRule="auto"/>
+        <w:ind w:left="360"/>
+      </w:pPr>
+      <w:r>
+        <w:rPr>
+          <w:rFonts w:ascii="Songti SC" w:hAnsi="Songti SC" w:eastAsia="Songti SC"/>
+          <w:b w:val="0"/>
+          <w:sz w:val="18"/>
+        </w:rPr>
+        <w:t xml:space="preserve">· </w:t>
+      </w:r>
+      <w:r>
+        <w:rPr>
+          <w:rFonts w:ascii="Songti SC" w:hAnsi="Songti SC" w:eastAsia="Songti SC"/>
+          <w:b w:val="0"/>
+          <w:sz w:val="18"/>
+        </w:rPr>
+        <w:t>功能链链节两两 CCD（局部 CCD）：子系统两两 CCD 的先例见 [3]；本文将其应用于四环节功能链链节诊断，为本文扩展；</w:t>
+      </w:r>
+    </w:p>
+    <w:p>
+      <w:pPr>
+        <w:spacing w:after="40" w:line="324" w:lineRule="auto"/>
+        <w:ind w:left="360"/>
+      </w:pPr>
+      <w:r>
+        <w:rPr>
+          <w:rFonts w:ascii="Songti SC" w:hAnsi="Songti SC" w:eastAsia="Songti SC"/>
+          <w:b w:val="0"/>
+          <w:sz w:val="18"/>
+        </w:rPr>
+        <w:t xml:space="preserve">· </w:t>
+      </w:r>
+      <w:r>
+        <w:rPr>
+          <w:rFonts w:ascii="Songti SC" w:hAnsi="Songti SC" w:eastAsia="Songti SC"/>
+          <w:b w:val="0"/>
+          <w:sz w:val="18"/>
+        </w:rPr>
+        <w:t>边界约束的区域组合检验：边界先于组合（任意聚合不可比）的依据为 MAUP [4]，空间连续性约束的区域化思想见 [5]；</w:t>
+      </w:r>
+    </w:p>
+    <w:p>
+      <w:pPr>
+        <w:spacing w:after="40" w:line="324" w:lineRule="auto"/>
+        <w:ind w:left="360"/>
+      </w:pPr>
+      <w:r>
+        <w:rPr>
+          <w:rFonts w:ascii="Songti SC" w:hAnsi="Songti SC" w:eastAsia="Songti SC"/>
+          <w:b w:val="0"/>
+          <w:sz w:val="18"/>
+        </w:rPr>
+        <w:t xml:space="preserve">· </w:t>
+      </w:r>
+      <w:r>
+        <w:rPr>
+          <w:rFonts w:ascii="Songti SC" w:hAnsi="Songti SC" w:eastAsia="Songti SC"/>
+          <w:b w:val="0"/>
+          <w:sz w:val="18"/>
+        </w:rPr>
+        <w:t>本文扩展（不附他引）：四环节功能链构造、链节两两断裂诊断、边界约束穷举置换检验（含 RSP/BI 指标）三项为本文方法贡献；</w:t>
+      </w:r>
+    </w:p>
+    <w:p>
+      <w:pPr>
+        <w:spacing w:after="40" w:line="324" w:lineRule="auto"/>
+        <w:ind w:left="360"/>
+      </w:pPr>
+      <w:r>
+        <w:rPr>
+          <w:rFonts w:ascii="Songti SC" w:hAnsi="Songti SC" w:eastAsia="Songti SC"/>
+          <w:b w:val="0"/>
+          <w:sz w:val="18"/>
+        </w:rPr>
+        <w:t xml:space="preserve">· </w:t>
+      </w:r>
+      <w:r>
+        <w:rPr>
+          <w:rFonts w:ascii="Songti SC" w:hAnsi="Songti SC" w:eastAsia="Songti SC"/>
+          <w:b w:val="0"/>
+          <w:sz w:val="18"/>
+        </w:rPr>
+        <w:t>待补：障碍度模型、功能城市区（FUA）、置换检验为通用方法，具体引文后续核实补入，本稿暂不强引。</w:t>
+      </w:r>
+    </w:p>
+    <w:p>
+      <w:pPr>
+        <w:spacing w:before="120" w:after="40" w:line="348" w:lineRule="auto"/>
+        <w:jc w:val="both"/>
+      </w:pPr>
+      <w:r>
+        <w:rPr>
+          <w:rFonts w:ascii="Songti SC" w:hAnsi="Songti SC" w:eastAsia="Songti SC"/>
+          <w:b/>
+          <w:sz w:val="20"/>
+        </w:rPr>
+        <w:t>参考文献</w:t>
+      </w:r>
+    </w:p>
+    <w:p>
+      <w:pPr>
+        <w:spacing w:after="40" w:line="312" w:lineRule="auto"/>
+        <w:ind w:left="432" w:hanging="432"/>
+      </w:pPr>
+      <w:r>
+        <w:rPr>
+          <w:rFonts w:ascii="Songti SC" w:hAnsi="Songti SC" w:eastAsia="Songti SC"/>
+          <w:b w:val="0"/>
+          <w:sz w:val="18"/>
+        </w:rPr>
+        <w:t>[1] 廖重斌. 环境与经济协调发展的定量评判及其分类体系——以珠江三角洲城市群为例[J]. 热带地理, 1999, 19(2): 171-177.</w:t>
+      </w:r>
+    </w:p>
+    <w:p>
+      <w:pPr>
+        <w:spacing w:after="40" w:line="312" w:lineRule="auto"/>
+        <w:ind w:left="432" w:hanging="432"/>
+      </w:pPr>
+      <w:r>
+        <w:rPr>
+          <w:rFonts w:ascii="Songti SC" w:hAnsi="Songti SC" w:eastAsia="Songti SC"/>
+          <w:b w:val="0"/>
+          <w:sz w:val="18"/>
+        </w:rPr>
+        <w:t>[2] 王淑佳, 孔伟, 任亮, 等. 国内耦合协调度模型的误区及修正[J]. 自然资源学报, 2021, 36(3): 793-810.</w:t>
+      </w:r>
+    </w:p>
+    <w:p>
+      <w:pPr>
+        <w:spacing w:after="40" w:line="312" w:lineRule="auto"/>
+        <w:ind w:left="432" w:hanging="432"/>
+      </w:pPr>
+      <w:r>
+        <w:rPr>
+          <w:rFonts w:ascii="Songti SC" w:hAnsi="Songti SC" w:eastAsia="Songti SC"/>
+          <w:b w:val="0"/>
+          <w:sz w:val="18"/>
+        </w:rPr>
+        <w:t>[3] Zhang M, Hu Y, Mao Y, et al. 经济—社会—基础设施—生态韧性系统的耦合协调研究：以浙江省为例[J]. PLOS ONE, 2025. doi:10.1371/journal.pone.0323673.（题名以原文为准）</w:t>
+      </w:r>
+    </w:p>
+    <w:p>
+      <w:pPr>
+        <w:spacing w:after="40" w:line="312" w:lineRule="auto"/>
+        <w:ind w:left="432" w:hanging="432"/>
+      </w:pPr>
+      <w:r>
+        <w:rPr>
+          <w:rFonts w:ascii="Songti SC" w:hAnsi="Songti SC" w:eastAsia="Songti SC"/>
+          <w:b w:val="0"/>
+          <w:sz w:val="18"/>
+        </w:rPr>
+        <w:t>[4] Openshaw S. The Modifiable Areal Unit Problem[M]. Norwich: GeoBooks, 1984.（Concepts and Techniques in Modern Geography, No.38）</w:t>
+      </w:r>
+    </w:p>
+    <w:p>
+      <w:pPr>
+        <w:spacing w:after="40" w:line="312" w:lineRule="auto"/>
+        <w:ind w:left="432" w:hanging="432"/>
+      </w:pPr>
+      <w:r>
+        <w:rPr>
+          <w:rFonts w:ascii="Songti SC" w:hAnsi="Songti SC" w:eastAsia="Songti SC"/>
+          <w:b w:val="0"/>
+          <w:sz w:val="18"/>
+        </w:rPr>
+        <w:t>[5] Assunção R M, Neves M C, Câmara G, et al. Efficient regionalization techniques for socio-economic geographical units using minimum spanning trees[J]. International Journal of Geographical Information Science, 2006, 20(7): 797-811.</w:t>
+      </w:r>
+    </w:p>
+    <w:p>
+      <w:pPr>
         <w:spacing w:before="200" w:after="80" w:line="348" w:lineRule="auto"/>
         <w:ind w:firstLine="340"/>
         <w:jc w:val="both"/>
@@ -9442,7 +11081,7 @@
           <w:color w:val="888888"/>
           <w:sz w:val="17"/>
         </w:rPr>
-        <w:t>（初稿 · 2026-06-22 · 数值取自管道实跑结果 latest_functional_chain_ccd_results.csv，随面板更新与口径冻结迭代。）</w:t>
+        <w:t>（初稿 · 2026-06-24 · 数值取自管道实跑结果 latest_functional_chain_ccd_results.csv，随面板更新与口径冻结迭代；参考文献仅列已核实条目，余者标“待补”。）</w:t>
       </w:r>
     </w:p>
     <w:sectPr>

--- a/manuscripts/论文A_数据与检验.docx
+++ b/manuscripts/论文A_数据与检验.docx
@@ -801,7 +801,7 @@
       <w:r>
         <w:drawing>
           <wp:inline xmlns:a="http://schemas.openxmlformats.org/drawingml/2006/main" xmlns:pic="http://schemas.openxmlformats.org/drawingml/2006/picture">
-            <wp:extent cx="5486400" cy="3332362"/>
+            <wp:extent cx="5486400" cy="3340702"/>
             <wp:docPr id="1" name="Picture 1"/>
             <wp:cNvGraphicFramePr>
               <a:graphicFrameLocks noChangeAspect="1"/>
@@ -822,7 +822,7 @@
                   <pic:spPr>
                     <a:xfrm>
                       <a:off x="0" y="0"/>
-                      <a:ext cx="5486400" cy="3332362"/>
+                      <a:ext cx="5486400" cy="3340702"/>
                     </a:xfrm>
                     <a:prstGeom prst="rect"/>
                   </pic:spPr>
@@ -886,7 +886,7 @@
       <w:r>
         <w:drawing>
           <wp:inline xmlns:a="http://schemas.openxmlformats.org/drawingml/2006/main" xmlns:pic="http://schemas.openxmlformats.org/drawingml/2006/picture">
-            <wp:extent cx="4297680" cy="3589271"/>
+            <wp:extent cx="4297680" cy="3593142"/>
             <wp:docPr id="2" name="Picture 2"/>
             <wp:cNvGraphicFramePr>
               <a:graphicFrameLocks noChangeAspect="1"/>
@@ -907,7 +907,7 @@
                   <pic:spPr>
                     <a:xfrm>
                       <a:off x="0" y="0"/>
-                      <a:ext cx="4297680" cy="3589271"/>
+                      <a:ext cx="4297680" cy="3593142"/>
                     </a:xfrm>
                     <a:prstGeom prst="rect"/>
                   </pic:spPr>
@@ -1667,7 +1667,7 @@
                 <w:b w:val="0"/>
                 <w:sz w:val="19"/>
               </w:rPr>
-              <w:t>0.081</w:t>
+              <w:t>0.104</w:t>
             </w:r>
           </w:p>
         </w:tc>
@@ -1705,7 +1705,7 @@
                 <w:b w:val="0"/>
                 <w:sz w:val="19"/>
               </w:rPr>
-              <w:t>0.244</w:t>
+              <w:t>0.260</w:t>
             </w:r>
           </w:p>
         </w:tc>
@@ -1743,7 +1743,7 @@
                 <w:b w:val="0"/>
                 <w:sz w:val="19"/>
               </w:rPr>
-              <w:t>供给质量</w:t>
+              <w:t>产业转化</w:t>
             </w:r>
           </w:p>
         </w:tc>
@@ -3014,7 +3014,7 @@
                 <w:b w:val="0"/>
                 <w:sz w:val="18"/>
               </w:rPr>
-              <w:t>0.000</w:t>
+              <w:t>0.046</w:t>
             </w:r>
           </w:p>
         </w:tc>
@@ -3071,7 +3071,7 @@
                 <w:b w:val="0"/>
                 <w:sz w:val="18"/>
               </w:rPr>
-              <w:t>0.163</w:t>
+              <w:t>0.124</w:t>
             </w:r>
           </w:p>
         </w:tc>
@@ -4546,7 +4546,7 @@
       <w:r>
         <w:drawing>
           <wp:inline xmlns:a="http://schemas.openxmlformats.org/drawingml/2006/main" xmlns:pic="http://schemas.openxmlformats.org/drawingml/2006/picture">
-            <wp:extent cx="5577840" cy="3288821"/>
+            <wp:extent cx="5577840" cy="3297426"/>
             <wp:docPr id="3" name="Picture 3"/>
             <wp:cNvGraphicFramePr>
               <a:graphicFrameLocks noChangeAspect="1"/>
@@ -4567,7 +4567,7 @@
                   <pic:spPr>
                     <a:xfrm>
                       <a:off x="0" y="0"/>
-                      <a:ext cx="5577840" cy="3288821"/>
+                      <a:ext cx="5577840" cy="3297426"/>
                     </a:xfrm>
                     <a:prstGeom prst="rect"/>
                   </pic:spPr>
@@ -4662,7 +4662,7 @@
           <w:b w:val="0"/>
           <w:sz w:val="20"/>
         </w:rPr>
-        <w:t>以四环节标准化值的极差作为障碍可辨性指标。极差&gt;0.16（福州、厦门、泉州、宁德、漳州、莆田）的城市，存在可识别的主障碍，分解可信；极差&lt;0.08（龙岩、三明、南平）的城市，四环节同步贴近地板、无显著单一卡点，其主障碍标注应判为弱信号。“各占 25%”仅对后 3 市成立——这本身是发现（四环节同步赤贫的发育不足），而非可分解的结构性偏科。</w:t>
+        <w:t>以四环节标准化值的极差作为障碍可辨性指标。极差&gt;0.16（福州、厦门、泉州、宁德、漳州）的城市，存在可识别的主障碍，分解可信；极差&lt;0.08（龙岩、三明、南平）的城市，四环节同步贴近地板、无显著单一卡点，其主障碍标注应判为弱信号。“各占 25%”仅对后 3 市成立——这本身是发现（四环节同步赤贫的发育不足），而非可分解的结构性偏科。</w:t>
       </w:r>
     </w:p>
     <w:p>
@@ -4683,7 +4683,7 @@
           <w:b w:val="0"/>
           <w:sz w:val="20"/>
         </w:rPr>
-        <w:t>①报告障碍度时并列极差/集中度，对极差&lt;0.08 的城市标注“四环节均衡薄弱·无显著主卡点”，不强行指定主障碍（本文表与图已据此将龙岩/三明/南平标为弱信号）；②稳健性可对障碍度改用不压缩底部的标准化（秩标准化、对数化或对绝对理想值的偏离），复核腹地主障碍排序是否稳定。该检验表明：双核的障碍诊断稳健，腹地的障碍“方向”多数可辨（宁德、莆田卡供给质量等），但其“份额量值”受 min-max 压缩、不宜过度解读。</w:t>
+        <w:t>①报告障碍度时并列极差/集中度，对极差&lt;0.08 的城市标注“四环节均衡薄弱·无显著主卡点”，不强行指定主障碍（本文表与图已据此将龙岩/三明/南平标为弱信号）；②稳健性可对障碍度改用不压缩底部的标准化（秩标准化、对数化或对绝对理想值的偏离），复核腹地主障碍排序是否稳定。该检验表明：双核的障碍诊断稳健，腹地的障碍“方向”多数可辨（宁德卡供给质量、莆田卡产业转化等），但其“份额量值”受 min-max 压缩、不宜过度解读。</w:t>
       </w:r>
     </w:p>
     <w:p>
@@ -5238,7 +5238,7 @@
                 <w:b w:val="0"/>
                 <w:sz w:val="18"/>
               </w:rPr>
-              <w:t>供给质量</w:t>
+              <w:t>产业转化</w:t>
             </w:r>
           </w:p>
         </w:tc>
@@ -5257,7 +5257,7 @@
                 <w:b w:val="0"/>
                 <w:sz w:val="18"/>
               </w:rPr>
-              <w:t>供给质量</w:t>
+              <w:t>产业转化</w:t>
             </w:r>
           </w:p>
         </w:tc>
@@ -5295,7 +5295,7 @@
                 <w:b w:val="0"/>
                 <w:sz w:val="18"/>
               </w:rPr>
-              <w:t>0.163</w:t>
+              <w:t>0.124</w:t>
             </w:r>
           </w:p>
         </w:tc>
@@ -5314,7 +5314,7 @@
                 <w:b w:val="0"/>
                 <w:sz w:val="18"/>
               </w:rPr>
-              <w:t>0.296</w:t>
+              <w:t>0.133</w:t>
             </w:r>
           </w:p>
         </w:tc>
@@ -5746,7 +5746,7 @@
           <w:b w:val="0"/>
           <w:sz w:val="20"/>
         </w:rPr>
-        <w:t>耦合度逐年下滑（0.338→0.244），与其招生规模 2021 年后收缩一致，主障碍为供给质量。</w:t>
+        <w:t>耦合度逐年下滑（0.345→0.260），与其招生规模 2021 年后收缩一致；补入莆田学院 2020 年计算机省级一流后，供给质量不再为 0，主障碍转为产业转化。</w:t>
       </w:r>
     </w:p>
     <w:p>
@@ -5936,7 +5936,7 @@
                 <w:b w:val="0"/>
                 <w:sz w:val="19"/>
               </w:rPr>
-              <w:t>0.170</w:t>
+              <w:t>0.173</w:t>
             </w:r>
           </w:p>
         </w:tc>
@@ -5994,7 +5994,7 @@
                 <w:b w:val="0"/>
                 <w:sz w:val="19"/>
               </w:rPr>
-              <w:t>0.296</w:t>
+              <w:t>0.281</w:t>
             </w:r>
           </w:p>
         </w:tc>
@@ -6051,7 +6051,7 @@
                 <w:b w:val="0"/>
                 <w:sz w:val="19"/>
               </w:rPr>
-              <w:t>0.246</w:t>
+              <w:t>0.251</w:t>
             </w:r>
           </w:p>
         </w:tc>
@@ -6109,7 +6109,7 @@
                 <w:b w:val="0"/>
                 <w:sz w:val="19"/>
               </w:rPr>
-              <w:t>0.289</w:t>
+              <w:t>0.295</w:t>
             </w:r>
           </w:p>
         </w:tc>
@@ -6146,7 +6146,7 @@
           <w:b w:val="0"/>
           <w:sz w:val="19"/>
         </w:rPr>
-        <w:t>以熵权重算 2024 年 D：双核（福州、厦门）在两种权重下均稳居前 2，9 市排名仅三明与漳州相邻互换、D 值几乎不变（福州 0.936→0.934、厦门 0.913→0.927）。结论：双核—腹地格局对权重选择稳健，等权法作主模型成立。熵值法下供给规模权重偏低、供给质量/产业转化偏高，源于福厦在后两者上离散度更大——故熵值法宜作稳健性而非唯一主模型。</w:t>
+        <w:t>以熵权重算 2024 年 D：双核（福州、厦门）在两种权重下均稳居前 2，9 市排名仅中段（5—7 名）的漳州、莆田、三明小幅重排、双核与首尾不变（福州 0.936→0.934、厦门 0.913→0.925）。结论：双核—腹地格局对权重选择稳健，等权法作主模型成立。熵值法下供给规模权重偏低、供给质量/产业转化偏高，源于福厦在后两者上离散度更大——故熵值法宜作稳健性而非唯一主模型。</w:t>
       </w:r>
     </w:p>
     <w:p>
@@ -7273,7 +7273,7 @@
                 <w:b w:val="0"/>
                 <w:sz w:val="17"/>
               </w:rPr>
-              <w:t>0.244</w:t>
+              <w:t>0.260</w:t>
             </w:r>
           </w:p>
         </w:tc>
@@ -7291,7 +7291,7 @@
                 <w:b w:val="0"/>
                 <w:sz w:val="17"/>
               </w:rPr>
-              <w:t>0.000</w:t>
+              <w:t>0.293</w:t>
             </w:r>
           </w:p>
         </w:tc>
@@ -7345,7 +7345,7 @@
                 <w:b w:val="0"/>
                 <w:sz w:val="17"/>
               </w:rPr>
-              <w:t>0.000</w:t>
+              <w:t>0.204</w:t>
             </w:r>
           </w:p>
         </w:tc>
@@ -7644,7 +7644,7 @@
           <w:b w:val="0"/>
           <w:sz w:val="19"/>
         </w:rPr>
-        <w:t>结果与解读：①双核“全链协调”、无明显断裂——但相对薄弱链节恰与障碍度呼应：福州最弱在产业内部（D₃₄=0.874）、厦门最弱在教育内部（D₁₂=0.835），说明其高协调并非掩盖断裂的假象。②泉州“局部优势·总体低位”：教育内部 D₁₂=0.506明显高于其余链节，即“教育端内部尚协调、但产业接不住”，是可培育的突破口。③莆田、宁德的 D₁₂、D₂₄=0——因其供给质量标准化值为 0（无一流专业），凡含质量的链节即“断裂”（此为 CCD 零值地板，须注明系“质量链节缺失”而非负向错配）。④龙岩、三明、南平四组局部 CCD 同步低位（“全链低位”），印证其失调是功能链整体发育不足、而非单点错配。</w:t>
+        <w:t>结果与解读：①双核“全链协调”、无明显断裂——但相对薄弱链节恰与障碍度呼应：福州最弱在产业内部（D₃₄=0.874）、厦门最弱在教育内部（D₁₂=0.835），说明其高协调并非掩盖断裂的假象。②泉州“局部优势·总体低位”：教育内部 D₁₂=0.506明显高于其余链节，即“教育端内部尚协调、但产业接不住”，是可培育的突破口。③宁德的 D₁₂、D₂₄=0——因其供给质量标准化值为 0（无一流专业），凡含质量的链节即“断裂”（此为 CCD 零值地板，须注明系“质量链节缺失”而非负向错配；莆田原同此，经补入其莆田学院 2020 年计算机省级一流后已非零，D₁₂=0.293、D₂₄=0.204）。④龙岩、三明、南平四组局部 CCD 同步低位（“全链低位”），印证其失调是功能链整体发育不足、而非单点错配。</w:t>
       </w:r>
     </w:p>
     <w:p>
@@ -7688,7 +7688,7 @@
           <w:b w:val="0"/>
           <w:sz w:val="18"/>
         </w:rPr>
-        <w:t>附：其余两对链节（理论意义较弱，列此以补足 C(4,2)=6 对）——D₁₄ 规模—转化、D₂₃ 质量—承接（2024，B口径）。结论与主文一致：双核高、腹地低；莆田、宁德 D₂₃=0 因供给质量缺失。</w:t>
+        <w:t>附：其余两对链节（理论意义较弱，列此以补足 C(4,2)=6 对）——D₁₄ 规模—转化、D₂₃ 质量—承接（2024，B口径）。结论与主文一致：双核高、腹地低；宁德 D₂₃=0 因供给质量缺失（莆田经补一流后 D₂₃=0.217）。</w:t>
       </w:r>
     </w:p>
     <w:tbl>
@@ -8161,7 +8161,7 @@
                 <w:b w:val="0"/>
                 <w:sz w:val="17"/>
               </w:rPr>
-              <w:t>0.000</w:t>
+              <w:t>0.217</w:t>
             </w:r>
           </w:p>
         </w:tc>
@@ -8683,7 +8683,7 @@
                 <w:b w:val="0"/>
                 <w:sz w:val="17"/>
               </w:rPr>
-              <w:t>27/36</w:t>
+              <w:t>28/36</w:t>
             </w:r>
           </w:p>
         </w:tc>
@@ -8816,7 +8816,7 @@
                 <w:b w:val="0"/>
                 <w:sz w:val="17"/>
               </w:rPr>
-              <w:t>5/84</w:t>
+              <w:t>6/84</w:t>
             </w:r>
           </w:p>
         </w:tc>
@@ -9042,7 +9042,7 @@
                 <w:b w:val="0"/>
                 <w:sz w:val="17"/>
               </w:rPr>
-              <w:t>78/126</w:t>
+              <w:t>77/126</w:t>
             </w:r>
           </w:p>
         </w:tc>
@@ -9153,7 +9153,7 @@
                 <w:b w:val="0"/>
                 <w:sz w:val="17"/>
               </w:rPr>
-              <w:t>29/126</w:t>
+              <w:t>30/126</w:t>
             </w:r>
           </w:p>
         </w:tc>
@@ -9244,7 +9244,7 @@
           <w:b w:val="0"/>
           <w:sz w:val="19"/>
         </w:rPr>
-        <w:t>三种协同类型浮现，且与双核分工（§7.3）吻合：①福州—厦门“跨核互补”——D_S、BI 在两市组合中均列第 1，双核镜像的结构互补最强（但非地理邻接，故定位为理论互补对照而非都市圈）；②厦漳泉“互补型都市圈”——BI 前 6%，厦门产业领先 + 泉漳教育/承接相对偏强，并区后供需缺口显著缩小；③福州都市圈、闽东北“带动型”——RSP 居同规模前 2–5%，由福州（带动极）高水平拉动周边腹地，但 BI 中低、互补不强；④闽西南大区因纳入龙岩、三明等低水平市被稀释，D_S 仅居后段。</w:t>
+        <w:t>三种协同类型浮现，且与双核分工（§7.3）吻合：①福州—厦门“跨核互补”——D_S、BI 在两市组合中均列第 1，双核镜像的结构互补最强（但非地理邻接，故定位为理论互补对照而非都市圈）；②厦漳泉“互补型都市圈”——BI 前 7%，厦门产业领先 + 泉漳教育/承接相对偏强，并区后供需缺口显著缩小；③福州都市圈、闽东北“带动型”——RSP 居同规模前 2–5%，由福州（带动极）高水平拉动周边腹地，但 BI 中低、互补不强；④闽西南大区因纳入龙岩、三明等低水平市被稀释，D_S 仅居后段。</w:t>
       </w:r>
     </w:p>
     <w:p>
@@ -9477,7 +9477,7 @@
                 <w:b w:val="0"/>
                 <w:sz w:val="19"/>
               </w:rPr>
-              <w:t>0.029</w:t>
+              <w:t>0.031</w:t>
             </w:r>
           </w:p>
         </w:tc>
@@ -9495,7 +9495,7 @@
                 <w:b w:val="0"/>
                 <w:sz w:val="19"/>
               </w:rPr>
-              <w:t>0.186</w:t>
+              <w:t>0.185</w:t>
             </w:r>
           </w:p>
         </w:tc>
@@ -9554,7 +9554,7 @@
                 <w:b w:val="0"/>
                 <w:sz w:val="19"/>
               </w:rPr>
-              <w:t>0.290</w:t>
+              <w:t>0.292</w:t>
             </w:r>
           </w:p>
         </w:tc>
@@ -9573,7 +9573,7 @@
                 <w:b w:val="0"/>
                 <w:sz w:val="19"/>
               </w:rPr>
-              <w:t>0.003</w:t>
+              <w:t>0.005</w:t>
             </w:r>
           </w:p>
         </w:tc>
@@ -9592,7 +9592,7 @@
                 <w:b w:val="0"/>
                 <w:sz w:val="19"/>
               </w:rPr>
-              <w:t>0.035</w:t>
+              <w:t>0.036</w:t>
             </w:r>
           </w:p>
         </w:tc>
@@ -9610,7 +9610,7 @@
           <w:b w:val="0"/>
           <w:sz w:val="19"/>
         </w:rPr>
-        <w:t>结论1（核心主导·腹地难自我协同）：含核心组合 D_组均值 0.696 是纯腹地 0.290 的 2.4 倍；纯腹地 BI 均值≈0，即腹地市彼此组团几乎不产生均衡改善（纯腹地最高 D_组仅 0.352、仍失调）。这为“腹地弱联动”提供反事实证据——“低+低”在结构上既到不了协调、也无互补空间；腹地需接入核心，而非抱团取暖。</w:t>
+        <w:t>结论1（核心主导·腹地难自我协同）：含核心组合 D_组均值 0.696 是纯腹地 0.292 的 2.4 倍；纯腹地 BI 均值≈0，即腹地市彼此组团几乎不产生均衡改善（纯腹地最高 D_组仅 0.352、仍失调）。这为“腹地弱联动”提供反事实证据——“低+低”在结构上既到不了协调、也无互补空间；腹地需接入核心，而非抱团取暖。</w:t>
       </w:r>
     </w:p>
     <w:tbl>
@@ -9759,7 +9759,7 @@
                 <w:b w:val="0"/>
                 <w:sz w:val="19"/>
               </w:rPr>
-              <w:t>+0.040</w:t>
+              <w:t>+0.042</w:t>
             </w:r>
           </w:p>
         </w:tc>
@@ -9836,7 +9836,7 @@
                 <w:b w:val="0"/>
                 <w:sz w:val="19"/>
               </w:rPr>
-              <w:t>−0.034</w:t>
+              <w:t>−0.033</w:t>
             </w:r>
           </w:p>
         </w:tc>
@@ -9855,7 +9855,7 @@
                 <w:b w:val="0"/>
                 <w:sz w:val="19"/>
               </w:rPr>
-              <w:t>0.126</w:t>
+              <w:t>0.125</w:t>
             </w:r>
           </w:p>
         </w:tc>
@@ -9873,7 +9873,7 @@
           <w:b w:val="0"/>
           <w:sz w:val="19"/>
         </w:rPr>
-        <w:t>结论2（镜像即引擎）：跨极组合 BI 均值为正(+0.040)、不跨极为负(−0.034，组团后反而更不均衡)——均衡改善来自“跨越教育领先↔产业领先”的配对，福州/厦门镜像不只是描述，而是区域协同的物理引擎。两类 RSP 几乎相同(0.122 vs 0.126) → RSP 不区分互补、BI 才区分。</w:t>
+        <w:t>结论2（镜像即引擎）：跨极组合 BI 均值为正(+0.042)、不跨极为负(−0.033，组团后反而更不均衡)——均衡改善来自“跨越教育领先↔产业领先”的配对，福州/厦门镜像不只是描述，而是区域协同的物理引擎。两类 RSP 几乎相同(0.122 vs 0.125) → RSP 不区分互补、BI 才区分。</w:t>
       </w:r>
     </w:p>
     <w:p>
@@ -10523,7 +10523,7 @@
                 <w:b w:val="0"/>
                 <w:sz w:val="17"/>
               </w:rPr>
-              <w:t>0.244</w:t>
+              <w:t>0.260</w:t>
             </w:r>
           </w:p>
         </w:tc>
@@ -10541,7 +10541,7 @@
                 <w:b w:val="0"/>
                 <w:sz w:val="17"/>
               </w:rPr>
-              <w:t>0.263</w:t>
+              <w:t>0.278</w:t>
             </w:r>
           </w:p>
         </w:tc>
@@ -10559,7 +10559,7 @@
                 <w:b w:val="0"/>
                 <w:sz w:val="17"/>
               </w:rPr>
-              <w:t>0.238</w:t>
+              <w:t>0.248</w:t>
             </w:r>
           </w:p>
         </w:tc>

--- a/manuscripts/论文A_数据与检验.docx
+++ b/manuscripts/论文A_数据与检验.docx
@@ -587,6 +587,21 @@
           <w:sz w:val="21"/>
         </w:rPr>
         <w:t>三口径严格嵌套（C⊂B⊂X）：C 为 AI 直接命名专业（人工智能、智能科学与技术、数据科学与大数据技术），B 加入计算机科学与技术、软件工程等基础专业群（主口径），X 进一步纳入电子信息、自动化、智能制造等交叉群；专利端按 IPC 前缀对应嵌套。人均化分母统一为全市·年末·常住人口，使指标度量“人均强度”而非城市规模。</w:t>
+      </w:r>
+    </w:p>
+    <w:p>
+      <w:pPr>
+        <w:spacing w:before="60" w:after="80" w:line="348" w:lineRule="auto"/>
+        <w:ind w:firstLine="380"/>
+        <w:jc w:val="both"/>
+      </w:pPr>
+      <w:r>
+        <w:rPr>
+          <w:rFonts w:ascii="Songti SC" w:hAnsi="Songti SC" w:eastAsia="Songti SC"/>
+          <w:b w:val="0"/>
+          <w:sz w:val="19"/>
+        </w:rPr>
+        <w:t>供给质量的时间口径——一流本科专业建设点采“认定年起、存量持续”计法：某专业点自其获批（认定）年起在其后各年持续计入（每年只计其自身权重一次，不滚动累加）。依据为该“双万计划”（2019—2021 三批）系“建设”属性、认定后全周期持续跟踪监测、仅对严重质量不达标者动态撤销（《双一流建设成效评价办法》，教育部等，2021）——故认定即确立可持续的质量信号，而非待验收方计；该计法对 2024 主结果横截面不敏感（晚批次至 2024 多已逾建设期）。实证文献对此计法的具体引文待补，不杜撰。</w:t>
       </w:r>
     </w:p>
     <w:p>
@@ -10959,6 +10974,28 @@
           <w:b w:val="0"/>
           <w:sz w:val="18"/>
         </w:rPr>
+        <w:t>供给质量的“认定年起、存量持续”时间口径：政策依据见一流专业“双万计划”[7] 与全周期持续监测的 [6]（实证计法引文待补）；</w:t>
+      </w:r>
+    </w:p>
+    <w:p>
+      <w:pPr>
+        <w:spacing w:after="40" w:line="324" w:lineRule="auto"/>
+        <w:ind w:left="360"/>
+      </w:pPr>
+      <w:r>
+        <w:rPr>
+          <w:rFonts w:ascii="Songti SC" w:hAnsi="Songti SC" w:eastAsia="Songti SC"/>
+          <w:b w:val="0"/>
+          <w:sz w:val="18"/>
+        </w:rPr>
+        <w:t xml:space="preserve">· </w:t>
+      </w:r>
+      <w:r>
+        <w:rPr>
+          <w:rFonts w:ascii="Songti SC" w:hAnsi="Songti SC" w:eastAsia="Songti SC"/>
+          <w:b w:val="0"/>
+          <w:sz w:val="18"/>
+        </w:rPr>
         <w:t>本文扩展（不附他引）：四环节功能链构造、链节两两断裂诊断、边界约束穷举置换检验（含 RSP/BI 指标）三项为本文方法贡献；</w:t>
       </w:r>
     </w:p>
@@ -11066,6 +11103,34 @@
           <w:sz w:val="18"/>
         </w:rPr>
         <w:t>[5] Assunção R M, Neves M C, Câmara G, et al. Efficient regionalization techniques for socio-economic geographical units using minimum spanning trees[J]. International Journal of Geographical Information Science, 2006, 20(7): 797-811.</w:t>
+      </w:r>
+    </w:p>
+    <w:p>
+      <w:pPr>
+        <w:spacing w:after="40" w:line="312" w:lineRule="auto"/>
+        <w:ind w:left="432" w:hanging="432"/>
+      </w:pPr>
+      <w:r>
+        <w:rPr>
+          <w:rFonts w:ascii="Songti SC" w:hAnsi="Songti SC" w:eastAsia="Songti SC"/>
+          <w:b w:val="0"/>
+          <w:sz w:val="18"/>
+        </w:rPr>
+        <w:t>[6] 教育部, 财政部, 国家发展改革委. “双一流”建设成效评价办法（试行）[Z]. 2021.</w:t>
+      </w:r>
+    </w:p>
+    <w:p>
+      <w:pPr>
+        <w:spacing w:after="40" w:line="312" w:lineRule="auto"/>
+        <w:ind w:left="432" w:hanging="432"/>
+      </w:pPr>
+      <w:r>
+        <w:rPr>
+          <w:rFonts w:ascii="Songti SC" w:hAnsi="Songti SC" w:eastAsia="Songti SC"/>
+          <w:b w:val="0"/>
+          <w:sz w:val="18"/>
+        </w:rPr>
+        <w:t>[7] 教育部办公厅. 关于实施一流本科专业建设“双万计划”的通知（教高厅函〔2019〕18号）[Z]. 2019.</w:t>
       </w:r>
     </w:p>
     <w:p>

--- a/manuscripts/论文A_数据与检验.docx
+++ b/manuscripts/论文A_数据与检验.docx
@@ -7659,7 +7659,7 @@
           <w:b w:val="0"/>
           <w:sz w:val="19"/>
         </w:rPr>
-        <w:t>结果与解读：①双核“全链协调”、无明显断裂——但相对薄弱链节恰与障碍度呼应：福州最弱在产业内部（D₃₄=0.874）、厦门最弱在教育内部（D₁₂=0.835），说明其高协调并非掩盖断裂的假象。②泉州“局部优势·总体低位”：教育内部 D₁₂=0.506明显高于其余链节，即“教育端内部尚协调、但产业接不住”，是可培育的突破口。③宁德的 D₁₂、D₂₄=0——因其供给质量标准化值为 0（无一流专业），凡含质量的链节即“断裂”（此为 CCD 零值地板，须注明系“质量链节缺失”而非负向错配；莆田原同此，经补入其莆田学院 2020 年计算机省级一流后已非零，D₁₂=0.293、D₂₄=0.204）。④龙岩、三明、南平四组局部 CCD 同步低位（“全链低位”），印证其失调是功能链整体发育不足、而非单点错配。</w:t>
+        <w:t>结果与解读：①双核“全链协调”、无明显断裂——但相对薄弱链节恰与障碍度呼应：福州最弱在产业内部（D₃₄=0.874）、厦门最弱在教育内部（D₁₂=0.835），说明其高协调并非掩盖断裂的假象。②泉州“局部优势·总体低位”：教育内部 D₁₂=0.506明显高于其余链节，即“教育端内部尚协调、但产业接不住”，是可培育的突破口。③宁德的 D₁₂、D₂₄=0——因其供给质量标准化值为 0（经核宁德师范学院 2019—2021 三批省级一流名单确无 AI/计算机类专业入选，系真零而非缺失），凡含质量的链节即“断裂”（此为 CCD 零值地板，须注明系“质量链节缺失”而非负向错配；莆田原同此，但其系数据缺口——经补入莆田学院 2020 年计算机省级一流后已非零，D₁₂=0.293、D₂₄=0.204）。④龙岩、三明、南平四组局部 CCD 同步低位（“全链低位”），印证其失调是功能链整体发育不足、而非单点错配。</w:t>
       </w:r>
     </w:p>
     <w:p>
